--- a/插件详细手册/7.行走图/关于行走图与鼠标控制核心.docx
+++ b/插件详细手册/7.行走图/关于行走图与鼠标控制核心.docx
@@ -1,6 +1,6 @@
 
 <file path=word/document.xml><?xml version="1.0" encoding="utf-8"?>
-<w:document xmlns:wpc="http://schemas.microsoft.com/office/word/2010/wordprocessingCanvas" xmlns:mc="http://schemas.openxmlformats.org/markup-compatibility/2006" xmlns:o="urn:schemas-microsoft-com:office:office" xmlns:r="http://schemas.openxmlformats.org/officeDocument/2006/relationships" xmlns:m="http://schemas.openxmlformats.org/officeDocument/2006/math" xmlns:v="urn:schemas-microsoft-com:vml" xmlns:wp14="http://schemas.microsoft.com/office/word/2010/wordprocessingDrawing" xmlns:wp="http://schemas.openxmlformats.org/drawingml/2006/wordprocessingDrawing" xmlns:w="http://schemas.openxmlformats.org/wordprocessingml/2006/main" xmlns:w14="http://schemas.microsoft.com/office/word/2010/wordml" xmlns:w10="urn:schemas-microsoft-com:office:word" xmlns:w15="http://schemas.microsoft.com/office/word/2012/wordml" xmlns:wpg="http://schemas.microsoft.com/office/word/2010/wordprocessingGroup" xmlns:wpi="http://schemas.microsoft.com/office/word/2010/wordprocessingInk" xmlns:wne="http://schemas.microsoft.com/office/word/2006/wordml" xmlns:wps="http://schemas.microsoft.com/office/word/2010/wordprocessingShape" xmlns:wpsCustomData="http://www.wps.cn/officeDocument/2013/wpsCustomData" mc:Ignorable="w14 w15 wp14">
+<w:document xmlns:wpc="http://schemas.microsoft.com/office/word/2010/wordprocessingCanvas" xmlns:cx="http://schemas.microsoft.com/office/drawing/2014/chartex" xmlns:cx1="http://schemas.microsoft.com/office/drawing/2015/9/8/chartex" xmlns:cx2="http://schemas.microsoft.com/office/drawing/2015/10/21/chartex" xmlns:cx3="http://schemas.microsoft.com/office/drawing/2016/5/9/chartex" xmlns:cx4="http://schemas.microsoft.com/office/drawing/2016/5/10/chartex" xmlns:cx5="http://schemas.microsoft.com/office/drawing/2016/5/11/chartex" xmlns:cx6="http://schemas.microsoft.com/office/drawing/2016/5/12/chartex" xmlns:cx7="http://schemas.microsoft.com/office/drawing/2016/5/13/chartex" xmlns:cx8="http://schemas.microsoft.com/office/drawing/2016/5/14/chartex" xmlns:mc="http://schemas.openxmlformats.org/markup-compatibility/2006" xmlns:aink="http://schemas.microsoft.com/office/drawing/2016/ink" xmlns:am3d="http://schemas.microsoft.com/office/drawing/2017/model3d" xmlns:o="urn:schemas-microsoft-com:office:office" xmlns:oel="http://schemas.microsoft.com/office/2019/extlst" xmlns:r="http://schemas.openxmlformats.org/officeDocument/2006/relationships" xmlns:m="http://schemas.openxmlformats.org/officeDocument/2006/math" xmlns:v="urn:schemas-microsoft-com:vml" xmlns:wp14="http://schemas.microsoft.com/office/word/2010/wordprocessingDrawing" xmlns:wp="http://schemas.openxmlformats.org/drawingml/2006/wordprocessingDrawing" xmlns:w10="urn:schemas-microsoft-com:office:word" xmlns:w="http://schemas.openxmlformats.org/wordprocessingml/2006/main" xmlns:w14="http://schemas.microsoft.com/office/word/2010/wordml" xmlns:w15="http://schemas.microsoft.com/office/word/2012/wordml" xmlns:w16cex="http://schemas.microsoft.com/office/word/2018/wordml/cex" xmlns:w16cid="http://schemas.microsoft.com/office/word/2016/wordml/cid" xmlns:w16="http://schemas.microsoft.com/office/word/2018/wordml" xmlns:w16du="http://schemas.microsoft.com/office/word/2023/wordml/word16du" xmlns:w16sdtdh="http://schemas.microsoft.com/office/word/2020/wordml/sdtdatahash" xmlns:w16sdtfl="http://schemas.microsoft.com/office/word/2024/wordml/sdtformatlock" xmlns:w16se="http://schemas.microsoft.com/office/word/2015/wordml/symex" xmlns:wpg="http://schemas.microsoft.com/office/word/2010/wordprocessingGroup" xmlns:wpi="http://schemas.microsoft.com/office/word/2010/wordprocessingInk" xmlns:wne="http://schemas.microsoft.com/office/word/2006/wordml" xmlns:wps="http://schemas.microsoft.com/office/word/2010/wordprocessingShape" mc:Ignorable="w14 w15 w16se w16cid w16 w16cex w16sdtdh w16sdtfl w16du wp14">
   <w:body>
     <w:p>
       <w:pPr>
@@ -29,8 +29,6 @@
         </w:rPr>
         <w:t>相关插件</w:t>
       </w:r>
-      <w:bookmarkStart w:id="4" w:name="_GoBack"/>
-      <w:bookmarkEnd w:id="4"/>
     </w:p>
     <w:p>
       <w:pPr>
@@ -48,7 +46,21 @@
           <w:rFonts w:hint="eastAsia"/>
           <w:bCs/>
         </w:rPr>
-        <w:t>核心插件：</w:t>
+        <w:t>核心</w:t>
+      </w:r>
+      <w:r>
+        <w:rPr>
+          <w:rFonts w:hint="eastAsia"/>
+          <w:bCs/>
+        </w:rPr>
+        <w:t>插件</w:t>
+      </w:r>
+      <w:r>
+        <w:rPr>
+          <w:rFonts w:hint="eastAsia"/>
+          <w:bCs/>
+        </w:rPr>
+        <w:t>：</w:t>
       </w:r>
     </w:p>
     <w:p>
@@ -83,7 +95,19 @@
         <w:rPr>
           <w:rFonts w:hint="eastAsia"/>
         </w:rPr>
-        <w:t>行走图 - 行走图优化核心</w:t>
+        <w:t>行走图</w:t>
+      </w:r>
+      <w:r>
+        <w:rPr>
+          <w:rFonts w:hint="eastAsia"/>
+        </w:rPr>
+        <w:t xml:space="preserve"> - </w:t>
+      </w:r>
+      <w:r>
+        <w:rPr>
+          <w:rFonts w:hint="eastAsia"/>
+        </w:rPr>
+        <w:t>行走图优化核心</w:t>
       </w:r>
     </w:p>
     <w:p>
@@ -109,7 +133,19 @@
         <w:rPr>
           <w:rFonts w:hint="eastAsia"/>
         </w:rPr>
-        <w:t>行走图 - 行走图与鼠标控制核心</w:t>
+        <w:t>行走图</w:t>
+      </w:r>
+      <w:r>
+        <w:rPr>
+          <w:rFonts w:hint="eastAsia"/>
+        </w:rPr>
+        <w:t xml:space="preserve"> - </w:t>
+      </w:r>
+      <w:r>
+        <w:rPr>
+          <w:rFonts w:hint="eastAsia"/>
+        </w:rPr>
+        <w:t>行走图与鼠标控制核心</w:t>
       </w:r>
     </w:p>
     <w:p>
@@ -128,7 +164,14 @@
           <w:rFonts w:hint="eastAsia"/>
           <w:bCs/>
         </w:rPr>
-        <w:t>子插件：</w:t>
+        <w:t>子插件</w:t>
+      </w:r>
+      <w:r>
+        <w:rPr>
+          <w:rFonts w:hint="eastAsia"/>
+          <w:bCs/>
+        </w:rPr>
+        <w:t>：</w:t>
       </w:r>
     </w:p>
     <w:p>
@@ -157,7 +200,19 @@
         <w:rPr>
           <w:rFonts w:hint="eastAsia"/>
         </w:rPr>
-        <w:t>物体 - 鼠标悬停响应开关</w:t>
+        <w:t>物体</w:t>
+      </w:r>
+      <w:r>
+        <w:rPr>
+          <w:rFonts w:hint="eastAsia"/>
+        </w:rPr>
+        <w:t xml:space="preserve"> - </w:t>
+      </w:r>
+      <w:r>
+        <w:rPr>
+          <w:rFonts w:hint="eastAsia"/>
+        </w:rPr>
+        <w:t>鼠标悬停响应开关</w:t>
       </w:r>
     </w:p>
     <w:p>
@@ -169,7 +224,84 @@
           <w:rFonts w:hint="eastAsia"/>
           <w:iCs/>
         </w:rPr>
-        <w:t>核心能确保 行走图 缩放/旋转/斜切 时都能正常监听到鼠标的变化。</w:t>
+        <w:t>核心能确保</w:t>
+      </w:r>
+      <w:r>
+        <w:rPr>
+          <w:rFonts w:hint="eastAsia"/>
+          <w:iCs/>
+        </w:rPr>
+        <w:t xml:space="preserve"> </w:t>
+      </w:r>
+      <w:r>
+        <w:rPr>
+          <w:rFonts w:hint="eastAsia"/>
+          <w:iCs/>
+        </w:rPr>
+        <w:t>行走图</w:t>
+      </w:r>
+      <w:r>
+        <w:rPr>
+          <w:rFonts w:hint="eastAsia"/>
+          <w:iCs/>
+        </w:rPr>
+        <w:t xml:space="preserve"> </w:t>
+      </w:r>
+      <w:r>
+        <w:rPr>
+          <w:rFonts w:hint="eastAsia"/>
+          <w:iCs/>
+        </w:rPr>
+        <w:t>缩放</w:t>
+      </w:r>
+      <w:r>
+        <w:rPr>
+          <w:rFonts w:hint="eastAsia"/>
+          <w:iCs/>
+        </w:rPr>
+        <w:t>/</w:t>
+      </w:r>
+      <w:r>
+        <w:rPr>
+          <w:rFonts w:hint="eastAsia"/>
+          <w:iCs/>
+        </w:rPr>
+        <w:t>旋转</w:t>
+      </w:r>
+      <w:r>
+        <w:rPr>
+          <w:rFonts w:hint="eastAsia"/>
+          <w:iCs/>
+        </w:rPr>
+        <w:t>/</w:t>
+      </w:r>
+      <w:r>
+        <w:rPr>
+          <w:rFonts w:hint="eastAsia"/>
+          <w:iCs/>
+        </w:rPr>
+        <w:t>斜切</w:t>
+      </w:r>
+      <w:r>
+        <w:rPr>
+          <w:rFonts w:hint="eastAsia"/>
+          <w:iCs/>
+        </w:rPr>
+        <w:t xml:space="preserve"> </w:t>
+      </w:r>
+      <w:r>
+        <w:rPr>
+          <w:rFonts w:hint="eastAsia"/>
+          <w:iCs/>
+        </w:rPr>
+        <w:t>时都能正常监听到鼠标的变化</w:t>
+      </w:r>
+      <w:r>
+        <w:rPr>
+          <w:rFonts w:hint="eastAsia"/>
+          <w:iCs/>
+        </w:rPr>
+        <w:t>。</w:t>
       </w:r>
     </w:p>
     <w:p>
@@ -189,7 +321,13 @@
         <w:rPr>
           <w:rFonts w:hint="eastAsia"/>
         </w:rPr>
-        <w:t>碰撞体+</w:t>
+        <w:t>碰撞体</w:t>
+      </w:r>
+      <w:r>
+        <w:rPr>
+          <w:rFonts w:hint="eastAsia"/>
+        </w:rPr>
+        <w:t>+</w:t>
       </w:r>
       <w:r>
         <w:t>悬停查看</w:t>
@@ -198,45 +336,46 @@
         <w:rPr>
           <w:rFonts w:hint="eastAsia"/>
         </w:rPr>
-        <w:t>”监听鼠标是否悬停在行走图范围内。</w:t>
+        <w:t>”监听鼠标是否悬停在</w:t>
+      </w:r>
+      <w:r>
+        <w:rPr>
+          <w:rFonts w:hint="eastAsia"/>
+        </w:rPr>
+        <w:t>行走</w:t>
+      </w:r>
+      <w:proofErr w:type="gramStart"/>
+      <w:r>
+        <w:rPr>
+          <w:rFonts w:hint="eastAsia"/>
+        </w:rPr>
+        <w:t>图</w:t>
+      </w:r>
+      <w:r>
+        <w:rPr>
+          <w:rFonts w:hint="eastAsia"/>
+        </w:rPr>
+        <w:t>范围</w:t>
+      </w:r>
+      <w:proofErr w:type="gramEnd"/>
+      <w:r>
+        <w:rPr>
+          <w:rFonts w:hint="eastAsia"/>
+        </w:rPr>
+        <w:t>内。</w:t>
       </w:r>
     </w:p>
     <w:tbl>
       <w:tblPr>
-        <w:tblStyle w:val="12"/>
+        <w:tblStyle w:val="af"/>
         <w:tblW w:w="0" w:type="auto"/>
-        <w:tblInd w:w="0" w:type="dxa"/>
-        <w:tblBorders>
-          <w:top w:val="single" w:color="auto" w:sz="4" w:space="0"/>
-          <w:left w:val="single" w:color="auto" w:sz="4" w:space="0"/>
-          <w:bottom w:val="single" w:color="auto" w:sz="4" w:space="0"/>
-          <w:right w:val="single" w:color="auto" w:sz="4" w:space="0"/>
-          <w:insideH w:val="single" w:color="auto" w:sz="4" w:space="0"/>
-          <w:insideV w:val="single" w:color="auto" w:sz="4" w:space="0"/>
-        </w:tblBorders>
         <w:shd w:val="clear" w:color="auto" w:fill="DEEAF6" w:themeFill="accent1" w:themeFillTint="33"/>
-        <w:tblLayout w:type="autofit"/>
-        <w:tblCellMar>
-          <w:top w:w="0" w:type="dxa"/>
-          <w:left w:w="108" w:type="dxa"/>
-          <w:bottom w:w="0" w:type="dxa"/>
-          <w:right w:w="108" w:type="dxa"/>
-        </w:tblCellMar>
+        <w:tblLook w:val="04A0" w:firstRow="1" w:lastRow="0" w:firstColumn="1" w:lastColumn="0" w:noHBand="0" w:noVBand="1"/>
       </w:tblPr>
       <w:tblGrid>
         <w:gridCol w:w="8522"/>
       </w:tblGrid>
       <w:tr>
-        <w:tblPrEx>
-          <w:tblBorders>
-            <w:top w:val="single" w:color="auto" w:sz="4" w:space="0"/>
-            <w:left w:val="single" w:color="auto" w:sz="4" w:space="0"/>
-            <w:bottom w:val="single" w:color="auto" w:sz="4" w:space="0"/>
-            <w:right w:val="single" w:color="auto" w:sz="4" w:space="0"/>
-            <w:insideH w:val="single" w:color="auto" w:sz="4" w:space="0"/>
-            <w:insideV w:val="single" w:color="auto" w:sz="4" w:space="0"/>
-          </w:tblBorders>
-        </w:tblPrEx>
         <w:tc>
           <w:tcPr>
             <w:tcW w:w="8522" w:type="dxa"/>
@@ -247,7 +386,6 @@
               <w:snapToGrid/>
               <w:spacing w:after="0"/>
               <w:rPr>
-                <w:rFonts w:hint="eastAsia"/>
                 <w:iCs/>
               </w:rPr>
             </w:pPr>
@@ -256,7 +394,14 @@
                 <w:rFonts w:hint="eastAsia"/>
                 <w:iCs/>
               </w:rPr>
-              <w:t xml:space="preserve">该文档主要介绍 </w:t>
+              <w:t>该文档主要介绍</w:t>
+            </w:r>
+            <w:r>
+              <w:rPr>
+                <w:rFonts w:hint="eastAsia"/>
+                <w:iCs/>
+              </w:rPr>
+              <w:t xml:space="preserve"> </w:t>
             </w:r>
             <w:r>
               <w:rPr>
@@ -265,46 +410,77 @@
                 <w:bCs/>
                 <w:iCs/>
               </w:rPr>
-              <w:t>鼠标+行走图</w:t>
-            </w:r>
-            <w:r>
-              <w:rPr>
-                <w:rFonts w:hint="eastAsia"/>
-                <w:iCs/>
-              </w:rPr>
-              <w:t xml:space="preserve"> 的用法，比如 </w:t>
-            </w:r>
-            <w:r>
-              <w:fldChar w:fldCharType="begin"/>
-            </w:r>
-            <w:r>
-              <w:instrText xml:space="preserve"> HYPERLINK \l "_行走图悬停" </w:instrText>
-            </w:r>
-            <w:r>
-              <w:fldChar w:fldCharType="separate"/>
-            </w:r>
-            <w:r>
-              <w:rPr>
-                <w:rStyle w:val="17"/>
-                <w:rFonts w:hint="eastAsia"/>
-                <w:iCs/>
-              </w:rPr>
-              <w:t>行走图悬停</w:t>
-            </w:r>
-            <w:r>
-              <w:rPr>
-                <w:rStyle w:val="17"/>
-                <w:rFonts w:hint="eastAsia"/>
-                <w:iCs/>
-              </w:rPr>
-              <w:fldChar w:fldCharType="end"/>
-            </w:r>
-            <w:r>
-              <w:rPr>
-                <w:rFonts w:hint="eastAsia"/>
-                <w:iCs/>
-              </w:rPr>
-              <w:t xml:space="preserve"> 功能。</w:t>
+              <w:t>鼠标</w:t>
+            </w:r>
+            <w:r>
+              <w:rPr>
+                <w:rFonts w:hint="eastAsia"/>
+                <w:b/>
+                <w:bCs/>
+                <w:iCs/>
+              </w:rPr>
+              <w:t>+</w:t>
+            </w:r>
+            <w:r>
+              <w:rPr>
+                <w:rFonts w:hint="eastAsia"/>
+                <w:b/>
+                <w:bCs/>
+                <w:iCs/>
+              </w:rPr>
+              <w:t>行走图</w:t>
+            </w:r>
+            <w:r>
+              <w:rPr>
+                <w:rFonts w:hint="eastAsia"/>
+                <w:iCs/>
+              </w:rPr>
+              <w:t xml:space="preserve"> </w:t>
+            </w:r>
+            <w:r>
+              <w:rPr>
+                <w:rFonts w:hint="eastAsia"/>
+                <w:iCs/>
+              </w:rPr>
+              <w:t>的用法，</w:t>
+            </w:r>
+            <w:r>
+              <w:rPr>
+                <w:rFonts w:hint="eastAsia"/>
+                <w:iCs/>
+              </w:rPr>
+              <w:t>比如</w:t>
+            </w:r>
+            <w:r>
+              <w:rPr>
+                <w:rFonts w:hint="eastAsia"/>
+                <w:iCs/>
+              </w:rPr>
+              <w:t xml:space="preserve"> </w:t>
+            </w:r>
+            <w:hyperlink w:anchor="_行走图悬停" w:history="1">
+              <w:r>
+                <w:rPr>
+                  <w:rStyle w:val="a4"/>
+                  <w:rFonts w:hint="eastAsia"/>
+                  <w:iCs/>
+                </w:rPr>
+                <w:t>行走图悬停</w:t>
+              </w:r>
+            </w:hyperlink>
+            <w:r>
+              <w:rPr>
+                <w:rFonts w:hint="eastAsia"/>
+                <w:iCs/>
+              </w:rPr>
+              <w:t xml:space="preserve"> </w:t>
+            </w:r>
+            <w:r>
+              <w:rPr>
+                <w:rFonts w:hint="eastAsia"/>
+                <w:iCs/>
+              </w:rPr>
+              <w:t>功能。</w:t>
             </w:r>
           </w:p>
         </w:tc>
@@ -314,47 +490,21 @@
       <w:pPr>
         <w:spacing w:after="0"/>
         <w:rPr>
-          <w:rFonts w:hint="eastAsia"/>
           <w:iCs/>
         </w:rPr>
       </w:pPr>
     </w:p>
     <w:tbl>
       <w:tblPr>
-        <w:tblStyle w:val="12"/>
+        <w:tblStyle w:val="af"/>
         <w:tblW w:w="0" w:type="auto"/>
-        <w:tblInd w:w="0" w:type="dxa"/>
-        <w:tblBorders>
-          <w:top w:val="single" w:color="auto" w:sz="4" w:space="0"/>
-          <w:left w:val="single" w:color="auto" w:sz="4" w:space="0"/>
-          <w:bottom w:val="single" w:color="auto" w:sz="4" w:space="0"/>
-          <w:right w:val="single" w:color="auto" w:sz="4" w:space="0"/>
-          <w:insideH w:val="single" w:color="auto" w:sz="4" w:space="0"/>
-          <w:insideV w:val="single" w:color="auto" w:sz="4" w:space="0"/>
-        </w:tblBorders>
         <w:shd w:val="clear" w:color="auto" w:fill="DEEAF6" w:themeFill="accent1" w:themeFillTint="33"/>
-        <w:tblLayout w:type="autofit"/>
-        <w:tblCellMar>
-          <w:top w:w="0" w:type="dxa"/>
-          <w:left w:w="108" w:type="dxa"/>
-          <w:bottom w:w="0" w:type="dxa"/>
-          <w:right w:w="108" w:type="dxa"/>
-        </w:tblCellMar>
+        <w:tblLook w:val="04A0" w:firstRow="1" w:lastRow="0" w:firstColumn="1" w:lastColumn="0" w:noHBand="0" w:noVBand="1"/>
       </w:tblPr>
       <w:tblGrid>
         <w:gridCol w:w="8522"/>
       </w:tblGrid>
       <w:tr>
-        <w:tblPrEx>
-          <w:tblBorders>
-            <w:top w:val="single" w:color="auto" w:sz="4" w:space="0"/>
-            <w:left w:val="single" w:color="auto" w:sz="4" w:space="0"/>
-            <w:bottom w:val="single" w:color="auto" w:sz="4" w:space="0"/>
-            <w:right w:val="single" w:color="auto" w:sz="4" w:space="0"/>
-            <w:insideH w:val="single" w:color="auto" w:sz="4" w:space="0"/>
-            <w:insideV w:val="single" w:color="auto" w:sz="4" w:space="0"/>
-          </w:tblBorders>
-        </w:tblPrEx>
         <w:tc>
           <w:tcPr>
             <w:tcW w:w="8522" w:type="dxa"/>
@@ -372,7 +522,63 @@
                 <w:rFonts w:hint="eastAsia"/>
                 <w:iCs/>
               </w:rPr>
-              <w:t>行走图与图片 的鼠标控制有很多相似的地方，</w:t>
+              <w:t>行走图</w:t>
+            </w:r>
+            <w:r>
+              <w:rPr>
+                <w:rFonts w:hint="eastAsia"/>
+                <w:iCs/>
+              </w:rPr>
+              <w:t>与</w:t>
+            </w:r>
+            <w:r>
+              <w:rPr>
+                <w:rFonts w:hint="eastAsia"/>
+                <w:iCs/>
+              </w:rPr>
+              <w:t>图片</w:t>
+            </w:r>
+            <w:r>
+              <w:rPr>
+                <w:rFonts w:hint="eastAsia"/>
+                <w:iCs/>
+              </w:rPr>
+              <w:t xml:space="preserve"> </w:t>
+            </w:r>
+            <w:r>
+              <w:rPr>
+                <w:rFonts w:hint="eastAsia"/>
+                <w:iCs/>
+              </w:rPr>
+              <w:t>的鼠标</w:t>
+            </w:r>
+            <w:r>
+              <w:rPr>
+                <w:rFonts w:hint="eastAsia"/>
+                <w:iCs/>
+              </w:rPr>
+              <w:t>控制</w:t>
+            </w:r>
+            <w:r>
+              <w:rPr>
+                <w:rFonts w:hint="eastAsia"/>
+                <w:iCs/>
+              </w:rPr>
+              <w:t>有很多相似</w:t>
+            </w:r>
+            <w:r>
+              <w:rPr>
+                <w:rFonts w:hint="eastAsia"/>
+                <w:iCs/>
+              </w:rPr>
+              <w:t>的地方</w:t>
+            </w:r>
+            <w:r>
+              <w:rPr>
+                <w:rFonts w:hint="eastAsia"/>
+                <w:iCs/>
+              </w:rPr>
+              <w:t>，</w:t>
             </w:r>
           </w:p>
           <w:p>
@@ -387,7 +593,28 @@
                 <w:rFonts w:hint="eastAsia"/>
                 <w:iCs/>
               </w:rPr>
-              <w:t>可以结合文档“</w:t>
+              <w:t>可以</w:t>
+            </w:r>
+            <w:r>
+              <w:rPr>
+                <w:rFonts w:hint="eastAsia"/>
+                <w:iCs/>
+              </w:rPr>
+              <w:t>结合</w:t>
+            </w:r>
+            <w:r>
+              <w:rPr>
+                <w:rFonts w:hint="eastAsia"/>
+                <w:iCs/>
+              </w:rPr>
+              <w:t>文档</w:t>
+            </w:r>
+            <w:r>
+              <w:rPr>
+                <w:rFonts w:hint="eastAsia"/>
+                <w:iCs/>
+              </w:rPr>
+              <w:t>“</w:t>
             </w:r>
             <w:r>
               <w:rPr>
@@ -395,14 +622,77 @@
                 <w:iCs/>
                 <w:color w:val="0070C0"/>
               </w:rPr>
-              <w:t>16.图片 &gt; 关于图片与鼠标控制核心.docx</w:t>
-            </w:r>
-            <w:r>
-              <w:rPr>
-                <w:rFonts w:hint="eastAsia"/>
-                <w:iCs/>
-              </w:rPr>
-              <w:t>”一起看看。</w:t>
+              <w:t>16</w:t>
+            </w:r>
+            <w:r>
+              <w:rPr>
+                <w:rFonts w:hint="eastAsia"/>
+                <w:iCs/>
+                <w:color w:val="0070C0"/>
+              </w:rPr>
+              <w:t>.</w:t>
+            </w:r>
+            <w:r>
+              <w:rPr>
+                <w:rFonts w:hint="eastAsia"/>
+                <w:iCs/>
+                <w:color w:val="0070C0"/>
+              </w:rPr>
+              <w:t>图片</w:t>
+            </w:r>
+            <w:r>
+              <w:rPr>
+                <w:rFonts w:hint="eastAsia"/>
+                <w:iCs/>
+                <w:color w:val="0070C0"/>
+              </w:rPr>
+              <w:t xml:space="preserve"> &gt; </w:t>
+            </w:r>
+            <w:r>
+              <w:rPr>
+                <w:rFonts w:hint="eastAsia"/>
+                <w:iCs/>
+                <w:color w:val="0070C0"/>
+              </w:rPr>
+              <w:t>关于</w:t>
+            </w:r>
+            <w:r>
+              <w:rPr>
+                <w:rFonts w:hint="eastAsia"/>
+                <w:iCs/>
+                <w:color w:val="0070C0"/>
+              </w:rPr>
+              <w:t>图片</w:t>
+            </w:r>
+            <w:r>
+              <w:rPr>
+                <w:rFonts w:hint="eastAsia"/>
+                <w:iCs/>
+                <w:color w:val="0070C0"/>
+              </w:rPr>
+              <w:t>与鼠标控制核心</w:t>
+            </w:r>
+            <w:r>
+              <w:rPr>
+                <w:rFonts w:hint="eastAsia"/>
+                <w:iCs/>
+                <w:color w:val="0070C0"/>
+              </w:rPr>
+              <w:t>.docx</w:t>
+            </w:r>
+            <w:r>
+              <w:rPr>
+                <w:rFonts w:hint="eastAsia"/>
+                <w:iCs/>
+              </w:rPr>
+              <w:t>”一起看看</w:t>
+            </w:r>
+            <w:r>
+              <w:rPr>
+                <w:rFonts w:hint="eastAsia"/>
+                <w:iCs/>
+              </w:rPr>
+              <w:t>。</w:t>
             </w:r>
           </w:p>
           <w:p>
@@ -412,20 +702,21 @@
               <w:spacing w:after="0"/>
               <w:jc w:val="center"/>
               <w:rPr>
-                <w:rFonts w:hint="eastAsia" w:ascii="宋体" w:hAnsi="宋体" w:eastAsia="宋体" w:cs="宋体"/>
+                <w:rFonts w:ascii="宋体" w:eastAsia="宋体" w:hAnsi="宋体" w:cs="宋体" w:hint="eastAsia"/>
                 <w:sz w:val="24"/>
                 <w:szCs w:val="24"/>
               </w:rPr>
             </w:pPr>
             <w:r>
               <w:rPr>
-                <w:rFonts w:ascii="宋体" w:hAnsi="宋体" w:eastAsia="宋体" w:cs="宋体"/>
+                <w:rFonts w:ascii="宋体" w:eastAsia="宋体" w:hAnsi="宋体" w:cs="宋体"/>
+                <w:noProof/>
                 <w:sz w:val="24"/>
                 <w:szCs w:val="24"/>
               </w:rPr>
               <w:drawing>
-                <wp:inline distT="0" distB="0" distL="0" distR="0">
-                  <wp:extent cx="2176145" cy="1197610"/>
+                <wp:inline distT="0" distB="0" distL="0" distR="0" wp14:anchorId="68AE123B" wp14:editId="047D78D0">
+                  <wp:extent cx="2176372" cy="1198237"/>
                   <wp:effectExtent l="0" t="0" r="0" b="2540"/>
                   <wp:docPr id="227362368" name="图片 1"/>
                   <wp:cNvGraphicFramePr>
@@ -435,13 +726,13 @@
                     <a:graphicData uri="http://schemas.openxmlformats.org/drawingml/2006/picture">
                       <pic:pic xmlns:pic="http://schemas.openxmlformats.org/drawingml/2006/picture">
                         <pic:nvPicPr>
-                          <pic:cNvPr id="227362368" name="图片 1"/>
+                          <pic:cNvPr id="0" name="Picture 2"/>
                           <pic:cNvPicPr>
                             <a:picLocks noChangeAspect="1" noChangeArrowheads="1"/>
                           </pic:cNvPicPr>
                         </pic:nvPicPr>
                         <pic:blipFill>
-                          <a:blip r:embed="rId6" cstate="print">
+                          <a:blip r:embed="rId7" cstate="print">
                             <a:extLst>
                               <a:ext uri="{28A0092B-C50C-407E-A947-70E740481C1C}">
                                 <a14:useLocalDpi xmlns:a14="http://schemas.microsoft.com/office/drawing/2010/main" val="0"/>
@@ -453,7 +744,7 @@
                             <a:fillRect/>
                           </a:stretch>
                         </pic:blipFill>
-                        <pic:spPr>
+                        <pic:spPr bwMode="auto">
                           <a:xfrm>
                             <a:off x="0" y="0"/>
                             <a:ext cx="2189711" cy="1205581"/>
@@ -474,7 +765,7 @@
             </w:r>
             <w:r>
               <w:rPr>
-                <w:rFonts w:hint="eastAsia" w:ascii="宋体" w:hAnsi="宋体" w:eastAsia="宋体" w:cs="宋体"/>
+                <w:rFonts w:ascii="宋体" w:eastAsia="宋体" w:hAnsi="宋体" w:cs="宋体" w:hint="eastAsia"/>
                 <w:sz w:val="24"/>
                 <w:szCs w:val="24"/>
               </w:rPr>
@@ -482,13 +773,14 @@
             </w:r>
             <w:r>
               <w:rPr>
-                <w:rFonts w:ascii="宋体" w:hAnsi="宋体" w:eastAsia="宋体" w:cs="宋体"/>
+                <w:rFonts w:ascii="宋体" w:eastAsia="宋体" w:hAnsi="宋体" w:cs="宋体"/>
+                <w:noProof/>
                 <w:sz w:val="24"/>
                 <w:szCs w:val="24"/>
               </w:rPr>
               <w:drawing>
-                <wp:inline distT="0" distB="0" distL="0" distR="0">
-                  <wp:extent cx="2449195" cy="1198880"/>
+                <wp:inline distT="0" distB="0" distL="0" distR="0" wp14:anchorId="231AC5F6" wp14:editId="7F06FF25">
+                  <wp:extent cx="2449712" cy="1199491"/>
                   <wp:effectExtent l="0" t="0" r="8255" b="1270"/>
                   <wp:docPr id="968492000" name="图片 1"/>
                   <wp:cNvGraphicFramePr>
@@ -498,13 +790,13 @@
                     <a:graphicData uri="http://schemas.openxmlformats.org/drawingml/2006/picture">
                       <pic:pic xmlns:pic="http://schemas.openxmlformats.org/drawingml/2006/picture">
                         <pic:nvPicPr>
-                          <pic:cNvPr id="968492000" name="图片 1"/>
+                          <pic:cNvPr id="0" name="Picture 2"/>
                           <pic:cNvPicPr>
                             <a:picLocks noChangeAspect="1" noChangeArrowheads="1"/>
                           </pic:cNvPicPr>
                         </pic:nvPicPr>
                         <pic:blipFill>
-                          <a:blip r:embed="rId7">
+                          <a:blip r:embed="rId8">
                             <a:extLst>
                               <a:ext uri="{28A0092B-C50C-407E-A947-70E740481C1C}">
                                 <a14:useLocalDpi xmlns:a14="http://schemas.microsoft.com/office/drawing/2010/main" val="0"/>
@@ -516,7 +808,7 @@
                             <a:fillRect/>
                           </a:stretch>
                         </pic:blipFill>
-                        <pic:spPr>
+                        <pic:spPr bwMode="auto">
                           <a:xfrm>
                             <a:off x="0" y="0"/>
                             <a:ext cx="2493143" cy="1220757"/>
@@ -559,16 +851,17 @@
           <w:rFonts w:hint="eastAsia"/>
         </w:rPr>
       </w:pPr>
-      <w:bookmarkStart w:id="0" w:name="_行走图悬停"/>
+      <w:bookmarkStart w:id="0" w:name="_输入设备"/>
+      <w:bookmarkStart w:id="1" w:name="_按键关系表"/>
+      <w:bookmarkStart w:id="2" w:name="_行走图悬停"/>
       <w:bookmarkEnd w:id="0"/>
-      <w:bookmarkStart w:id="1" w:name="_输入设备"/>
       <w:bookmarkEnd w:id="1"/>
-      <w:bookmarkStart w:id="2" w:name="_按键关系表"/>
       <w:bookmarkEnd w:id="2"/>
       <w:r>
         <w:rPr>
           <w:rFonts w:hint="eastAsia"/>
         </w:rPr>
+        <w:lastRenderedPageBreak/>
         <w:t>行走图悬停</w:t>
       </w:r>
     </w:p>
@@ -596,7 +889,15 @@
           <w:b/>
           <w:bCs/>
         </w:rPr>
-        <w:t>鼠标悬停触发：</w:t>
+        <w:t>鼠标悬停</w:t>
+      </w:r>
+      <w:r>
+        <w:rPr>
+          <w:rFonts w:hint="eastAsia"/>
+          <w:b/>
+          <w:bCs/>
+        </w:rPr>
+        <w:t>触发：</w:t>
       </w:r>
       <w:r>
         <w:rPr>
@@ -605,13 +906,25 @@
         <w:t>指</w:t>
       </w:r>
       <w:r>
-        <w:t>鼠标悬停+执行点击操作时，能触发事件开关</w:t>
-      </w:r>
-      <w:r>
-        <w:rPr>
-          <w:rFonts w:hint="eastAsia"/>
-        </w:rPr>
-        <w:t>的过程。</w:t>
+        <w:t>鼠标悬停</w:t>
+      </w:r>
+      <w:r>
+        <w:t>+</w:t>
+      </w:r>
+      <w:r>
+        <w:t>执行点击操作时，能触发事件开关</w:t>
+      </w:r>
+      <w:r>
+        <w:rPr>
+          <w:rFonts w:hint="eastAsia"/>
+        </w:rPr>
+        <w:t>的过程</w:t>
+      </w:r>
+      <w:r>
+        <w:rPr>
+          <w:rFonts w:hint="eastAsia"/>
+        </w:rPr>
+        <w:t>。</w:t>
       </w:r>
     </w:p>
     <w:p>
@@ -629,7 +942,35 @@
           <w:rFonts w:hint="eastAsia"/>
           <w:color w:val="0070C0"/>
         </w:rPr>
-        <w:t>8.物体 &gt; 触发的本质.docx</w:t>
+        <w:t>8.</w:t>
+      </w:r>
+      <w:r>
+        <w:rPr>
+          <w:rFonts w:hint="eastAsia"/>
+          <w:color w:val="0070C0"/>
+        </w:rPr>
+        <w:t>物体</w:t>
+      </w:r>
+      <w:r>
+        <w:rPr>
+          <w:rFonts w:hint="eastAsia"/>
+          <w:color w:val="0070C0"/>
+        </w:rPr>
+        <w:t xml:space="preserve"> &gt; </w:t>
+      </w:r>
+      <w:r>
+        <w:rPr>
+          <w:rFonts w:hint="eastAsia"/>
+          <w:color w:val="0070C0"/>
+        </w:rPr>
+        <w:t>触发的本质</w:t>
+      </w:r>
+      <w:r>
+        <w:rPr>
+          <w:rFonts w:hint="eastAsia"/>
+          <w:color w:val="0070C0"/>
+        </w:rPr>
+        <w:t>.docx</w:t>
       </w:r>
       <w:r>
         <w:rPr>
@@ -645,20 +986,21 @@
         <w:spacing w:after="0"/>
         <w:jc w:val="center"/>
         <w:rPr>
-          <w:rFonts w:hint="eastAsia" w:ascii="宋体" w:hAnsi="宋体" w:eastAsia="宋体" w:cs="宋体"/>
+          <w:rFonts w:ascii="宋体" w:eastAsia="宋体" w:hAnsi="宋体" w:cs="宋体" w:hint="eastAsia"/>
           <w:sz w:val="24"/>
           <w:szCs w:val="24"/>
         </w:rPr>
       </w:pPr>
       <w:r>
         <w:rPr>
-          <w:rFonts w:ascii="宋体" w:hAnsi="宋体" w:eastAsia="宋体" w:cs="宋体"/>
+          <w:rFonts w:ascii="宋体" w:eastAsia="宋体" w:hAnsi="宋体" w:cs="宋体"/>
+          <w:noProof/>
           <w:sz w:val="24"/>
           <w:szCs w:val="24"/>
         </w:rPr>
         <w:drawing>
-          <wp:inline distT="0" distB="0" distL="0" distR="0">
-            <wp:extent cx="4956810" cy="1187450"/>
+          <wp:inline distT="0" distB="0" distL="0" distR="0" wp14:anchorId="574FCB26" wp14:editId="14B8DCA0">
+            <wp:extent cx="4957220" cy="1187680"/>
             <wp:effectExtent l="0" t="0" r="0" b="0"/>
             <wp:docPr id="1785809250" name="图片 1"/>
             <wp:cNvGraphicFramePr>
@@ -668,13 +1010,13 @@
               <a:graphicData uri="http://schemas.openxmlformats.org/drawingml/2006/picture">
                 <pic:pic xmlns:pic="http://schemas.openxmlformats.org/drawingml/2006/picture">
                   <pic:nvPicPr>
-                    <pic:cNvPr id="1785809250" name="图片 1"/>
+                    <pic:cNvPr id="0" name="Picture 3"/>
                     <pic:cNvPicPr>
                       <a:picLocks noChangeAspect="1" noChangeArrowheads="1"/>
                     </pic:cNvPicPr>
                   </pic:nvPicPr>
                   <pic:blipFill>
-                    <a:blip r:embed="rId8">
+                    <a:blip r:embed="rId9">
                       <a:extLst>
                         <a:ext uri="{28A0092B-C50C-407E-A947-70E740481C1C}">
                           <a14:useLocalDpi xmlns:a14="http://schemas.microsoft.com/office/drawing/2010/main" val="0"/>
@@ -686,7 +1028,7 @@
                       <a:fillRect/>
                     </a:stretch>
                   </pic:blipFill>
-                  <pic:spPr>
+                  <pic:spPr bwMode="auto">
                     <a:xfrm>
                       <a:off x="0" y="0"/>
                       <a:ext cx="4962568" cy="1188961"/>
@@ -717,13 +1059,45 @@
           <w:b/>
           <w:bCs/>
         </w:rPr>
-        <w:t>鼠标悬停范围：</w:t>
-      </w:r>
-      <w:r>
-        <w:rPr>
-          <w:rFonts w:hint="eastAsia"/>
-        </w:rPr>
-        <w:t>指能触发事件的接触范围，即行走图的碰撞体。</w:t>
+        <w:t>鼠标悬停</w:t>
+      </w:r>
+      <w:r>
+        <w:rPr>
+          <w:rFonts w:hint="eastAsia"/>
+          <w:b/>
+          <w:bCs/>
+        </w:rPr>
+        <w:t>范围：</w:t>
+      </w:r>
+      <w:r>
+        <w:rPr>
+          <w:rFonts w:hint="eastAsia"/>
+        </w:rPr>
+        <w:t>指能触发</w:t>
+      </w:r>
+      <w:r>
+        <w:rPr>
+          <w:rFonts w:hint="eastAsia"/>
+        </w:rPr>
+        <w:t>事件</w:t>
+      </w:r>
+      <w:r>
+        <w:rPr>
+          <w:rFonts w:hint="eastAsia"/>
+        </w:rPr>
+        <w:t>的接触范围，即</w:t>
+      </w:r>
+      <w:r>
+        <w:rPr>
+          <w:rFonts w:hint="eastAsia"/>
+        </w:rPr>
+        <w:t>行走图</w:t>
+      </w:r>
+      <w:r>
+        <w:rPr>
+          <w:rFonts w:hint="eastAsia"/>
+        </w:rPr>
+        <w:t>的碰撞体。</w:t>
       </w:r>
     </w:p>
     <w:p>
@@ -735,7 +1109,25 @@
         <w:rPr>
           <w:rFonts w:hint="eastAsia"/>
         </w:rPr>
-        <w:t>示例 鼠标管理层，介绍了“</w:t>
+        <w:t>示例</w:t>
+      </w:r>
+      <w:r>
+        <w:rPr>
+          <w:rFonts w:hint="eastAsia"/>
+        </w:rPr>
+        <w:t xml:space="preserve"> </w:t>
+      </w:r>
+      <w:r>
+        <w:rPr>
+          <w:rFonts w:hint="eastAsia"/>
+        </w:rPr>
+        <w:t>鼠标</w:t>
+      </w:r>
+      <w:r>
+        <w:rPr>
+          <w:rFonts w:hint="eastAsia"/>
+        </w:rPr>
+        <w:t>管理层，介绍了“</w:t>
       </w:r>
       <w:r>
         <w:t>DEBUG</w:t>
@@ -744,7 +1136,13 @@
         <w:rPr>
           <w:rFonts w:hint="eastAsia"/>
         </w:rPr>
-        <w:t>碰撞体+</w:t>
+        <w:t>碰撞体</w:t>
+      </w:r>
+      <w:r>
+        <w:rPr>
+          <w:rFonts w:hint="eastAsia"/>
+        </w:rPr>
+        <w:t>+</w:t>
       </w:r>
       <w:r>
         <w:t>悬停查看</w:t>
@@ -765,7 +1163,19 @@
         <w:rPr>
           <w:rFonts w:hint="eastAsia"/>
         </w:rPr>
-        <w:t>变绿就说明：鼠标正在悬停于该行走图。</w:t>
+        <w:t>变绿就说明：鼠标正在悬停于该</w:t>
+      </w:r>
+      <w:r>
+        <w:rPr>
+          <w:rFonts w:hint="eastAsia"/>
+        </w:rPr>
+        <w:t>行走图</w:t>
+      </w:r>
+      <w:r>
+        <w:rPr>
+          <w:rFonts w:hint="eastAsia"/>
+        </w:rPr>
+        <w:t>。</w:t>
       </w:r>
     </w:p>
     <w:p>
@@ -774,20 +1184,21 @@
         <w:spacing w:after="0"/>
         <w:jc w:val="center"/>
         <w:rPr>
-          <w:rFonts w:hint="eastAsia" w:ascii="宋体" w:hAnsi="宋体" w:eastAsia="宋体" w:cs="宋体"/>
+          <w:rFonts w:ascii="宋体" w:eastAsia="宋体" w:hAnsi="宋体" w:cs="宋体" w:hint="eastAsia"/>
           <w:sz w:val="24"/>
           <w:szCs w:val="24"/>
         </w:rPr>
       </w:pPr>
       <w:r>
         <w:rPr>
-          <w:rFonts w:ascii="宋体" w:hAnsi="宋体" w:eastAsia="宋体" w:cs="宋体"/>
+          <w:rFonts w:ascii="宋体" w:eastAsia="宋体" w:hAnsi="宋体" w:cs="宋体"/>
+          <w:noProof/>
           <w:sz w:val="24"/>
           <w:szCs w:val="24"/>
         </w:rPr>
         <w:drawing>
-          <wp:inline distT="0" distB="0" distL="0" distR="0">
-            <wp:extent cx="2799080" cy="1541145"/>
+          <wp:inline distT="0" distB="0" distL="0" distR="0" wp14:anchorId="3A24C491" wp14:editId="133B2D13">
+            <wp:extent cx="2799310" cy="1541206"/>
             <wp:effectExtent l="0" t="0" r="1270" b="1905"/>
             <wp:docPr id="1067981815" name="图片 1"/>
             <wp:cNvGraphicFramePr>
@@ -797,13 +1208,13 @@
               <a:graphicData uri="http://schemas.openxmlformats.org/drawingml/2006/picture">
                 <pic:pic xmlns:pic="http://schemas.openxmlformats.org/drawingml/2006/picture">
                   <pic:nvPicPr>
-                    <pic:cNvPr id="1067981815" name="图片 1"/>
+                    <pic:cNvPr id="0" name="Picture 2"/>
                     <pic:cNvPicPr>
                       <a:picLocks noChangeAspect="1" noChangeArrowheads="1"/>
                     </pic:cNvPicPr>
                   </pic:nvPicPr>
                   <pic:blipFill>
-                    <a:blip r:embed="rId6">
+                    <a:blip r:embed="rId7">
                       <a:extLst>
                         <a:ext uri="{28A0092B-C50C-407E-A947-70E740481C1C}">
                           <a14:useLocalDpi xmlns:a14="http://schemas.microsoft.com/office/drawing/2010/main" val="0"/>
@@ -815,7 +1226,7 @@
                       <a:fillRect/>
                     </a:stretch>
                   </pic:blipFill>
-                  <pic:spPr>
+                  <pic:spPr bwMode="auto">
                     <a:xfrm>
                       <a:off x="0" y="0"/>
                       <a:ext cx="2836083" cy="1561452"/>
@@ -840,7 +1251,7 @@
         <w:adjustRightInd/>
         <w:spacing w:after="0"/>
         <w:rPr>
-          <w:rFonts w:hint="eastAsia" w:ascii="宋体" w:hAnsi="宋体" w:eastAsia="宋体" w:cs="宋体"/>
+          <w:rFonts w:ascii="宋体" w:eastAsia="宋体" w:hAnsi="宋体" w:cs="宋体" w:hint="eastAsia"/>
           <w:sz w:val="24"/>
           <w:szCs w:val="24"/>
         </w:rPr>
@@ -857,7 +1268,13 @@
         <w:rPr>
           <w:rFonts w:hint="eastAsia"/>
         </w:rPr>
-        <w:t>一体化的悬停</w:t>
+        <w:t>一体化</w:t>
+      </w:r>
+      <w:r>
+        <w:rPr>
+          <w:rFonts w:hint="eastAsia"/>
+        </w:rPr>
+        <w:t>的悬停</w:t>
       </w:r>
     </w:p>
     <w:p>
@@ -869,7 +1286,13 @@
         <w:rPr>
           <w:rFonts w:hint="eastAsia"/>
         </w:rPr>
-        <w:t>常规情况下，悬停只对一个物体的碰撞体有效，</w:t>
+        <w:t>常规情况下，</w:t>
+      </w:r>
+      <w:r>
+        <w:rPr>
+          <w:rFonts w:hint="eastAsia"/>
+        </w:rPr>
+        <w:t>悬停只对一个物体的碰撞体有效，</w:t>
       </w:r>
     </w:p>
     <w:p>
@@ -881,7 +1304,31 @@
         <w:rPr>
           <w:rFonts w:hint="eastAsia"/>
         </w:rPr>
-        <w:t>但如果物体绑定了一体化，则悬停可以对所有相同一体化标签的物体生效。</w:t>
+        <w:t>但如果物体绑定了一体化，则悬停</w:t>
+      </w:r>
+      <w:r>
+        <w:rPr>
+          <w:rFonts w:hint="eastAsia"/>
+        </w:rPr>
+        <w:t>可以</w:t>
+      </w:r>
+      <w:r>
+        <w:rPr>
+          <w:rFonts w:hint="eastAsia"/>
+        </w:rPr>
+        <w:t>对所有相同</w:t>
+      </w:r>
+      <w:r>
+        <w:rPr>
+          <w:rFonts w:hint="eastAsia"/>
+        </w:rPr>
+        <w:t>一体化</w:t>
+      </w:r>
+      <w:r>
+        <w:rPr>
+          <w:rFonts w:hint="eastAsia"/>
+        </w:rPr>
+        <w:t>标签的物体生效。</w:t>
       </w:r>
     </w:p>
     <w:p>
@@ -891,9 +1338,12 @@
         <w:jc w:val="center"/>
       </w:pPr>
       <w:r>
+        <w:rPr>
+          <w:noProof/>
+        </w:rPr>
         <w:drawing>
-          <wp:inline distT="0" distB="0" distL="0" distR="0">
-            <wp:extent cx="4828540" cy="449580"/>
+          <wp:inline distT="0" distB="0" distL="0" distR="0" wp14:anchorId="016E5D31" wp14:editId="2C9724B2">
+            <wp:extent cx="4828622" cy="449826"/>
             <wp:effectExtent l="0" t="0" r="0" b="7620"/>
             <wp:docPr id="224578115" name="图片 2"/>
             <wp:cNvGraphicFramePr>
@@ -903,13 +1353,13 @@
               <a:graphicData uri="http://schemas.openxmlformats.org/drawingml/2006/picture">
                 <pic:pic xmlns:pic="http://schemas.openxmlformats.org/drawingml/2006/picture">
                   <pic:nvPicPr>
-                    <pic:cNvPr id="224578115" name="图片 2"/>
+                    <pic:cNvPr id="0" name="Picture 3"/>
                     <pic:cNvPicPr>
                       <a:picLocks noChangeAspect="1" noChangeArrowheads="1"/>
                     </pic:cNvPicPr>
                   </pic:nvPicPr>
                   <pic:blipFill>
-                    <a:blip r:embed="rId9">
+                    <a:blip r:embed="rId10">
                       <a:extLst>
                         <a:ext uri="{28A0092B-C50C-407E-A947-70E740481C1C}">
                           <a14:useLocalDpi xmlns:a14="http://schemas.microsoft.com/office/drawing/2010/main" val="0"/>
@@ -921,7 +1371,7 @@
                       <a:fillRect/>
                     </a:stretch>
                   </pic:blipFill>
-                  <pic:spPr>
+                  <pic:spPr bwMode="auto">
                     <a:xfrm>
                       <a:off x="0" y="0"/>
                       <a:ext cx="4854077" cy="452197"/>
@@ -948,9 +1398,12 @@
         <w:jc w:val="center"/>
       </w:pPr>
       <w:r>
+        <w:rPr>
+          <w:noProof/>
+        </w:rPr>
         <w:drawing>
-          <wp:inline distT="0" distB="0" distL="0" distR="0">
-            <wp:extent cx="1762125" cy="1454785"/>
+          <wp:inline distT="0" distB="0" distL="0" distR="0" wp14:anchorId="68FB023B" wp14:editId="62C08846">
+            <wp:extent cx="1762699" cy="1454879"/>
             <wp:effectExtent l="0" t="0" r="9525" b="0"/>
             <wp:docPr id="217538340" name="图片 1"/>
             <wp:cNvGraphicFramePr>
@@ -960,13 +1413,13 @@
               <a:graphicData uri="http://schemas.openxmlformats.org/drawingml/2006/picture">
                 <pic:pic xmlns:pic="http://schemas.openxmlformats.org/drawingml/2006/picture">
                   <pic:nvPicPr>
-                    <pic:cNvPr id="217538340" name="图片 1"/>
+                    <pic:cNvPr id="0" name="Picture 1"/>
                     <pic:cNvPicPr>
                       <a:picLocks noChangeAspect="1" noChangeArrowheads="1"/>
                     </pic:cNvPicPr>
                   </pic:nvPicPr>
                   <pic:blipFill>
-                    <a:blip r:embed="rId10">
+                    <a:blip r:embed="rId11">
                       <a:extLst>
                         <a:ext uri="{28A0092B-C50C-407E-A947-70E740481C1C}">
                           <a14:useLocalDpi xmlns:a14="http://schemas.microsoft.com/office/drawing/2010/main" val="0"/>
@@ -978,7 +1431,7 @@
                       <a:fillRect/>
                     </a:stretch>
                   </pic:blipFill>
-                  <pic:spPr>
+                  <pic:spPr bwMode="auto">
                     <a:xfrm>
                       <a:off x="0" y="0"/>
                       <a:ext cx="1765095" cy="1456856"/>
@@ -999,13 +1452,14 @@
       </w:r>
       <w:r>
         <w:rPr>
-          <w:rFonts w:ascii="宋体" w:hAnsi="宋体" w:eastAsia="宋体" w:cs="宋体"/>
+          <w:rFonts w:ascii="宋体" w:eastAsia="宋体" w:hAnsi="宋体" w:cs="宋体"/>
+          <w:noProof/>
           <w:sz w:val="24"/>
           <w:szCs w:val="24"/>
         </w:rPr>
         <w:drawing>
-          <wp:inline distT="0" distB="0" distL="0" distR="0">
-            <wp:extent cx="2637790" cy="1452245"/>
+          <wp:inline distT="0" distB="0" distL="0" distR="0" wp14:anchorId="49E7F4C7" wp14:editId="5F24AF8E">
+            <wp:extent cx="2638353" cy="1452588"/>
             <wp:effectExtent l="0" t="0" r="0" b="0"/>
             <wp:docPr id="292648709" name="图片 1"/>
             <wp:cNvGraphicFramePr>
@@ -1015,13 +1469,13 @@
               <a:graphicData uri="http://schemas.openxmlformats.org/drawingml/2006/picture">
                 <pic:pic xmlns:pic="http://schemas.openxmlformats.org/drawingml/2006/picture">
                   <pic:nvPicPr>
-                    <pic:cNvPr id="292648709" name="图片 1"/>
+                    <pic:cNvPr id="0" name="Picture 2"/>
                     <pic:cNvPicPr>
                       <a:picLocks noChangeAspect="1" noChangeArrowheads="1"/>
                     </pic:cNvPicPr>
                   </pic:nvPicPr>
                   <pic:blipFill>
-                    <a:blip r:embed="rId6">
+                    <a:blip r:embed="rId7">
                       <a:extLst>
                         <a:ext uri="{28A0092B-C50C-407E-A947-70E740481C1C}">
                           <a14:useLocalDpi xmlns:a14="http://schemas.microsoft.com/office/drawing/2010/main" val="0"/>
@@ -1033,7 +1487,7 @@
                       <a:fillRect/>
                     </a:stretch>
                   </pic:blipFill>
-                  <pic:spPr>
+                  <pic:spPr bwMode="auto">
                     <a:xfrm>
                       <a:off x="0" y="0"/>
                       <a:ext cx="2682961" cy="1477148"/>
@@ -1081,6 +1535,7 @@
         <w:rPr>
           <w:rFonts w:hint="eastAsia"/>
         </w:rPr>
+        <w:lastRenderedPageBreak/>
         <w:t>响应开关</w:t>
       </w:r>
     </w:p>
@@ -1089,7 +1544,13 @@
         <w:rPr>
           <w:rFonts w:hint="eastAsia"/>
         </w:rPr>
-        <w:t>悬停范围相关的子插件：</w:t>
+        <w:t>悬停范围相关的</w:t>
+      </w:r>
+      <w:r>
+        <w:rPr>
+          <w:rFonts w:hint="eastAsia"/>
+        </w:rPr>
+        <w:t>子插件：</w:t>
       </w:r>
     </w:p>
     <w:p>
@@ -1118,7 +1579,19 @@
         <w:rPr>
           <w:rFonts w:hint="eastAsia"/>
         </w:rPr>
-        <w:t>物体 - 鼠标悬停响应开关</w:t>
+        <w:t>物体</w:t>
+      </w:r>
+      <w:r>
+        <w:rPr>
+          <w:rFonts w:hint="eastAsia"/>
+        </w:rPr>
+        <w:t xml:space="preserve"> - </w:t>
+      </w:r>
+      <w:r>
+        <w:rPr>
+          <w:rFonts w:hint="eastAsia"/>
+        </w:rPr>
+        <w:t>鼠标悬停响应开关</w:t>
       </w:r>
     </w:p>
     <w:p>
@@ -1153,7 +1626,103 @@
         <w:rPr>
           <w:rFonts w:hint="eastAsia"/>
         </w:rPr>
-        <w:t xml:space="preserve">并且也能设置 悬停+左键按下、悬停+右键按下、悬停+滚轮按下、悬停+滚轮上滚、悬停+滚轮下滚 的条件。 </w:t>
+        <w:t>并且也能设置</w:t>
+      </w:r>
+      <w:r>
+        <w:rPr>
+          <w:rFonts w:hint="eastAsia"/>
+        </w:rPr>
+        <w:t xml:space="preserve"> </w:t>
+      </w:r>
+      <w:r>
+        <w:rPr>
+          <w:rFonts w:hint="eastAsia"/>
+        </w:rPr>
+        <w:t>悬停</w:t>
+      </w:r>
+      <w:r>
+        <w:rPr>
+          <w:rFonts w:hint="eastAsia"/>
+        </w:rPr>
+        <w:t>+</w:t>
+      </w:r>
+      <w:r>
+        <w:rPr>
+          <w:rFonts w:hint="eastAsia"/>
+        </w:rPr>
+        <w:t>左键按下、悬停</w:t>
+      </w:r>
+      <w:r>
+        <w:rPr>
+          <w:rFonts w:hint="eastAsia"/>
+        </w:rPr>
+        <w:t>+</w:t>
+      </w:r>
+      <w:r>
+        <w:rPr>
+          <w:rFonts w:hint="eastAsia"/>
+        </w:rPr>
+        <w:t>右键按下、悬停</w:t>
+      </w:r>
+      <w:r>
+        <w:rPr>
+          <w:rFonts w:hint="eastAsia"/>
+        </w:rPr>
+        <w:t>+</w:t>
+      </w:r>
+      <w:r>
+        <w:rPr>
+          <w:rFonts w:hint="eastAsia"/>
+        </w:rPr>
+        <w:t>滚轮按下、悬停</w:t>
+      </w:r>
+      <w:r>
+        <w:rPr>
+          <w:rFonts w:hint="eastAsia"/>
+        </w:rPr>
+        <w:t>+</w:t>
+      </w:r>
+      <w:r>
+        <w:rPr>
+          <w:rFonts w:hint="eastAsia"/>
+        </w:rPr>
+        <w:t>滚轮上滚、悬停</w:t>
+      </w:r>
+      <w:r>
+        <w:rPr>
+          <w:rFonts w:hint="eastAsia"/>
+        </w:rPr>
+        <w:t>+</w:t>
+      </w:r>
+      <w:r>
+        <w:rPr>
+          <w:rFonts w:hint="eastAsia"/>
+        </w:rPr>
+        <w:t>滚轮下滚</w:t>
+      </w:r>
+      <w:r>
+        <w:rPr>
+          <w:rFonts w:hint="eastAsia"/>
+        </w:rPr>
+        <w:t xml:space="preserve"> </w:t>
+      </w:r>
+      <w:r>
+        <w:rPr>
+          <w:rFonts w:hint="eastAsia"/>
+        </w:rPr>
+        <w:t>的条件</w:t>
+      </w:r>
+      <w:r>
+        <w:rPr>
+          <w:rFonts w:hint="eastAsia"/>
+        </w:rPr>
+        <w:t>。</w:t>
+      </w:r>
+      <w:r>
+        <w:rPr>
+          <w:rFonts w:hint="eastAsia"/>
+        </w:rPr>
+        <w:t xml:space="preserve"> </w:t>
       </w:r>
     </w:p>
     <w:p>
@@ -1162,9 +1731,12 @@
         <w:jc w:val="center"/>
       </w:pPr>
       <w:r>
+        <w:rPr>
+          <w:noProof/>
+        </w:rPr>
         <w:drawing>
-          <wp:inline distT="0" distB="0" distL="0" distR="0">
-            <wp:extent cx="4474845" cy="901065"/>
+          <wp:inline distT="0" distB="0" distL="0" distR="0" wp14:anchorId="21CB6677" wp14:editId="1326AD1D">
+            <wp:extent cx="4474895" cy="901326"/>
             <wp:effectExtent l="0" t="0" r="1905" b="0"/>
             <wp:docPr id="32" name="图片 32" descr="F:\rpg mv箱\聚集开关（三消）\方法.png"/>
             <wp:cNvGraphicFramePr>
@@ -1174,13 +1746,13 @@
               <a:graphicData uri="http://schemas.openxmlformats.org/drawingml/2006/picture">
                 <pic:pic xmlns:pic="http://schemas.openxmlformats.org/drawingml/2006/picture">
                   <pic:nvPicPr>
-                    <pic:cNvPr id="32" name="图片 32" descr="F:\rpg mv箱\聚集开关（三消）\方法.png"/>
+                    <pic:cNvPr id="0" name="Picture 1" descr="F:\rpg mv箱\聚集开关（三消）\方法.png"/>
                     <pic:cNvPicPr>
                       <a:picLocks noChangeAspect="1" noChangeArrowheads="1"/>
                     </pic:cNvPicPr>
                   </pic:nvPicPr>
                   <pic:blipFill>
-                    <a:blip r:embed="rId11">
+                    <a:blip r:embed="rId12">
                       <a:extLst>
                         <a:ext uri="{28A0092B-C50C-407E-A947-70E740481C1C}">
                           <a14:useLocalDpi xmlns:a14="http://schemas.microsoft.com/office/drawing/2010/main" val="0"/>
@@ -1192,7 +1764,7 @@
                       <a:fillRect/>
                     </a:stretch>
                   </pic:blipFill>
-                  <pic:spPr>
+                  <pic:spPr bwMode="auto">
                     <a:xfrm>
                       <a:off x="0" y="0"/>
                       <a:ext cx="4567123" cy="919902"/>
@@ -1220,7 +1792,19 @@
         <w:rPr>
           <w:rFonts w:hint="eastAsia"/>
         </w:rPr>
-        <w:t>这里只简单介绍一下控制核心支持 悬停响应功能。</w:t>
+        <w:t>这里只简单介绍一下控制核心支持</w:t>
+      </w:r>
+      <w:r>
+        <w:rPr>
+          <w:rFonts w:hint="eastAsia"/>
+        </w:rPr>
+        <w:t xml:space="preserve"> </w:t>
+      </w:r>
+      <w:r>
+        <w:rPr>
+          <w:rFonts w:hint="eastAsia"/>
+        </w:rPr>
+        <w:t>悬停响应功能。</w:t>
       </w:r>
     </w:p>
     <w:p>
@@ -1231,7 +1815,13 @@
         <w:rPr>
           <w:rFonts w:hint="eastAsia"/>
         </w:rPr>
-        <w:t xml:space="preserve">详细介绍可以去 </w:t>
+        <w:t>详细介绍可以去</w:t>
+      </w:r>
+      <w:r>
+        <w:rPr>
+          <w:rFonts w:hint="eastAsia"/>
+        </w:rPr>
+        <w:t xml:space="preserve"> </w:t>
       </w:r>
       <w:r>
         <w:rPr>
@@ -1244,15 +1834,62 @@
         <w:rPr>
           <w:rFonts w:hint="eastAsia"/>
         </w:rPr>
-        <w:t xml:space="preserve"> 看看，也可以看看文档：“</w:t>
+        <w:t xml:space="preserve"> </w:t>
+      </w:r>
+      <w:r>
+        <w:rPr>
+          <w:rFonts w:hint="eastAsia"/>
+        </w:rPr>
+        <w:t>看看，也可以看看文档：“</w:t>
       </w:r>
       <w:r>
         <w:rPr>
           <w:rFonts w:hint="eastAsia"/>
           <w:color w:val="0070C0"/>
-          <w:lang w:eastAsia="zh-CN"/>
-        </w:rPr>
-        <w:t>8.物体 &gt; 大家族-开关.docx</w:t>
+        </w:rPr>
+        <w:t>8.</w:t>
+      </w:r>
+      <w:r>
+        <w:rPr>
+          <w:rFonts w:hint="eastAsia"/>
+          <w:color w:val="0070C0"/>
+        </w:rPr>
+        <w:t>物体</w:t>
+      </w:r>
+      <w:r>
+        <w:rPr>
+          <w:rFonts w:hint="eastAsia"/>
+          <w:color w:val="0070C0"/>
+        </w:rPr>
+        <w:t xml:space="preserve"> &gt; </w:t>
+      </w:r>
+      <w:r>
+        <w:rPr>
+          <w:rFonts w:hint="eastAsia"/>
+          <w:color w:val="0070C0"/>
+        </w:rPr>
+        <w:t>大家族</w:t>
+      </w:r>
+      <w:r>
+        <w:rPr>
+          <w:rFonts w:hint="eastAsia"/>
+          <w:color w:val="0070C0"/>
+        </w:rPr>
+        <w:t>-</w:t>
+      </w:r>
+      <w:r>
+        <w:rPr>
+          <w:rFonts w:hint="eastAsia"/>
+          <w:color w:val="0070C0"/>
+        </w:rPr>
+        <w:t>开关</w:t>
+      </w:r>
+      <w:r>
+        <w:rPr>
+          <w:rFonts w:hint="eastAsia"/>
+          <w:color w:val="0070C0"/>
+        </w:rPr>
+        <w:t>.docx</w:t>
       </w:r>
       <w:r>
         <w:rPr>
@@ -1269,33 +1906,46 @@
       </w:pPr>
     </w:p>
     <w:sectPr>
-      <w:headerReference r:id="rId4" w:type="default"/>
+      <w:headerReference w:type="default" r:id="rId13"/>
       <w:pgSz w:w="11906" w:h="16838"/>
       <w:pgMar w:top="1440" w:right="1800" w:bottom="1440" w:left="1800" w:header="851" w:footer="992" w:gutter="0"/>
-      <w:cols w:space="425" w:num="1"/>
-      <w:docGrid w:type="lines" w:linePitch="312" w:charSpace="0"/>
+      <w:cols w:space="425"/>
+      <w:docGrid w:type="lines" w:linePitch="312"/>
     </w:sectPr>
   </w:body>
 </w:document>
 </file>
 
+<file path=word/endnotes.xml><?xml version="1.0" encoding="utf-8"?>
+<w:endnotes xmlns:wpc="http://schemas.microsoft.com/office/word/2010/wordprocessingCanvas" xmlns:cx="http://schemas.microsoft.com/office/drawing/2014/chartex" xmlns:cx1="http://schemas.microsoft.com/office/drawing/2015/9/8/chartex" xmlns:cx2="http://schemas.microsoft.com/office/drawing/2015/10/21/chartex" xmlns:cx3="http://schemas.microsoft.com/office/drawing/2016/5/9/chartex" xmlns:cx4="http://schemas.microsoft.com/office/drawing/2016/5/10/chartex" xmlns:cx5="http://schemas.microsoft.com/office/drawing/2016/5/11/chartex" xmlns:cx6="http://schemas.microsoft.com/office/drawing/2016/5/12/chartex" xmlns:cx7="http://schemas.microsoft.com/office/drawing/2016/5/13/chartex" xmlns:cx8="http://schemas.microsoft.com/office/drawing/2016/5/14/chartex" xmlns:mc="http://schemas.openxmlformats.org/markup-compatibility/2006" xmlns:aink="http://schemas.microsoft.com/office/drawing/2016/ink" xmlns:am3d="http://schemas.microsoft.com/office/drawing/2017/model3d" xmlns:o="urn:schemas-microsoft-com:office:office" xmlns:oel="http://schemas.microsoft.com/office/2019/extlst" xmlns:r="http://schemas.openxmlformats.org/officeDocument/2006/relationships" xmlns:m="http://schemas.openxmlformats.org/officeDocument/2006/math" xmlns:v="urn:schemas-microsoft-com:vml" xmlns:wp14="http://schemas.microsoft.com/office/word/2010/wordprocessingDrawing" xmlns:wp="http://schemas.openxmlformats.org/drawingml/2006/wordprocessingDrawing" xmlns:w10="urn:schemas-microsoft-com:office:word" xmlns:w="http://schemas.openxmlformats.org/wordprocessingml/2006/main" xmlns:w14="http://schemas.microsoft.com/office/word/2010/wordml" xmlns:w15="http://schemas.microsoft.com/office/word/2012/wordml" xmlns:w16cex="http://schemas.microsoft.com/office/word/2018/wordml/cex" xmlns:w16cid="http://schemas.microsoft.com/office/word/2016/wordml/cid" xmlns:w16="http://schemas.microsoft.com/office/word/2018/wordml" xmlns:w16du="http://schemas.microsoft.com/office/word/2023/wordml/word16du" xmlns:w16sdtdh="http://schemas.microsoft.com/office/word/2020/wordml/sdtdatahash" xmlns:w16sdtfl="http://schemas.microsoft.com/office/word/2024/wordml/sdtformatlock" xmlns:w16se="http://schemas.microsoft.com/office/word/2015/wordml/symex" xmlns:wpg="http://schemas.microsoft.com/office/word/2010/wordprocessingGroup" xmlns:wpi="http://schemas.microsoft.com/office/word/2010/wordprocessingInk" xmlns:wne="http://schemas.microsoft.com/office/word/2006/wordml" xmlns:wps="http://schemas.microsoft.com/office/word/2010/wordprocessingShape" mc:Ignorable="w14 w15 w16se w16cid w16 w16cex w16sdtdh w16sdtfl w16du wp14">
+  <w:endnote w:type="separator" w:id="-1">
+    <w:p>
+      <w:r>
+        <w:separator/>
+      </w:r>
+    </w:p>
+  </w:endnote>
+  <w:endnote w:type="continuationSeparator" w:id="0">
+    <w:p>
+      <w:r>
+        <w:continuationSeparator/>
+      </w:r>
+    </w:p>
+  </w:endnote>
+</w:endnotes>
+</file>
+
 <file path=word/footnotes.xml><?xml version="1.0" encoding="utf-8"?>
-<w:footnotes xmlns:wpc="http://schemas.microsoft.com/office/word/2010/wordprocessingCanvas" xmlns:mc="http://schemas.openxmlformats.org/markup-compatibility/2006" xmlns:o="urn:schemas-microsoft-com:office:office" xmlns:r="http://schemas.openxmlformats.org/officeDocument/2006/relationships" xmlns:m="http://schemas.openxmlformats.org/officeDocument/2006/math" xmlns:v="urn:schemas-microsoft-com:vml" xmlns:wp14="http://schemas.microsoft.com/office/word/2010/wordprocessingDrawing" xmlns:wp="http://schemas.openxmlformats.org/drawingml/2006/wordprocessingDrawing" xmlns:w="http://schemas.openxmlformats.org/wordprocessingml/2006/main" xmlns:w14="http://schemas.microsoft.com/office/word/2010/wordml" xmlns:w15="http://schemas.microsoft.com/office/word/2012/wordml" xmlns:w10="urn:schemas-microsoft-com:office:word" xmlns:wpg="http://schemas.microsoft.com/office/word/2010/wordprocessingGroup" xmlns:wpi="http://schemas.microsoft.com/office/word/2010/wordprocessingInk" xmlns:wne="http://schemas.microsoft.com/office/word/2006/wordml" xmlns:wps="http://schemas.microsoft.com/office/word/2010/wordprocessingShape" xmlns:wpsCustomData="http://www.wps.cn/officeDocument/2013/wpsCustomData" mc:Ignorable="w14 w15 wp14">
-  <w:footnote w:type="separator" w:id="0">
-    <w:p>
-      <w:pPr>
-        <w:spacing w:before="0" w:after="0"/>
-      </w:pPr>
+<w:footnotes xmlns:wpc="http://schemas.microsoft.com/office/word/2010/wordprocessingCanvas" xmlns:cx="http://schemas.microsoft.com/office/drawing/2014/chartex" xmlns:cx1="http://schemas.microsoft.com/office/drawing/2015/9/8/chartex" xmlns:cx2="http://schemas.microsoft.com/office/drawing/2015/10/21/chartex" xmlns:cx3="http://schemas.microsoft.com/office/drawing/2016/5/9/chartex" xmlns:cx4="http://schemas.microsoft.com/office/drawing/2016/5/10/chartex" xmlns:cx5="http://schemas.microsoft.com/office/drawing/2016/5/11/chartex" xmlns:cx6="http://schemas.microsoft.com/office/drawing/2016/5/12/chartex" xmlns:cx7="http://schemas.microsoft.com/office/drawing/2016/5/13/chartex" xmlns:cx8="http://schemas.microsoft.com/office/drawing/2016/5/14/chartex" xmlns:mc="http://schemas.openxmlformats.org/markup-compatibility/2006" xmlns:aink="http://schemas.microsoft.com/office/drawing/2016/ink" xmlns:am3d="http://schemas.microsoft.com/office/drawing/2017/model3d" xmlns:o="urn:schemas-microsoft-com:office:office" xmlns:oel="http://schemas.microsoft.com/office/2019/extlst" xmlns:r="http://schemas.openxmlformats.org/officeDocument/2006/relationships" xmlns:m="http://schemas.openxmlformats.org/officeDocument/2006/math" xmlns:v="urn:schemas-microsoft-com:vml" xmlns:wp14="http://schemas.microsoft.com/office/word/2010/wordprocessingDrawing" xmlns:wp="http://schemas.openxmlformats.org/drawingml/2006/wordprocessingDrawing" xmlns:w10="urn:schemas-microsoft-com:office:word" xmlns:w="http://schemas.openxmlformats.org/wordprocessingml/2006/main" xmlns:w14="http://schemas.microsoft.com/office/word/2010/wordml" xmlns:w15="http://schemas.microsoft.com/office/word/2012/wordml" xmlns:w16cex="http://schemas.microsoft.com/office/word/2018/wordml/cex" xmlns:w16cid="http://schemas.microsoft.com/office/word/2016/wordml/cid" xmlns:w16="http://schemas.microsoft.com/office/word/2018/wordml" xmlns:w16du="http://schemas.microsoft.com/office/word/2023/wordml/word16du" xmlns:w16sdtdh="http://schemas.microsoft.com/office/word/2020/wordml/sdtdatahash" xmlns:w16sdtfl="http://schemas.microsoft.com/office/word/2024/wordml/sdtformatlock" xmlns:w16se="http://schemas.microsoft.com/office/word/2015/wordml/symex" xmlns:wpg="http://schemas.microsoft.com/office/word/2010/wordprocessingGroup" xmlns:wpi="http://schemas.microsoft.com/office/word/2010/wordprocessingInk" xmlns:wne="http://schemas.microsoft.com/office/word/2006/wordml" xmlns:wps="http://schemas.microsoft.com/office/word/2010/wordprocessingShape" mc:Ignorable="w14 w15 w16se w16cid w16 w16cex w16sdtdh w16sdtfl w16du wp14">
+  <w:footnote w:type="separator" w:id="-1">
+    <w:p>
       <w:r>
         <w:separator/>
       </w:r>
     </w:p>
   </w:footnote>
-  <w:footnote w:type="continuationSeparator" w:id="1">
-    <w:p>
-      <w:pPr>
-        <w:spacing w:before="0" w:after="0"/>
-      </w:pPr>
+  <w:footnote w:type="continuationSeparator" w:id="0">
+    <w:p>
       <w:r>
         <w:continuationSeparator/>
       </w:r>
@@ -1305,22 +1955,23 @@
 </file>
 
 <file path=word/header1.xml><?xml version="1.0" encoding="utf-8"?>
-<w:hdr xmlns:wpc="http://schemas.microsoft.com/office/word/2010/wordprocessingCanvas" xmlns:mc="http://schemas.openxmlformats.org/markup-compatibility/2006" xmlns:o="urn:schemas-microsoft-com:office:office" xmlns:r="http://schemas.openxmlformats.org/officeDocument/2006/relationships" xmlns:m="http://schemas.openxmlformats.org/officeDocument/2006/math" xmlns:v="urn:schemas-microsoft-com:vml" xmlns:wp14="http://schemas.microsoft.com/office/word/2010/wordprocessingDrawing" xmlns:wp="http://schemas.openxmlformats.org/drawingml/2006/wordprocessingDrawing" xmlns:w10="urn:schemas-microsoft-com:office:word" xmlns:w="http://schemas.openxmlformats.org/wordprocessingml/2006/main" xmlns:w14="http://schemas.microsoft.com/office/word/2010/wordml" xmlns:w15="http://schemas.microsoft.com/office/word/2012/wordml" xmlns:wpg="http://schemas.microsoft.com/office/word/2010/wordprocessingGroup" xmlns:wpi="http://schemas.microsoft.com/office/word/2010/wordprocessingInk" xmlns:wne="http://schemas.microsoft.com/office/word/2006/wordml" xmlns:wps="http://schemas.microsoft.com/office/word/2010/wordprocessingShape" xmlns:wpsCustomData="http://www.wps.cn/officeDocument/2013/wpsCustomData" mc:Ignorable="w14 w15 wp14">
+<w:hdr xmlns:wpc="http://schemas.microsoft.com/office/word/2010/wordprocessingCanvas" xmlns:cx="http://schemas.microsoft.com/office/drawing/2014/chartex" xmlns:cx1="http://schemas.microsoft.com/office/drawing/2015/9/8/chartex" xmlns:cx2="http://schemas.microsoft.com/office/drawing/2015/10/21/chartex" xmlns:cx3="http://schemas.microsoft.com/office/drawing/2016/5/9/chartex" xmlns:cx4="http://schemas.microsoft.com/office/drawing/2016/5/10/chartex" xmlns:cx5="http://schemas.microsoft.com/office/drawing/2016/5/11/chartex" xmlns:cx6="http://schemas.microsoft.com/office/drawing/2016/5/12/chartex" xmlns:cx7="http://schemas.microsoft.com/office/drawing/2016/5/13/chartex" xmlns:cx8="http://schemas.microsoft.com/office/drawing/2016/5/14/chartex" xmlns:mc="http://schemas.openxmlformats.org/markup-compatibility/2006" xmlns:aink="http://schemas.microsoft.com/office/drawing/2016/ink" xmlns:am3d="http://schemas.microsoft.com/office/drawing/2017/model3d" xmlns:o="urn:schemas-microsoft-com:office:office" xmlns:oel="http://schemas.microsoft.com/office/2019/extlst" xmlns:r="http://schemas.openxmlformats.org/officeDocument/2006/relationships" xmlns:m="http://schemas.openxmlformats.org/officeDocument/2006/math" xmlns:v="urn:schemas-microsoft-com:vml" xmlns:wp14="http://schemas.microsoft.com/office/word/2010/wordprocessingDrawing" xmlns:wp="http://schemas.openxmlformats.org/drawingml/2006/wordprocessingDrawing" xmlns:w10="urn:schemas-microsoft-com:office:word" xmlns:w="http://schemas.openxmlformats.org/wordprocessingml/2006/main" xmlns:w14="http://schemas.microsoft.com/office/word/2010/wordml" xmlns:w15="http://schemas.microsoft.com/office/word/2012/wordml" xmlns:w16cex="http://schemas.microsoft.com/office/word/2018/wordml/cex" xmlns:w16cid="http://schemas.microsoft.com/office/word/2016/wordml/cid" xmlns:w16="http://schemas.microsoft.com/office/word/2018/wordml" xmlns:w16du="http://schemas.microsoft.com/office/word/2023/wordml/word16du" xmlns:w16sdtdh="http://schemas.microsoft.com/office/word/2020/wordml/sdtdatahash" xmlns:w16sdtfl="http://schemas.microsoft.com/office/word/2024/wordml/sdtformatlock" xmlns:w16se="http://schemas.microsoft.com/office/word/2015/wordml/symex" xmlns:wpg="http://schemas.microsoft.com/office/word/2010/wordprocessingGroup" xmlns:wpi="http://schemas.microsoft.com/office/word/2010/wordprocessingInk" xmlns:wne="http://schemas.microsoft.com/office/word/2006/wordml" xmlns:wps="http://schemas.microsoft.com/office/word/2010/wordprocessingShape" mc:Ignorable="w14 w15 w16se w16cid w16 w16cex w16sdtdh w16sdtfl w16du wp14">
   <w:p>
     <w:pPr>
       <w:jc w:val="center"/>
       <w:rPr>
-        <w:rFonts w:hint="eastAsia" w:ascii="微软雅黑" w:hAnsi="微软雅黑"/>
+        <w:rFonts w:ascii="微软雅黑" w:hAnsi="微软雅黑" w:hint="eastAsia"/>
         <w:sz w:val="20"/>
       </w:rPr>
     </w:pPr>
     <w:r>
       <w:rPr>
         <w:rFonts w:ascii="微软雅黑" w:hAnsi="微软雅黑"/>
+        <w:noProof/>
         <w:sz w:val="20"/>
       </w:rPr>
       <w:drawing>
-        <wp:anchor distT="0" distB="0" distL="114300" distR="114300" simplePos="0" relativeHeight="251659264" behindDoc="1" locked="0" layoutInCell="1" allowOverlap="1">
+        <wp:anchor distT="0" distB="0" distL="114300" distR="114300" simplePos="0" relativeHeight="251657728" behindDoc="1" locked="0" layoutInCell="1" allowOverlap="1" wp14:anchorId="052B6B9B" wp14:editId="6DCBCD62">
           <wp:simplePos x="0" y="0"/>
           <wp:positionH relativeFrom="column">
             <wp:posOffset>2247900</wp:posOffset>
@@ -1331,7 +1982,7 @@
           <wp:extent cx="266700" cy="266700"/>
           <wp:effectExtent l="0" t="0" r="0" b="0"/>
           <wp:wrapTight wrapText="bothSides">
-            <wp:wrapPolygon>
+            <wp:wrapPolygon edited="0">
               <wp:start x="4629" y="0"/>
               <wp:lineTo x="0" y="6171"/>
               <wp:lineTo x="0" y="12343"/>
@@ -1351,7 +2002,7 @@
             <a:graphicData uri="http://schemas.openxmlformats.org/drawingml/2006/picture">
               <pic:pic xmlns:pic="http://schemas.openxmlformats.org/drawingml/2006/picture">
                 <pic:nvPicPr>
-                  <pic:cNvPr id="27" name="图片 27" descr="F:\ps箱\正式drill logo 100x100.png"/>
+                  <pic:cNvPr id="0" name="Picture 2" descr="F:\ps箱\正式drill logo 100x100.png"/>
                   <pic:cNvPicPr>
                     <a:picLocks noChangeAspect="1" noChangeArrowheads="1"/>
                   </pic:cNvPicPr>
@@ -1369,7 +2020,7 @@
                     <a:fillRect/>
                   </a:stretch>
                 </pic:blipFill>
-                <pic:spPr>
+                <pic:spPr bwMode="auto">
                   <a:xfrm>
                     <a:off x="0" y="0"/>
                     <a:ext cx="266700" cy="266700"/>
@@ -1393,298 +2044,442 @@
         <w:rFonts w:ascii="微软雅黑" w:hAnsi="微软雅黑"/>
         <w:sz w:val="20"/>
       </w:rPr>
-      <w:t xml:space="preserve">    drill_up</w:t>
+      <w:t xml:space="preserve"> </w:t>
+    </w:r>
+    <w:r>
+      <w:rPr>
+        <w:rFonts w:ascii="微软雅黑" w:hAnsi="微软雅黑"/>
+        <w:sz w:val="20"/>
+      </w:rPr>
+      <w:t xml:space="preserve">   </w:t>
+    </w:r>
+    <w:r>
+      <w:rPr>
+        <w:rFonts w:ascii="微软雅黑" w:hAnsi="微软雅黑"/>
+        <w:sz w:val="20"/>
+      </w:rPr>
+      <w:t>drill_up</w:t>
     </w:r>
   </w:p>
 </w:hdr>
 </file>
 
 <file path=word/styles.xml><?xml version="1.0" encoding="utf-8"?>
-<w:styles xmlns:mc="http://schemas.openxmlformats.org/markup-compatibility/2006" xmlns:o="urn:schemas-microsoft-com:office:office" xmlns:r="http://schemas.openxmlformats.org/officeDocument/2006/relationships" xmlns:m="http://schemas.openxmlformats.org/officeDocument/2006/math" xmlns:v="urn:schemas-microsoft-com:vml" xmlns:w="http://schemas.openxmlformats.org/wordprocessingml/2006/main" xmlns:w14="http://schemas.microsoft.com/office/word/2010/wordml" xmlns:w10="urn:schemas-microsoft-com:office:word" xmlns:sl="http://schemas.openxmlformats.org/schemaLibrary/2006/main" xmlns:wpsCustomData="http://www.wps.cn/officeDocument/2013/wpsCustomData" mc:Ignorable="w14">
+<w:styles xmlns:mc="http://schemas.openxmlformats.org/markup-compatibility/2006" xmlns:r="http://schemas.openxmlformats.org/officeDocument/2006/relationships" xmlns:w="http://schemas.openxmlformats.org/wordprocessingml/2006/main" xmlns:w14="http://schemas.microsoft.com/office/word/2010/wordml" xmlns:w15="http://schemas.microsoft.com/office/word/2012/wordml" xmlns:w16cex="http://schemas.microsoft.com/office/word/2018/wordml/cex" xmlns:w16cid="http://schemas.microsoft.com/office/word/2016/wordml/cid" xmlns:w16="http://schemas.microsoft.com/office/word/2018/wordml" xmlns:w16du="http://schemas.microsoft.com/office/word/2023/wordml/word16du" xmlns:w16sdtdh="http://schemas.microsoft.com/office/word/2020/wordml/sdtdatahash" xmlns:w16sdtfl="http://schemas.microsoft.com/office/word/2024/wordml/sdtformatlock" xmlns:w16se="http://schemas.microsoft.com/office/word/2015/wordml/symex" mc:Ignorable="w14 w15 w16se w16cid w16 w16cex w16sdtdh w16sdtfl w16du">
   <w:docDefaults>
     <w:rPrDefault>
       <w:rPr>
-        <w:rFonts w:asciiTheme="minorHAnsi" w:hAnsiTheme="minorHAnsi" w:eastAsiaTheme="minorEastAsia" w:cstheme="minorBidi"/>
+        <w:rFonts w:asciiTheme="minorHAnsi" w:eastAsiaTheme="minorEastAsia" w:hAnsiTheme="minorHAnsi" w:cstheme="minorBidi"/>
+        <w:kern w:val="2"/>
+        <w:sz w:val="21"/>
+        <w:szCs w:val="22"/>
+        <w:lang w:val="en-US" w:eastAsia="zh-CN" w:bidi="ar-SA"/>
       </w:rPr>
     </w:rPrDefault>
     <w:pPrDefault/>
   </w:docDefaults>
-  <w:latentStyles w:count="260" w:defQFormat="0" w:defUnhideWhenUsed="1" w:defSemiHidden="1" w:defUIPriority="99" w:defLockedState="0">
-    <w:lsdException w:qFormat="1" w:unhideWhenUsed="0" w:uiPriority="0" w:semiHidden="0" w:name="Normal"/>
-    <w:lsdException w:qFormat="1" w:unhideWhenUsed="0" w:uiPriority="9" w:semiHidden="0" w:name="heading 1"/>
-    <w:lsdException w:qFormat="1" w:uiPriority="9" w:semiHidden="0" w:name="heading 2"/>
-    <w:lsdException w:qFormat="1" w:uiPriority="9" w:semiHidden="0" w:name="heading 3"/>
-    <w:lsdException w:qFormat="1" w:uiPriority="9" w:semiHidden="0" w:name="heading 4"/>
-    <w:lsdException w:qFormat="1" w:uiPriority="9" w:name="heading 5"/>
-    <w:lsdException w:qFormat="1" w:uiPriority="9" w:name="heading 6"/>
-    <w:lsdException w:qFormat="1" w:uiPriority="9" w:name="heading 7"/>
-    <w:lsdException w:qFormat="1" w:uiPriority="9" w:name="heading 8"/>
-    <w:lsdException w:qFormat="1" w:uiPriority="9" w:name="heading 9"/>
-    <w:lsdException w:uiPriority="99" w:name="index 1"/>
-    <w:lsdException w:uiPriority="99" w:name="index 2"/>
-    <w:lsdException w:uiPriority="99" w:name="index 3"/>
-    <w:lsdException w:uiPriority="99" w:name="index 4"/>
-    <w:lsdException w:uiPriority="99" w:name="index 5"/>
-    <w:lsdException w:uiPriority="99" w:name="index 6"/>
-    <w:lsdException w:uiPriority="99" w:name="index 7"/>
-    <w:lsdException w:uiPriority="99" w:name="index 8"/>
-    <w:lsdException w:uiPriority="99" w:name="index 9"/>
-    <w:lsdException w:uiPriority="39" w:name="toc 1"/>
-    <w:lsdException w:uiPriority="39" w:name="toc 2"/>
-    <w:lsdException w:uiPriority="39" w:name="toc 3"/>
-    <w:lsdException w:uiPriority="39" w:name="toc 4"/>
-    <w:lsdException w:uiPriority="39" w:name="toc 5"/>
-    <w:lsdException w:uiPriority="39" w:name="toc 6"/>
-    <w:lsdException w:uiPriority="39" w:name="toc 7"/>
-    <w:lsdException w:uiPriority="39" w:name="toc 8"/>
-    <w:lsdException w:uiPriority="39" w:name="toc 9"/>
-    <w:lsdException w:uiPriority="99" w:name="Normal Indent"/>
-    <w:lsdException w:uiPriority="99" w:name="footnote text"/>
-    <w:lsdException w:uiPriority="99" w:name="annotation text"/>
-    <w:lsdException w:uiPriority="99" w:semiHidden="0" w:name="header"/>
-    <w:lsdException w:uiPriority="99" w:semiHidden="0" w:name="footer"/>
-    <w:lsdException w:uiPriority="99" w:name="index heading"/>
-    <w:lsdException w:qFormat="1" w:uiPriority="35" w:semiHidden="0" w:name="caption"/>
-    <w:lsdException w:uiPriority="99" w:name="table of figures"/>
-    <w:lsdException w:uiPriority="99" w:name="envelope address"/>
-    <w:lsdException w:uiPriority="99" w:name="envelope return"/>
-    <w:lsdException w:uiPriority="99" w:name="footnote reference"/>
-    <w:lsdException w:uiPriority="99" w:name="annotation reference"/>
-    <w:lsdException w:uiPriority="99" w:name="line number"/>
-    <w:lsdException w:uiPriority="99" w:name="page number"/>
-    <w:lsdException w:uiPriority="99" w:name="endnote reference"/>
-    <w:lsdException w:uiPriority="99" w:name="endnote text"/>
-    <w:lsdException w:uiPriority="99" w:name="table of authorities"/>
-    <w:lsdException w:uiPriority="99" w:name="macro"/>
-    <w:lsdException w:uiPriority="99" w:name="toa heading"/>
-    <w:lsdException w:uiPriority="99" w:name="List"/>
-    <w:lsdException w:uiPriority="99" w:name="List Bullet"/>
-    <w:lsdException w:uiPriority="99" w:name="List Number"/>
-    <w:lsdException w:uiPriority="99" w:name="List 2"/>
-    <w:lsdException w:uiPriority="99" w:name="List 3"/>
-    <w:lsdException w:uiPriority="99" w:name="List 4"/>
-    <w:lsdException w:uiPriority="99" w:name="List 5"/>
-    <w:lsdException w:uiPriority="99" w:name="List Bullet 2"/>
-    <w:lsdException w:uiPriority="99" w:name="List Bullet 3"/>
-    <w:lsdException w:uiPriority="99" w:name="List Bullet 4"/>
-    <w:lsdException w:uiPriority="99" w:name="List Bullet 5"/>
-    <w:lsdException w:uiPriority="99" w:name="List Number 2"/>
-    <w:lsdException w:uiPriority="99" w:name="List Number 3"/>
-    <w:lsdException w:uiPriority="99" w:name="List Number 4"/>
-    <w:lsdException w:uiPriority="99" w:name="List Number 5"/>
-    <w:lsdException w:qFormat="1" w:unhideWhenUsed="0" w:uiPriority="10" w:semiHidden="0" w:name="Title"/>
-    <w:lsdException w:uiPriority="99" w:name="Closing"/>
-    <w:lsdException w:uiPriority="99" w:name="Signature"/>
-    <w:lsdException w:uiPriority="1" w:name="Default Paragraph Font"/>
-    <w:lsdException w:uiPriority="99" w:name="Body Text"/>
-    <w:lsdException w:uiPriority="99" w:name="Body Text Indent"/>
-    <w:lsdException w:uiPriority="99" w:name="List Continue"/>
-    <w:lsdException w:uiPriority="99" w:name="List Continue 2"/>
-    <w:lsdException w:uiPriority="99" w:name="List Continue 3"/>
-    <w:lsdException w:uiPriority="99" w:name="List Continue 4"/>
-    <w:lsdException w:uiPriority="99" w:name="List Continue 5"/>
-    <w:lsdException w:uiPriority="99" w:name="Message Header"/>
-    <w:lsdException w:qFormat="1" w:unhideWhenUsed="0" w:uiPriority="11" w:semiHidden="0" w:name="Subtitle"/>
-    <w:lsdException w:uiPriority="99" w:name="Salutation"/>
-    <w:lsdException w:uiPriority="99" w:name="Date"/>
-    <w:lsdException w:uiPriority="99" w:name="Body Text First Indent"/>
-    <w:lsdException w:uiPriority="99" w:name="Body Text First Indent 2"/>
-    <w:lsdException w:uiPriority="99" w:name="Note Heading"/>
-    <w:lsdException w:uiPriority="99" w:name="Body Text 2"/>
-    <w:lsdException w:uiPriority="99" w:name="Body Text 3"/>
-    <w:lsdException w:uiPriority="99" w:name="Body Text Indent 2"/>
-    <w:lsdException w:uiPriority="99" w:name="Body Text Indent 3"/>
-    <w:lsdException w:uiPriority="99" w:name="Block Text"/>
-    <w:lsdException w:uiPriority="99" w:semiHidden="0" w:name="Hyperlink"/>
-    <w:lsdException w:uiPriority="99" w:name="FollowedHyperlink"/>
-    <w:lsdException w:qFormat="1" w:unhideWhenUsed="0" w:uiPriority="22" w:semiHidden="0" w:name="Strong"/>
-    <w:lsdException w:qFormat="1" w:unhideWhenUsed="0" w:uiPriority="20" w:semiHidden="0" w:name="Emphasis"/>
-    <w:lsdException w:uiPriority="99" w:name="Document Map"/>
-    <w:lsdException w:uiPriority="99" w:name="Plain Text"/>
-    <w:lsdException w:uiPriority="99" w:name="E-mail Signature"/>
-    <w:lsdException w:uiPriority="99" w:semiHidden="0" w:name="Normal (Web)"/>
-    <w:lsdException w:uiPriority="99" w:name="HTML Acronym"/>
-    <w:lsdException w:uiPriority="99" w:name="HTML Address"/>
-    <w:lsdException w:uiPriority="99" w:name="HTML Cite"/>
-    <w:lsdException w:uiPriority="99" w:name="HTML Code"/>
-    <w:lsdException w:uiPriority="99" w:name="HTML Definition"/>
-    <w:lsdException w:uiPriority="99" w:name="HTML Keyboard"/>
-    <w:lsdException w:uiPriority="99" w:name="HTML Preformatted"/>
-    <w:lsdException w:uiPriority="99" w:name="HTML Sample"/>
-    <w:lsdException w:uiPriority="99" w:name="HTML Typewriter"/>
-    <w:lsdException w:uiPriority="99" w:name="HTML Variable"/>
-    <w:lsdException w:uiPriority="99" w:name="Normal Table"/>
-    <w:lsdException w:uiPriority="99" w:name="annotation subject"/>
-    <w:lsdException w:uiPriority="99" w:name="Table Simple 1"/>
-    <w:lsdException w:uiPriority="99" w:name="Table Simple 2"/>
-    <w:lsdException w:uiPriority="99" w:name="Table Simple 3"/>
-    <w:lsdException w:uiPriority="99" w:name="Table Classic 1"/>
-    <w:lsdException w:uiPriority="99" w:name="Table Classic 2"/>
-    <w:lsdException w:uiPriority="99" w:name="Table Classic 3"/>
-    <w:lsdException w:uiPriority="99" w:name="Table Classic 4"/>
-    <w:lsdException w:uiPriority="99" w:name="Table Colorful 1"/>
-    <w:lsdException w:uiPriority="99" w:name="Table Colorful 2"/>
-    <w:lsdException w:uiPriority="99" w:name="Table Colorful 3"/>
-    <w:lsdException w:uiPriority="99" w:name="Table Columns 1"/>
-    <w:lsdException w:uiPriority="99" w:name="Table Columns 2"/>
-    <w:lsdException w:uiPriority="99" w:name="Table Columns 3"/>
-    <w:lsdException w:uiPriority="99" w:name="Table Columns 4"/>
-    <w:lsdException w:uiPriority="99" w:name="Table Columns 5"/>
-    <w:lsdException w:uiPriority="99" w:name="Table Grid 1"/>
-    <w:lsdException w:uiPriority="99" w:name="Table Grid 2"/>
-    <w:lsdException w:uiPriority="99" w:name="Table Grid 3"/>
-    <w:lsdException w:uiPriority="99" w:name="Table Grid 4"/>
-    <w:lsdException w:uiPriority="99" w:name="Table Grid 5"/>
-    <w:lsdException w:uiPriority="99" w:name="Table Grid 6"/>
-    <w:lsdException w:uiPriority="99" w:name="Table Grid 7"/>
-    <w:lsdException w:uiPriority="99" w:name="Table Grid 8"/>
-    <w:lsdException w:uiPriority="99" w:name="Table List 1"/>
-    <w:lsdException w:uiPriority="99" w:name="Table List 2"/>
-    <w:lsdException w:uiPriority="99" w:name="Table List 3"/>
-    <w:lsdException w:uiPriority="99" w:name="Table List 4"/>
-    <w:lsdException w:uiPriority="99" w:name="Table List 5"/>
-    <w:lsdException w:uiPriority="99" w:name="Table List 6"/>
-    <w:lsdException w:uiPriority="99" w:name="Table List 7"/>
-    <w:lsdException w:uiPriority="99" w:name="Table List 8"/>
-    <w:lsdException w:uiPriority="99" w:name="Table 3D effects 1"/>
-    <w:lsdException w:uiPriority="99" w:name="Table 3D effects 2"/>
-    <w:lsdException w:uiPriority="99" w:name="Table 3D effects 3"/>
-    <w:lsdException w:uiPriority="99" w:name="Table Contemporary"/>
-    <w:lsdException w:uiPriority="99" w:name="Table Elegant"/>
-    <w:lsdException w:uiPriority="99" w:name="Table Professional"/>
-    <w:lsdException w:uiPriority="99" w:name="Table Subtle 1"/>
-    <w:lsdException w:uiPriority="99" w:name="Table Subtle 2"/>
-    <w:lsdException w:uiPriority="99" w:name="Table Web 1"/>
-    <w:lsdException w:uiPriority="99" w:name="Table Web 2"/>
-    <w:lsdException w:uiPriority="99" w:name="Table Web 3"/>
-    <w:lsdException w:uiPriority="99" w:name="Balloon Text"/>
-    <w:lsdException w:unhideWhenUsed="0" w:uiPriority="39" w:semiHidden="0" w:name="Table Grid"/>
-    <w:lsdException w:uiPriority="99" w:name="Table Theme"/>
-    <w:lsdException w:unhideWhenUsed="0" w:uiPriority="60" w:semiHidden="0" w:name="Light Shading"/>
-    <w:lsdException w:unhideWhenUsed="0" w:uiPriority="61" w:semiHidden="0" w:name="Light List"/>
-    <w:lsdException w:unhideWhenUsed="0" w:uiPriority="62" w:semiHidden="0" w:name="Light Grid"/>
-    <w:lsdException w:unhideWhenUsed="0" w:uiPriority="63" w:semiHidden="0" w:name="Medium Shading 1"/>
-    <w:lsdException w:unhideWhenUsed="0" w:uiPriority="64" w:semiHidden="0" w:name="Medium Shading 2"/>
-    <w:lsdException w:unhideWhenUsed="0" w:uiPriority="65" w:semiHidden="0" w:name="Medium List 1"/>
-    <w:lsdException w:unhideWhenUsed="0" w:uiPriority="66" w:semiHidden="0" w:name="Medium List 2"/>
-    <w:lsdException w:unhideWhenUsed="0" w:uiPriority="67" w:semiHidden="0" w:name="Medium Grid 1"/>
-    <w:lsdException w:unhideWhenUsed="0" w:uiPriority="68" w:semiHidden="0" w:name="Medium Grid 2"/>
-    <w:lsdException w:unhideWhenUsed="0" w:uiPriority="69" w:semiHidden="0" w:name="Medium Grid 3"/>
-    <w:lsdException w:unhideWhenUsed="0" w:uiPriority="70" w:semiHidden="0" w:name="Dark List"/>
-    <w:lsdException w:unhideWhenUsed="0" w:uiPriority="71" w:semiHidden="0" w:name="Colorful Shading"/>
-    <w:lsdException w:unhideWhenUsed="0" w:uiPriority="72" w:semiHidden="0" w:name="Colorful List"/>
-    <w:lsdException w:unhideWhenUsed="0" w:uiPriority="73" w:semiHidden="0" w:name="Colorful Grid"/>
-    <w:lsdException w:unhideWhenUsed="0" w:uiPriority="60" w:semiHidden="0" w:name="Light Shading Accent 1"/>
-    <w:lsdException w:unhideWhenUsed="0" w:uiPriority="61" w:semiHidden="0" w:name="Light List Accent 1"/>
-    <w:lsdException w:unhideWhenUsed="0" w:uiPriority="62" w:semiHidden="0" w:name="Light Grid Accent 1"/>
-    <w:lsdException w:unhideWhenUsed="0" w:uiPriority="63" w:semiHidden="0" w:name="Medium Shading 1 Accent 1"/>
-    <w:lsdException w:unhideWhenUsed="0" w:uiPriority="64" w:semiHidden="0" w:name="Medium Shading 2 Accent 1"/>
-    <w:lsdException w:unhideWhenUsed="0" w:uiPriority="65" w:semiHidden="0" w:name="Medium List 1 Accent 1"/>
-    <w:lsdException w:qFormat="1" w:unhideWhenUsed="0" w:uiPriority="34" w:semiHidden="0" w:name="List Paragraph"/>
-    <w:lsdException w:unhideWhenUsed="0" w:uiPriority="66" w:semiHidden="0" w:name="Medium List 2 Accent 1"/>
-    <w:lsdException w:unhideWhenUsed="0" w:uiPriority="67" w:semiHidden="0" w:name="Medium Grid 1 Accent 1"/>
-    <w:lsdException w:unhideWhenUsed="0" w:uiPriority="68" w:semiHidden="0" w:name="Medium Grid 2 Accent 1"/>
-    <w:lsdException w:unhideWhenUsed="0" w:uiPriority="69" w:semiHidden="0" w:name="Medium Grid 3 Accent 1"/>
-    <w:lsdException w:unhideWhenUsed="0" w:uiPriority="70" w:semiHidden="0" w:name="Dark List Accent 1"/>
-    <w:lsdException w:unhideWhenUsed="0" w:uiPriority="71" w:semiHidden="0" w:name="Colorful Shading Accent 1"/>
-    <w:lsdException w:unhideWhenUsed="0" w:uiPriority="72" w:semiHidden="0" w:name="Colorful List Accent 1"/>
-    <w:lsdException w:unhideWhenUsed="0" w:uiPriority="73" w:semiHidden="0" w:name="Colorful Grid Accent 1"/>
-    <w:lsdException w:unhideWhenUsed="0" w:uiPriority="60" w:semiHidden="0" w:name="Light Shading Accent 2"/>
-    <w:lsdException w:unhideWhenUsed="0" w:uiPriority="61" w:semiHidden="0" w:name="Light List Accent 2"/>
-    <w:lsdException w:unhideWhenUsed="0" w:uiPriority="62" w:semiHidden="0" w:name="Light Grid Accent 2"/>
-    <w:lsdException w:unhideWhenUsed="0" w:uiPriority="63" w:semiHidden="0" w:name="Medium Shading 1 Accent 2"/>
-    <w:lsdException w:unhideWhenUsed="0" w:uiPriority="64" w:semiHidden="0" w:name="Medium Shading 2 Accent 2"/>
-    <w:lsdException w:unhideWhenUsed="0" w:uiPriority="65" w:semiHidden="0" w:name="Medium List 1 Accent 2"/>
-    <w:lsdException w:unhideWhenUsed="0" w:uiPriority="66" w:semiHidden="0" w:name="Medium List 2 Accent 2"/>
-    <w:lsdException w:unhideWhenUsed="0" w:uiPriority="67" w:semiHidden="0" w:name="Medium Grid 1 Accent 2"/>
-    <w:lsdException w:unhideWhenUsed="0" w:uiPriority="68" w:semiHidden="0" w:name="Medium Grid 2 Accent 2"/>
-    <w:lsdException w:unhideWhenUsed="0" w:uiPriority="69" w:semiHidden="0" w:name="Medium Grid 3 Accent 2"/>
-    <w:lsdException w:unhideWhenUsed="0" w:uiPriority="70" w:semiHidden="0" w:name="Dark List Accent 2"/>
-    <w:lsdException w:unhideWhenUsed="0" w:uiPriority="71" w:semiHidden="0" w:name="Colorful Shading Accent 2"/>
-    <w:lsdException w:unhideWhenUsed="0" w:uiPriority="72" w:semiHidden="0" w:name="Colorful List Accent 2"/>
-    <w:lsdException w:unhideWhenUsed="0" w:uiPriority="73" w:semiHidden="0" w:name="Colorful Grid Accent 2"/>
-    <w:lsdException w:unhideWhenUsed="0" w:uiPriority="60" w:semiHidden="0" w:name="Light Shading Accent 3"/>
-    <w:lsdException w:unhideWhenUsed="0" w:uiPriority="61" w:semiHidden="0" w:name="Light List Accent 3"/>
-    <w:lsdException w:unhideWhenUsed="0" w:uiPriority="62" w:semiHidden="0" w:name="Light Grid Accent 3"/>
-    <w:lsdException w:unhideWhenUsed="0" w:uiPriority="63" w:semiHidden="0" w:name="Medium Shading 1 Accent 3"/>
-    <w:lsdException w:unhideWhenUsed="0" w:uiPriority="64" w:semiHidden="0" w:name="Medium Shading 2 Accent 3"/>
-    <w:lsdException w:unhideWhenUsed="0" w:uiPriority="65" w:semiHidden="0" w:name="Medium List 1 Accent 3"/>
-    <w:lsdException w:unhideWhenUsed="0" w:uiPriority="66" w:semiHidden="0" w:name="Medium List 2 Accent 3"/>
-    <w:lsdException w:unhideWhenUsed="0" w:uiPriority="67" w:semiHidden="0" w:name="Medium Grid 1 Accent 3"/>
-    <w:lsdException w:unhideWhenUsed="0" w:uiPriority="68" w:semiHidden="0" w:name="Medium Grid 2 Accent 3"/>
-    <w:lsdException w:unhideWhenUsed="0" w:uiPriority="69" w:semiHidden="0" w:name="Medium Grid 3 Accent 3"/>
-    <w:lsdException w:unhideWhenUsed="0" w:uiPriority="70" w:semiHidden="0" w:name="Dark List Accent 3"/>
-    <w:lsdException w:unhideWhenUsed="0" w:uiPriority="71" w:semiHidden="0" w:name="Colorful Shading Accent 3"/>
-    <w:lsdException w:unhideWhenUsed="0" w:uiPriority="72" w:semiHidden="0" w:name="Colorful List Accent 3"/>
-    <w:lsdException w:unhideWhenUsed="0" w:uiPriority="73" w:semiHidden="0" w:name="Colorful Grid Accent 3"/>
-    <w:lsdException w:unhideWhenUsed="0" w:uiPriority="60" w:semiHidden="0" w:name="Light Shading Accent 4"/>
-    <w:lsdException w:unhideWhenUsed="0" w:uiPriority="61" w:semiHidden="0" w:name="Light List Accent 4"/>
-    <w:lsdException w:unhideWhenUsed="0" w:uiPriority="62" w:semiHidden="0" w:name="Light Grid Accent 4"/>
-    <w:lsdException w:unhideWhenUsed="0" w:uiPriority="63" w:semiHidden="0" w:name="Medium Shading 1 Accent 4"/>
-    <w:lsdException w:unhideWhenUsed="0" w:uiPriority="64" w:semiHidden="0" w:name="Medium Shading 2 Accent 4"/>
-    <w:lsdException w:unhideWhenUsed="0" w:uiPriority="65" w:semiHidden="0" w:name="Medium List 1 Accent 4"/>
-    <w:lsdException w:unhideWhenUsed="0" w:uiPriority="66" w:semiHidden="0" w:name="Medium List 2 Accent 4"/>
-    <w:lsdException w:unhideWhenUsed="0" w:uiPriority="67" w:semiHidden="0" w:name="Medium Grid 1 Accent 4"/>
-    <w:lsdException w:unhideWhenUsed="0" w:uiPriority="68" w:semiHidden="0" w:name="Medium Grid 2 Accent 4"/>
-    <w:lsdException w:unhideWhenUsed="0" w:uiPriority="69" w:semiHidden="0" w:name="Medium Grid 3 Accent 4"/>
-    <w:lsdException w:unhideWhenUsed="0" w:uiPriority="70" w:semiHidden="0" w:name="Dark List Accent 4"/>
-    <w:lsdException w:unhideWhenUsed="0" w:uiPriority="71" w:semiHidden="0" w:name="Colorful Shading Accent 4"/>
-    <w:lsdException w:unhideWhenUsed="0" w:uiPriority="72" w:semiHidden="0" w:name="Colorful List Accent 4"/>
-    <w:lsdException w:unhideWhenUsed="0" w:uiPriority="73" w:semiHidden="0" w:name="Colorful Grid Accent 4"/>
-    <w:lsdException w:unhideWhenUsed="0" w:uiPriority="60" w:semiHidden="0" w:name="Light Shading Accent 5"/>
-    <w:lsdException w:unhideWhenUsed="0" w:uiPriority="61" w:semiHidden="0" w:name="Light List Accent 5"/>
-    <w:lsdException w:unhideWhenUsed="0" w:uiPriority="62" w:semiHidden="0" w:name="Light Grid Accent 5"/>
-    <w:lsdException w:unhideWhenUsed="0" w:uiPriority="63" w:semiHidden="0" w:name="Medium Shading 1 Accent 5"/>
-    <w:lsdException w:unhideWhenUsed="0" w:uiPriority="64" w:semiHidden="0" w:name="Medium Shading 2 Accent 5"/>
-    <w:lsdException w:unhideWhenUsed="0" w:uiPriority="65" w:semiHidden="0" w:name="Medium List 1 Accent 5"/>
-    <w:lsdException w:unhideWhenUsed="0" w:uiPriority="66" w:semiHidden="0" w:name="Medium List 2 Accent 5"/>
-    <w:lsdException w:unhideWhenUsed="0" w:uiPriority="67" w:semiHidden="0" w:name="Medium Grid 1 Accent 5"/>
-    <w:lsdException w:unhideWhenUsed="0" w:uiPriority="68" w:semiHidden="0" w:name="Medium Grid 2 Accent 5"/>
-    <w:lsdException w:unhideWhenUsed="0" w:uiPriority="69" w:semiHidden="0" w:name="Medium Grid 3 Accent 5"/>
-    <w:lsdException w:unhideWhenUsed="0" w:uiPriority="70" w:semiHidden="0" w:name="Dark List Accent 5"/>
-    <w:lsdException w:unhideWhenUsed="0" w:uiPriority="71" w:semiHidden="0" w:name="Colorful Shading Accent 5"/>
-    <w:lsdException w:unhideWhenUsed="0" w:uiPriority="72" w:semiHidden="0" w:name="Colorful List Accent 5"/>
-    <w:lsdException w:unhideWhenUsed="0" w:uiPriority="73" w:semiHidden="0" w:name="Colorful Grid Accent 5"/>
-    <w:lsdException w:unhideWhenUsed="0" w:uiPriority="60" w:semiHidden="0" w:name="Light Shading Accent 6"/>
-    <w:lsdException w:unhideWhenUsed="0" w:uiPriority="61" w:semiHidden="0" w:name="Light List Accent 6"/>
-    <w:lsdException w:unhideWhenUsed="0" w:uiPriority="62" w:semiHidden="0" w:name="Light Grid Accent 6"/>
-    <w:lsdException w:unhideWhenUsed="0" w:uiPriority="63" w:semiHidden="0" w:name="Medium Shading 1 Accent 6"/>
-    <w:lsdException w:unhideWhenUsed="0" w:uiPriority="64" w:semiHidden="0" w:name="Medium Shading 2 Accent 6"/>
-    <w:lsdException w:unhideWhenUsed="0" w:uiPriority="65" w:semiHidden="0" w:name="Medium List 1 Accent 6"/>
-    <w:lsdException w:unhideWhenUsed="0" w:uiPriority="66" w:semiHidden="0" w:name="Medium List 2 Accent 6"/>
-    <w:lsdException w:unhideWhenUsed="0" w:uiPriority="67" w:semiHidden="0" w:name="Medium Grid 1 Accent 6"/>
-    <w:lsdException w:unhideWhenUsed="0" w:uiPriority="68" w:semiHidden="0" w:name="Medium Grid 2 Accent 6"/>
-    <w:lsdException w:unhideWhenUsed="0" w:uiPriority="69" w:semiHidden="0" w:name="Medium Grid 3 Accent 6"/>
-    <w:lsdException w:unhideWhenUsed="0" w:uiPriority="70" w:semiHidden="0" w:name="Dark List Accent 6"/>
-    <w:lsdException w:unhideWhenUsed="0" w:uiPriority="71" w:semiHidden="0" w:name="Colorful Shading Accent 6"/>
-    <w:lsdException w:unhideWhenUsed="0" w:uiPriority="72" w:semiHidden="0" w:name="Colorful List Accent 6"/>
-    <w:lsdException w:unhideWhenUsed="0" w:uiPriority="73" w:semiHidden="0" w:name="Colorful Grid Accent 6"/>
+  <w:latentStyles w:defLockedState="0" w:defUIPriority="99" w:defSemiHidden="0" w:defUnhideWhenUsed="0" w:defQFormat="0" w:count="376">
+    <w:lsdException w:name="Normal" w:uiPriority="0" w:qFormat="1"/>
+    <w:lsdException w:name="heading 1" w:uiPriority="9" w:qFormat="1"/>
+    <w:lsdException w:name="heading 2" w:semiHidden="1" w:uiPriority="9" w:unhideWhenUsed="1" w:qFormat="1"/>
+    <w:lsdException w:name="heading 3" w:semiHidden="1" w:uiPriority="9" w:unhideWhenUsed="1" w:qFormat="1"/>
+    <w:lsdException w:name="heading 4" w:semiHidden="1" w:uiPriority="9" w:unhideWhenUsed="1" w:qFormat="1"/>
+    <w:lsdException w:name="heading 5" w:semiHidden="1" w:uiPriority="9" w:unhideWhenUsed="1" w:qFormat="1"/>
+    <w:lsdException w:name="heading 6" w:semiHidden="1" w:uiPriority="9" w:unhideWhenUsed="1" w:qFormat="1"/>
+    <w:lsdException w:name="heading 7" w:semiHidden="1" w:uiPriority="9" w:unhideWhenUsed="1" w:qFormat="1"/>
+    <w:lsdException w:name="heading 8" w:semiHidden="1" w:uiPriority="9" w:unhideWhenUsed="1" w:qFormat="1"/>
+    <w:lsdException w:name="heading 9" w:semiHidden="1" w:uiPriority="9" w:unhideWhenUsed="1" w:qFormat="1"/>
+    <w:lsdException w:name="index 1" w:semiHidden="1" w:unhideWhenUsed="1"/>
+    <w:lsdException w:name="index 2" w:semiHidden="1" w:unhideWhenUsed="1"/>
+    <w:lsdException w:name="index 3" w:semiHidden="1" w:unhideWhenUsed="1"/>
+    <w:lsdException w:name="index 4" w:semiHidden="1" w:unhideWhenUsed="1"/>
+    <w:lsdException w:name="index 5" w:semiHidden="1" w:unhideWhenUsed="1"/>
+    <w:lsdException w:name="index 6" w:semiHidden="1" w:unhideWhenUsed="1"/>
+    <w:lsdException w:name="index 7" w:semiHidden="1" w:unhideWhenUsed="1"/>
+    <w:lsdException w:name="index 8" w:semiHidden="1" w:unhideWhenUsed="1"/>
+    <w:lsdException w:name="index 9" w:semiHidden="1" w:unhideWhenUsed="1"/>
+    <w:lsdException w:name="toc 1" w:semiHidden="1" w:uiPriority="39" w:unhideWhenUsed="1"/>
+    <w:lsdException w:name="toc 2" w:semiHidden="1" w:uiPriority="39" w:unhideWhenUsed="1"/>
+    <w:lsdException w:name="toc 3" w:semiHidden="1" w:uiPriority="39" w:unhideWhenUsed="1"/>
+    <w:lsdException w:name="toc 4" w:semiHidden="1" w:uiPriority="39" w:unhideWhenUsed="1"/>
+    <w:lsdException w:name="toc 5" w:semiHidden="1" w:uiPriority="39" w:unhideWhenUsed="1"/>
+    <w:lsdException w:name="toc 6" w:semiHidden="1" w:uiPriority="39" w:unhideWhenUsed="1"/>
+    <w:lsdException w:name="toc 7" w:semiHidden="1" w:uiPriority="39" w:unhideWhenUsed="1"/>
+    <w:lsdException w:name="toc 8" w:semiHidden="1" w:uiPriority="39" w:unhideWhenUsed="1"/>
+    <w:lsdException w:name="toc 9" w:semiHidden="1" w:uiPriority="39" w:unhideWhenUsed="1"/>
+    <w:lsdException w:name="Normal Indent" w:semiHidden="1" w:unhideWhenUsed="1"/>
+    <w:lsdException w:name="footnote text" w:semiHidden="1" w:unhideWhenUsed="1"/>
+    <w:lsdException w:name="annotation text" w:semiHidden="1" w:unhideWhenUsed="1"/>
+    <w:lsdException w:name="header" w:semiHidden="1" w:unhideWhenUsed="1"/>
+    <w:lsdException w:name="footer" w:semiHidden="1" w:unhideWhenUsed="1"/>
+    <w:lsdException w:name="index heading" w:semiHidden="1" w:unhideWhenUsed="1"/>
+    <w:lsdException w:name="caption" w:semiHidden="1" w:uiPriority="35" w:unhideWhenUsed="1" w:qFormat="1"/>
+    <w:lsdException w:name="table of figures" w:semiHidden="1" w:unhideWhenUsed="1"/>
+    <w:lsdException w:name="envelope address" w:semiHidden="1" w:unhideWhenUsed="1"/>
+    <w:lsdException w:name="envelope return" w:semiHidden="1" w:unhideWhenUsed="1"/>
+    <w:lsdException w:name="footnote reference" w:semiHidden="1" w:unhideWhenUsed="1"/>
+    <w:lsdException w:name="annotation reference" w:semiHidden="1" w:unhideWhenUsed="1"/>
+    <w:lsdException w:name="line number" w:semiHidden="1" w:unhideWhenUsed="1"/>
+    <w:lsdException w:name="page number" w:semiHidden="1" w:unhideWhenUsed="1"/>
+    <w:lsdException w:name="endnote reference" w:semiHidden="1" w:unhideWhenUsed="1"/>
+    <w:lsdException w:name="endnote text" w:semiHidden="1" w:unhideWhenUsed="1"/>
+    <w:lsdException w:name="table of authorities" w:semiHidden="1" w:unhideWhenUsed="1"/>
+    <w:lsdException w:name="macro" w:semiHidden="1" w:unhideWhenUsed="1"/>
+    <w:lsdException w:name="toa heading" w:semiHidden="1" w:unhideWhenUsed="1"/>
+    <w:lsdException w:name="List" w:semiHidden="1" w:unhideWhenUsed="1"/>
+    <w:lsdException w:name="List Bullet" w:semiHidden="1" w:unhideWhenUsed="1"/>
+    <w:lsdException w:name="List Number" w:semiHidden="1" w:unhideWhenUsed="1"/>
+    <w:lsdException w:name="List 2" w:semiHidden="1" w:unhideWhenUsed="1"/>
+    <w:lsdException w:name="List 3" w:semiHidden="1" w:unhideWhenUsed="1"/>
+    <w:lsdException w:name="List 4" w:semiHidden="1" w:unhideWhenUsed="1"/>
+    <w:lsdException w:name="List 5" w:semiHidden="1" w:unhideWhenUsed="1"/>
+    <w:lsdException w:name="List Bullet 2" w:semiHidden="1" w:unhideWhenUsed="1"/>
+    <w:lsdException w:name="List Bullet 3" w:semiHidden="1" w:unhideWhenUsed="1"/>
+    <w:lsdException w:name="List Bullet 4" w:semiHidden="1" w:unhideWhenUsed="1"/>
+    <w:lsdException w:name="List Bullet 5" w:semiHidden="1" w:unhideWhenUsed="1"/>
+    <w:lsdException w:name="List Number 2" w:semiHidden="1" w:unhideWhenUsed="1"/>
+    <w:lsdException w:name="List Number 3" w:semiHidden="1" w:unhideWhenUsed="1"/>
+    <w:lsdException w:name="List Number 4" w:semiHidden="1" w:unhideWhenUsed="1"/>
+    <w:lsdException w:name="List Number 5" w:semiHidden="1" w:unhideWhenUsed="1"/>
+    <w:lsdException w:name="Title" w:uiPriority="10" w:qFormat="1"/>
+    <w:lsdException w:name="Closing" w:semiHidden="1" w:unhideWhenUsed="1"/>
+    <w:lsdException w:name="Signature" w:semiHidden="1" w:unhideWhenUsed="1"/>
+    <w:lsdException w:name="Default Paragraph Font" w:semiHidden="1" w:uiPriority="1" w:unhideWhenUsed="1"/>
+    <w:lsdException w:name="Body Text" w:semiHidden="1" w:unhideWhenUsed="1"/>
+    <w:lsdException w:name="Body Text Indent" w:semiHidden="1" w:unhideWhenUsed="1"/>
+    <w:lsdException w:name="List Continue" w:semiHidden="1" w:unhideWhenUsed="1"/>
+    <w:lsdException w:name="List Continue 2" w:semiHidden="1" w:unhideWhenUsed="1"/>
+    <w:lsdException w:name="List Continue 3" w:semiHidden="1" w:unhideWhenUsed="1"/>
+    <w:lsdException w:name="List Continue 4" w:semiHidden="1" w:unhideWhenUsed="1"/>
+    <w:lsdException w:name="List Continue 5" w:semiHidden="1" w:unhideWhenUsed="1"/>
+    <w:lsdException w:name="Message Header" w:semiHidden="1" w:unhideWhenUsed="1"/>
+    <w:lsdException w:name="Subtitle" w:uiPriority="11" w:qFormat="1"/>
+    <w:lsdException w:name="Salutation" w:semiHidden="1" w:unhideWhenUsed="1"/>
+    <w:lsdException w:name="Date" w:semiHidden="1" w:unhideWhenUsed="1"/>
+    <w:lsdException w:name="Body Text First Indent" w:semiHidden="1" w:unhideWhenUsed="1"/>
+    <w:lsdException w:name="Body Text First Indent 2" w:semiHidden="1" w:unhideWhenUsed="1"/>
+    <w:lsdException w:name="Note Heading" w:semiHidden="1" w:unhideWhenUsed="1"/>
+    <w:lsdException w:name="Body Text 2" w:semiHidden="1" w:unhideWhenUsed="1"/>
+    <w:lsdException w:name="Body Text 3" w:semiHidden="1" w:unhideWhenUsed="1"/>
+    <w:lsdException w:name="Body Text Indent 2" w:semiHidden="1" w:unhideWhenUsed="1"/>
+    <w:lsdException w:name="Body Text Indent 3" w:semiHidden="1" w:unhideWhenUsed="1"/>
+    <w:lsdException w:name="Block Text" w:semiHidden="1" w:unhideWhenUsed="1"/>
+    <w:lsdException w:name="Hyperlink" w:semiHidden="1" w:unhideWhenUsed="1"/>
+    <w:lsdException w:name="FollowedHyperlink" w:semiHidden="1" w:unhideWhenUsed="1"/>
+    <w:lsdException w:name="Strong" w:uiPriority="22" w:qFormat="1"/>
+    <w:lsdException w:name="Emphasis" w:uiPriority="20" w:qFormat="1"/>
+    <w:lsdException w:name="Document Map" w:semiHidden="1" w:unhideWhenUsed="1"/>
+    <w:lsdException w:name="Plain Text" w:semiHidden="1" w:unhideWhenUsed="1"/>
+    <w:lsdException w:name="E-mail Signature" w:semiHidden="1" w:unhideWhenUsed="1"/>
+    <w:lsdException w:name="HTML Top of Form" w:semiHidden="1" w:unhideWhenUsed="1"/>
+    <w:lsdException w:name="HTML Bottom of Form" w:semiHidden="1" w:unhideWhenUsed="1"/>
+    <w:lsdException w:name="Normal (Web)" w:semiHidden="1" w:unhideWhenUsed="1"/>
+    <w:lsdException w:name="HTML Acronym" w:semiHidden="1" w:unhideWhenUsed="1"/>
+    <w:lsdException w:name="HTML Address" w:semiHidden="1" w:unhideWhenUsed="1"/>
+    <w:lsdException w:name="HTML Cite" w:semiHidden="1" w:unhideWhenUsed="1"/>
+    <w:lsdException w:name="HTML Code" w:semiHidden="1" w:unhideWhenUsed="1"/>
+    <w:lsdException w:name="HTML Definition" w:semiHidden="1" w:unhideWhenUsed="1"/>
+    <w:lsdException w:name="HTML Keyboard" w:semiHidden="1" w:unhideWhenUsed="1"/>
+    <w:lsdException w:name="HTML Preformatted" w:semiHidden="1" w:unhideWhenUsed="1"/>
+    <w:lsdException w:name="HTML Sample" w:semiHidden="1" w:unhideWhenUsed="1"/>
+    <w:lsdException w:name="HTML Typewriter" w:semiHidden="1" w:unhideWhenUsed="1"/>
+    <w:lsdException w:name="HTML Variable" w:semiHidden="1" w:unhideWhenUsed="1"/>
+    <w:lsdException w:name="Normal Table" w:semiHidden="1" w:unhideWhenUsed="1"/>
+    <w:lsdException w:name="annotation subject" w:semiHidden="1" w:unhideWhenUsed="1"/>
+    <w:lsdException w:name="No List" w:semiHidden="1" w:unhideWhenUsed="1"/>
+    <w:lsdException w:name="Outline List 1" w:semiHidden="1" w:unhideWhenUsed="1"/>
+    <w:lsdException w:name="Outline List 2" w:semiHidden="1" w:unhideWhenUsed="1"/>
+    <w:lsdException w:name="Outline List 3" w:semiHidden="1" w:unhideWhenUsed="1"/>
+    <w:lsdException w:name="Table Simple 1" w:semiHidden="1" w:unhideWhenUsed="1"/>
+    <w:lsdException w:name="Table Simple 2" w:semiHidden="1" w:unhideWhenUsed="1"/>
+    <w:lsdException w:name="Table Simple 3" w:semiHidden="1" w:unhideWhenUsed="1"/>
+    <w:lsdException w:name="Table Classic 1" w:semiHidden="1" w:unhideWhenUsed="1"/>
+    <w:lsdException w:name="Table Classic 2" w:semiHidden="1" w:unhideWhenUsed="1"/>
+    <w:lsdException w:name="Table Classic 3" w:semiHidden="1" w:unhideWhenUsed="1"/>
+    <w:lsdException w:name="Table Classic 4" w:semiHidden="1" w:unhideWhenUsed="1"/>
+    <w:lsdException w:name="Table Colorful 1" w:semiHidden="1" w:unhideWhenUsed="1"/>
+    <w:lsdException w:name="Table Colorful 2" w:semiHidden="1" w:unhideWhenUsed="1"/>
+    <w:lsdException w:name="Table Colorful 3" w:semiHidden="1" w:unhideWhenUsed="1"/>
+    <w:lsdException w:name="Table Columns 1" w:semiHidden="1" w:unhideWhenUsed="1"/>
+    <w:lsdException w:name="Table Columns 2" w:semiHidden="1" w:unhideWhenUsed="1"/>
+    <w:lsdException w:name="Table Columns 3" w:semiHidden="1" w:unhideWhenUsed="1"/>
+    <w:lsdException w:name="Table Columns 4" w:semiHidden="1" w:unhideWhenUsed="1"/>
+    <w:lsdException w:name="Table Columns 5" w:semiHidden="1" w:unhideWhenUsed="1"/>
+    <w:lsdException w:name="Table Grid 1" w:semiHidden="1" w:unhideWhenUsed="1"/>
+    <w:lsdException w:name="Table Grid 2" w:semiHidden="1" w:unhideWhenUsed="1"/>
+    <w:lsdException w:name="Table Grid 3" w:semiHidden="1" w:unhideWhenUsed="1"/>
+    <w:lsdException w:name="Table Grid 4" w:semiHidden="1" w:unhideWhenUsed="1"/>
+    <w:lsdException w:name="Table Grid 5" w:semiHidden="1" w:unhideWhenUsed="1"/>
+    <w:lsdException w:name="Table Grid 6" w:semiHidden="1" w:unhideWhenUsed="1"/>
+    <w:lsdException w:name="Table Grid 7" w:semiHidden="1" w:unhideWhenUsed="1"/>
+    <w:lsdException w:name="Table Grid 8" w:semiHidden="1" w:unhideWhenUsed="1"/>
+    <w:lsdException w:name="Table List 1" w:semiHidden="1" w:unhideWhenUsed="1"/>
+    <w:lsdException w:name="Table List 2" w:semiHidden="1" w:unhideWhenUsed="1"/>
+    <w:lsdException w:name="Table List 3" w:semiHidden="1" w:unhideWhenUsed="1"/>
+    <w:lsdException w:name="Table List 4" w:semiHidden="1" w:unhideWhenUsed="1"/>
+    <w:lsdException w:name="Table List 5" w:semiHidden="1" w:unhideWhenUsed="1"/>
+    <w:lsdException w:name="Table List 6" w:semiHidden="1" w:unhideWhenUsed="1"/>
+    <w:lsdException w:name="Table List 7" w:semiHidden="1" w:unhideWhenUsed="1"/>
+    <w:lsdException w:name="Table List 8" w:semiHidden="1" w:unhideWhenUsed="1"/>
+    <w:lsdException w:name="Table 3D effects 1" w:semiHidden="1" w:unhideWhenUsed="1"/>
+    <w:lsdException w:name="Table 3D effects 2" w:semiHidden="1" w:unhideWhenUsed="1"/>
+    <w:lsdException w:name="Table 3D effects 3" w:semiHidden="1" w:unhideWhenUsed="1"/>
+    <w:lsdException w:name="Table Contemporary" w:semiHidden="1" w:unhideWhenUsed="1"/>
+    <w:lsdException w:name="Table Elegant" w:semiHidden="1" w:unhideWhenUsed="1"/>
+    <w:lsdException w:name="Table Professional" w:semiHidden="1" w:unhideWhenUsed="1"/>
+    <w:lsdException w:name="Table Subtle 1" w:semiHidden="1" w:unhideWhenUsed="1"/>
+    <w:lsdException w:name="Table Subtle 2" w:semiHidden="1" w:unhideWhenUsed="1"/>
+    <w:lsdException w:name="Table Web 1" w:semiHidden="1" w:unhideWhenUsed="1"/>
+    <w:lsdException w:name="Table Web 2" w:semiHidden="1" w:unhideWhenUsed="1"/>
+    <w:lsdException w:name="Table Web 3" w:semiHidden="1" w:unhideWhenUsed="1"/>
+    <w:lsdException w:name="Balloon Text" w:semiHidden="1" w:unhideWhenUsed="1"/>
+    <w:lsdException w:name="Table Grid" w:uiPriority="39"/>
+    <w:lsdException w:name="Table Theme" w:semiHidden="1" w:unhideWhenUsed="1"/>
+    <w:lsdException w:name="Placeholder Text" w:semiHidden="1"/>
+    <w:lsdException w:name="No Spacing" w:uiPriority="1" w:qFormat="1"/>
+    <w:lsdException w:name="Light Shading" w:uiPriority="60"/>
+    <w:lsdException w:name="Light List" w:uiPriority="61"/>
+    <w:lsdException w:name="Light Grid" w:uiPriority="62"/>
+    <w:lsdException w:name="Medium Shading 1" w:uiPriority="63"/>
+    <w:lsdException w:name="Medium Shading 2" w:uiPriority="64"/>
+    <w:lsdException w:name="Medium List 1" w:uiPriority="65"/>
+    <w:lsdException w:name="Medium List 2" w:uiPriority="66"/>
+    <w:lsdException w:name="Medium Grid 1" w:uiPriority="67"/>
+    <w:lsdException w:name="Medium Grid 2" w:uiPriority="68"/>
+    <w:lsdException w:name="Medium Grid 3" w:uiPriority="69"/>
+    <w:lsdException w:name="Dark List" w:uiPriority="70"/>
+    <w:lsdException w:name="Colorful Shading" w:uiPriority="71"/>
+    <w:lsdException w:name="Colorful List" w:uiPriority="72"/>
+    <w:lsdException w:name="Colorful Grid" w:uiPriority="73"/>
+    <w:lsdException w:name="Light Shading Accent 1" w:uiPriority="60"/>
+    <w:lsdException w:name="Light List Accent 1" w:uiPriority="61"/>
+    <w:lsdException w:name="Light Grid Accent 1" w:uiPriority="62"/>
+    <w:lsdException w:name="Medium Shading 1 Accent 1" w:uiPriority="63"/>
+    <w:lsdException w:name="Medium Shading 2 Accent 1" w:uiPriority="64"/>
+    <w:lsdException w:name="Medium List 1 Accent 1" w:uiPriority="65"/>
+    <w:lsdException w:name="Revision" w:semiHidden="1"/>
+    <w:lsdException w:name="List Paragraph" w:uiPriority="34" w:qFormat="1"/>
+    <w:lsdException w:name="Quote" w:uiPriority="29" w:qFormat="1"/>
+    <w:lsdException w:name="Intense Quote" w:uiPriority="30" w:qFormat="1"/>
+    <w:lsdException w:name="Medium List 2 Accent 1" w:uiPriority="66"/>
+    <w:lsdException w:name="Medium Grid 1 Accent 1" w:uiPriority="67"/>
+    <w:lsdException w:name="Medium Grid 2 Accent 1" w:uiPriority="68"/>
+    <w:lsdException w:name="Medium Grid 3 Accent 1" w:uiPriority="69"/>
+    <w:lsdException w:name="Dark List Accent 1" w:uiPriority="70"/>
+    <w:lsdException w:name="Colorful Shading Accent 1" w:uiPriority="71"/>
+    <w:lsdException w:name="Colorful List Accent 1" w:uiPriority="72"/>
+    <w:lsdException w:name="Colorful Grid Accent 1" w:uiPriority="73"/>
+    <w:lsdException w:name="Light Shading Accent 2" w:uiPriority="60"/>
+    <w:lsdException w:name="Light List Accent 2" w:uiPriority="61"/>
+    <w:lsdException w:name="Light Grid Accent 2" w:uiPriority="62"/>
+    <w:lsdException w:name="Medium Shading 1 Accent 2" w:uiPriority="63"/>
+    <w:lsdException w:name="Medium Shading 2 Accent 2" w:uiPriority="64"/>
+    <w:lsdException w:name="Medium List 1 Accent 2" w:uiPriority="65"/>
+    <w:lsdException w:name="Medium List 2 Accent 2" w:uiPriority="66"/>
+    <w:lsdException w:name="Medium Grid 1 Accent 2" w:uiPriority="67"/>
+    <w:lsdException w:name="Medium Grid 2 Accent 2" w:uiPriority="68"/>
+    <w:lsdException w:name="Medium Grid 3 Accent 2" w:uiPriority="69"/>
+    <w:lsdException w:name="Dark List Accent 2" w:uiPriority="70"/>
+    <w:lsdException w:name="Colorful Shading Accent 2" w:uiPriority="71"/>
+    <w:lsdException w:name="Colorful List Accent 2" w:uiPriority="72"/>
+    <w:lsdException w:name="Colorful Grid Accent 2" w:uiPriority="73"/>
+    <w:lsdException w:name="Light Shading Accent 3" w:uiPriority="60"/>
+    <w:lsdException w:name="Light List Accent 3" w:uiPriority="61"/>
+    <w:lsdException w:name="Light Grid Accent 3" w:uiPriority="62"/>
+    <w:lsdException w:name="Medium Shading 1 Accent 3" w:uiPriority="63"/>
+    <w:lsdException w:name="Medium Shading 2 Accent 3" w:uiPriority="64"/>
+    <w:lsdException w:name="Medium List 1 Accent 3" w:uiPriority="65"/>
+    <w:lsdException w:name="Medium List 2 Accent 3" w:uiPriority="66"/>
+    <w:lsdException w:name="Medium Grid 1 Accent 3" w:uiPriority="67"/>
+    <w:lsdException w:name="Medium Grid 2 Accent 3" w:uiPriority="68"/>
+    <w:lsdException w:name="Medium Grid 3 Accent 3" w:uiPriority="69"/>
+    <w:lsdException w:name="Dark List Accent 3" w:uiPriority="70"/>
+    <w:lsdException w:name="Colorful Shading Accent 3" w:uiPriority="71"/>
+    <w:lsdException w:name="Colorful List Accent 3" w:uiPriority="72"/>
+    <w:lsdException w:name="Colorful Grid Accent 3" w:uiPriority="73"/>
+    <w:lsdException w:name="Light Shading Accent 4" w:uiPriority="60"/>
+    <w:lsdException w:name="Light List Accent 4" w:uiPriority="61"/>
+    <w:lsdException w:name="Light Grid Accent 4" w:uiPriority="62"/>
+    <w:lsdException w:name="Medium Shading 1 Accent 4" w:uiPriority="63"/>
+    <w:lsdException w:name="Medium Shading 2 Accent 4" w:uiPriority="64"/>
+    <w:lsdException w:name="Medium List 1 Accent 4" w:uiPriority="65"/>
+    <w:lsdException w:name="Medium List 2 Accent 4" w:uiPriority="66"/>
+    <w:lsdException w:name="Medium Grid 1 Accent 4" w:uiPriority="67"/>
+    <w:lsdException w:name="Medium Grid 2 Accent 4" w:uiPriority="68"/>
+    <w:lsdException w:name="Medium Grid 3 Accent 4" w:uiPriority="69"/>
+    <w:lsdException w:name="Dark List Accent 4" w:uiPriority="70"/>
+    <w:lsdException w:name="Colorful Shading Accent 4" w:uiPriority="71"/>
+    <w:lsdException w:name="Colorful List Accent 4" w:uiPriority="72"/>
+    <w:lsdException w:name="Colorful Grid Accent 4" w:uiPriority="73"/>
+    <w:lsdException w:name="Light Shading Accent 5" w:uiPriority="60"/>
+    <w:lsdException w:name="Light List Accent 5" w:uiPriority="61"/>
+    <w:lsdException w:name="Light Grid Accent 5" w:uiPriority="62"/>
+    <w:lsdException w:name="Medium Shading 1 Accent 5" w:uiPriority="63"/>
+    <w:lsdException w:name="Medium Shading 2 Accent 5" w:uiPriority="64"/>
+    <w:lsdException w:name="Medium List 1 Accent 5" w:uiPriority="65"/>
+    <w:lsdException w:name="Medium List 2 Accent 5" w:uiPriority="66"/>
+    <w:lsdException w:name="Medium Grid 1 Accent 5" w:uiPriority="67"/>
+    <w:lsdException w:name="Medium Grid 2 Accent 5" w:uiPriority="68"/>
+    <w:lsdException w:name="Medium Grid 3 Accent 5" w:uiPriority="69"/>
+    <w:lsdException w:name="Dark List Accent 5" w:uiPriority="70"/>
+    <w:lsdException w:name="Colorful Shading Accent 5" w:uiPriority="71"/>
+    <w:lsdException w:name="Colorful List Accent 5" w:uiPriority="72"/>
+    <w:lsdException w:name="Colorful Grid Accent 5" w:uiPriority="73"/>
+    <w:lsdException w:name="Light Shading Accent 6" w:uiPriority="60"/>
+    <w:lsdException w:name="Light List Accent 6" w:uiPriority="61"/>
+    <w:lsdException w:name="Light Grid Accent 6" w:uiPriority="62"/>
+    <w:lsdException w:name="Medium Shading 1 Accent 6" w:uiPriority="63"/>
+    <w:lsdException w:name="Medium Shading 2 Accent 6" w:uiPriority="64"/>
+    <w:lsdException w:name="Medium List 1 Accent 6" w:uiPriority="65"/>
+    <w:lsdException w:name="Medium List 2 Accent 6" w:uiPriority="66"/>
+    <w:lsdException w:name="Medium Grid 1 Accent 6" w:uiPriority="67"/>
+    <w:lsdException w:name="Medium Grid 2 Accent 6" w:uiPriority="68"/>
+    <w:lsdException w:name="Medium Grid 3 Accent 6" w:uiPriority="69"/>
+    <w:lsdException w:name="Dark List Accent 6" w:uiPriority="70"/>
+    <w:lsdException w:name="Colorful Shading Accent 6" w:uiPriority="71"/>
+    <w:lsdException w:name="Colorful List Accent 6" w:uiPriority="72"/>
+    <w:lsdException w:name="Colorful Grid Accent 6" w:uiPriority="73"/>
+    <w:lsdException w:name="Subtle Emphasis" w:uiPriority="19" w:qFormat="1"/>
+    <w:lsdException w:name="Intense Emphasis" w:uiPriority="21" w:qFormat="1"/>
+    <w:lsdException w:name="Subtle Reference" w:uiPriority="31" w:qFormat="1"/>
+    <w:lsdException w:name="Intense Reference" w:uiPriority="32" w:qFormat="1"/>
+    <w:lsdException w:name="Book Title" w:uiPriority="33" w:qFormat="1"/>
+    <w:lsdException w:name="Bibliography" w:semiHidden="1" w:uiPriority="37" w:unhideWhenUsed="1"/>
+    <w:lsdException w:name="TOC Heading" w:semiHidden="1" w:uiPriority="39" w:unhideWhenUsed="1" w:qFormat="1"/>
+    <w:lsdException w:name="Plain Table 1" w:uiPriority="41"/>
+    <w:lsdException w:name="Plain Table 2" w:uiPriority="42"/>
+    <w:lsdException w:name="Plain Table 3" w:uiPriority="43"/>
+    <w:lsdException w:name="Plain Table 4" w:uiPriority="44"/>
+    <w:lsdException w:name="Plain Table 5" w:uiPriority="45"/>
+    <w:lsdException w:name="Grid Table Light" w:uiPriority="40"/>
+    <w:lsdException w:name="Grid Table 1 Light" w:uiPriority="46"/>
+    <w:lsdException w:name="Grid Table 2" w:uiPriority="47"/>
+    <w:lsdException w:name="Grid Table 3" w:uiPriority="48"/>
+    <w:lsdException w:name="Grid Table 4" w:uiPriority="49"/>
+    <w:lsdException w:name="Grid Table 5 Dark" w:uiPriority="50"/>
+    <w:lsdException w:name="Grid Table 6 Colorful" w:uiPriority="51"/>
+    <w:lsdException w:name="Grid Table 7 Colorful" w:uiPriority="52"/>
+    <w:lsdException w:name="Grid Table 1 Light Accent 1" w:uiPriority="46"/>
+    <w:lsdException w:name="Grid Table 2 Accent 1" w:uiPriority="47"/>
+    <w:lsdException w:name="Grid Table 3 Accent 1" w:uiPriority="48"/>
+    <w:lsdException w:name="Grid Table 4 Accent 1" w:uiPriority="49"/>
+    <w:lsdException w:name="Grid Table 5 Dark Accent 1" w:uiPriority="50"/>
+    <w:lsdException w:name="Grid Table 6 Colorful Accent 1" w:uiPriority="51"/>
+    <w:lsdException w:name="Grid Table 7 Colorful Accent 1" w:uiPriority="52"/>
+    <w:lsdException w:name="Grid Table 1 Light Accent 2" w:uiPriority="46"/>
+    <w:lsdException w:name="Grid Table 2 Accent 2" w:uiPriority="47"/>
+    <w:lsdException w:name="Grid Table 3 Accent 2" w:uiPriority="48"/>
+    <w:lsdException w:name="Grid Table 4 Accent 2" w:uiPriority="49"/>
+    <w:lsdException w:name="Grid Table 5 Dark Accent 2" w:uiPriority="50"/>
+    <w:lsdException w:name="Grid Table 6 Colorful Accent 2" w:uiPriority="51"/>
+    <w:lsdException w:name="Grid Table 7 Colorful Accent 2" w:uiPriority="52"/>
+    <w:lsdException w:name="Grid Table 1 Light Accent 3" w:uiPriority="46"/>
+    <w:lsdException w:name="Grid Table 2 Accent 3" w:uiPriority="47"/>
+    <w:lsdException w:name="Grid Table 3 Accent 3" w:uiPriority="48"/>
+    <w:lsdException w:name="Grid Table 4 Accent 3" w:uiPriority="49"/>
+    <w:lsdException w:name="Grid Table 5 Dark Accent 3" w:uiPriority="50"/>
+    <w:lsdException w:name="Grid Table 6 Colorful Accent 3" w:uiPriority="51"/>
+    <w:lsdException w:name="Grid Table 7 Colorful Accent 3" w:uiPriority="52"/>
+    <w:lsdException w:name="Grid Table 1 Light Accent 4" w:uiPriority="46"/>
+    <w:lsdException w:name="Grid Table 2 Accent 4" w:uiPriority="47"/>
+    <w:lsdException w:name="Grid Table 3 Accent 4" w:uiPriority="48"/>
+    <w:lsdException w:name="Grid Table 4 Accent 4" w:uiPriority="49"/>
+    <w:lsdException w:name="Grid Table 5 Dark Accent 4" w:uiPriority="50"/>
+    <w:lsdException w:name="Grid Table 6 Colorful Accent 4" w:uiPriority="51"/>
+    <w:lsdException w:name="Grid Table 7 Colorful Accent 4" w:uiPriority="52"/>
+    <w:lsdException w:name="Grid Table 1 Light Accent 5" w:uiPriority="46"/>
+    <w:lsdException w:name="Grid Table 2 Accent 5" w:uiPriority="47"/>
+    <w:lsdException w:name="Grid Table 3 Accent 5" w:uiPriority="48"/>
+    <w:lsdException w:name="Grid Table 4 Accent 5" w:uiPriority="49"/>
+    <w:lsdException w:name="Grid Table 5 Dark Accent 5" w:uiPriority="50"/>
+    <w:lsdException w:name="Grid Table 6 Colorful Accent 5" w:uiPriority="51"/>
+    <w:lsdException w:name="Grid Table 7 Colorful Accent 5" w:uiPriority="52"/>
+    <w:lsdException w:name="Grid Table 1 Light Accent 6" w:uiPriority="46"/>
+    <w:lsdException w:name="Grid Table 2 Accent 6" w:uiPriority="47"/>
+    <w:lsdException w:name="Grid Table 3 Accent 6" w:uiPriority="48"/>
+    <w:lsdException w:name="Grid Table 4 Accent 6" w:uiPriority="49"/>
+    <w:lsdException w:name="Grid Table 5 Dark Accent 6" w:uiPriority="50"/>
+    <w:lsdException w:name="Grid Table 6 Colorful Accent 6" w:uiPriority="51"/>
+    <w:lsdException w:name="Grid Table 7 Colorful Accent 6" w:uiPriority="52"/>
+    <w:lsdException w:name="List Table 1 Light" w:uiPriority="46"/>
+    <w:lsdException w:name="List Table 2" w:uiPriority="47"/>
+    <w:lsdException w:name="List Table 3" w:uiPriority="48"/>
+    <w:lsdException w:name="List Table 4" w:uiPriority="49"/>
+    <w:lsdException w:name="List Table 5 Dark" w:uiPriority="50"/>
+    <w:lsdException w:name="List Table 6 Colorful" w:uiPriority="51"/>
+    <w:lsdException w:name="List Table 7 Colorful" w:uiPriority="52"/>
+    <w:lsdException w:name="List Table 1 Light Accent 1" w:uiPriority="46"/>
+    <w:lsdException w:name="List Table 2 Accent 1" w:uiPriority="47"/>
+    <w:lsdException w:name="List Table 3 Accent 1" w:uiPriority="48"/>
+    <w:lsdException w:name="List Table 4 Accent 1" w:uiPriority="49"/>
+    <w:lsdException w:name="List Table 5 Dark Accent 1" w:uiPriority="50"/>
+    <w:lsdException w:name="List Table 6 Colorful Accent 1" w:uiPriority="51"/>
+    <w:lsdException w:name="List Table 7 Colorful Accent 1" w:uiPriority="52"/>
+    <w:lsdException w:name="List Table 1 Light Accent 2" w:uiPriority="46"/>
+    <w:lsdException w:name="List Table 2 Accent 2" w:uiPriority="47"/>
+    <w:lsdException w:name="List Table 3 Accent 2" w:uiPriority="48"/>
+    <w:lsdException w:name="List Table 4 Accent 2" w:uiPriority="49"/>
+    <w:lsdException w:name="List Table 5 Dark Accent 2" w:uiPriority="50"/>
+    <w:lsdException w:name="List Table 6 Colorful Accent 2" w:uiPriority="51"/>
+    <w:lsdException w:name="List Table 7 Colorful Accent 2" w:uiPriority="52"/>
+    <w:lsdException w:name="List Table 1 Light Accent 3" w:uiPriority="46"/>
+    <w:lsdException w:name="List Table 2 Accent 3" w:uiPriority="47"/>
+    <w:lsdException w:name="List Table 3 Accent 3" w:uiPriority="48"/>
+    <w:lsdException w:name="List Table 4 Accent 3" w:uiPriority="49"/>
+    <w:lsdException w:name="List Table 5 Dark Accent 3" w:uiPriority="50"/>
+    <w:lsdException w:name="List Table 6 Colorful Accent 3" w:uiPriority="51"/>
+    <w:lsdException w:name="List Table 7 Colorful Accent 3" w:uiPriority="52"/>
+    <w:lsdException w:name="List Table 1 Light Accent 4" w:uiPriority="46"/>
+    <w:lsdException w:name="List Table 2 Accent 4" w:uiPriority="47"/>
+    <w:lsdException w:name="List Table 3 Accent 4" w:uiPriority="48"/>
+    <w:lsdException w:name="List Table 4 Accent 4" w:uiPriority="49"/>
+    <w:lsdException w:name="List Table 5 Dark Accent 4" w:uiPriority="50"/>
+    <w:lsdException w:name="List Table 6 Colorful Accent 4" w:uiPriority="51"/>
+    <w:lsdException w:name="List Table 7 Colorful Accent 4" w:uiPriority="52"/>
+    <w:lsdException w:name="List Table 1 Light Accent 5" w:uiPriority="46"/>
+    <w:lsdException w:name="List Table 2 Accent 5" w:uiPriority="47"/>
+    <w:lsdException w:name="List Table 3 Accent 5" w:uiPriority="48"/>
+    <w:lsdException w:name="List Table 4 Accent 5" w:uiPriority="49"/>
+    <w:lsdException w:name="List Table 5 Dark Accent 5" w:uiPriority="50"/>
+    <w:lsdException w:name="List Table 6 Colorful Accent 5" w:uiPriority="51"/>
+    <w:lsdException w:name="List Table 7 Colorful Accent 5" w:uiPriority="52"/>
+    <w:lsdException w:name="List Table 1 Light Accent 6" w:uiPriority="46"/>
+    <w:lsdException w:name="List Table 2 Accent 6" w:uiPriority="47"/>
+    <w:lsdException w:name="List Table 3 Accent 6" w:uiPriority="48"/>
+    <w:lsdException w:name="List Table 4 Accent 6" w:uiPriority="49"/>
+    <w:lsdException w:name="List Table 5 Dark Accent 6" w:uiPriority="50"/>
+    <w:lsdException w:name="List Table 6 Colorful Accent 6" w:uiPriority="51"/>
+    <w:lsdException w:name="List Table 7 Colorful Accent 6" w:uiPriority="52"/>
+    <w:lsdException w:name="Mention" w:semiHidden="1" w:unhideWhenUsed="1"/>
+    <w:lsdException w:name="Smart Hyperlink" w:semiHidden="1" w:unhideWhenUsed="1"/>
+    <w:lsdException w:name="Hashtag" w:semiHidden="1" w:unhideWhenUsed="1"/>
+    <w:lsdException w:name="Unresolved Mention" w:semiHidden="1" w:unhideWhenUsed="1"/>
+    <w:lsdException w:name="Smart Link" w:semiHidden="1" w:unhideWhenUsed="1"/>
   </w:latentStyles>
-  <w:style w:type="paragraph" w:default="1" w:styleId="1">
+  <w:style w:type="paragraph" w:default="1" w:styleId="a">
     <w:name w:val="Normal"/>
     <w:qFormat/>
-    <w:uiPriority w:val="0"/>
+    <w:rsid w:val="007D0F1E"/>
     <w:pPr>
       <w:adjustRightInd w:val="0"/>
       <w:snapToGrid w:val="0"/>
       <w:spacing w:after="200"/>
     </w:pPr>
     <w:rPr>
-      <w:rFonts w:ascii="Tahoma" w:hAnsi="Tahoma" w:eastAsia="微软雅黑" w:cstheme="minorBidi"/>
+      <w:rFonts w:ascii="Tahoma" w:eastAsia="微软雅黑" w:hAnsi="Tahoma"/>
       <w:kern w:val="0"/>
       <w:sz w:val="22"/>
-      <w:szCs w:val="22"/>
-      <w:lang w:val="en-US" w:eastAsia="zh-CN" w:bidi="ar-SA"/>
     </w:rPr>
   </w:style>
   <w:style w:type="paragraph" w:styleId="2">
     <w:name w:val="heading 2"/>
-    <w:basedOn w:val="1"/>
-    <w:next w:val="1"/>
-    <w:link w:val="21"/>
+    <w:basedOn w:val="a"/>
+    <w:next w:val="a"/>
+    <w:link w:val="20"/>
+    <w:uiPriority w:val="9"/>
     <w:unhideWhenUsed/>
     <w:qFormat/>
-    <w:uiPriority w:val="9"/>
+    <w:rsid w:val="00396226"/>
     <w:pPr>
       <w:keepNext/>
       <w:keepLines/>
@@ -1696,7 +2491,7 @@
       <w:outlineLvl w:val="1"/>
     </w:pPr>
     <w:rPr>
-      <w:rFonts w:asciiTheme="majorHAnsi" w:hAnsiTheme="majorHAnsi" w:eastAsiaTheme="majorEastAsia" w:cstheme="majorBidi"/>
+      <w:rFonts w:asciiTheme="majorHAnsi" w:eastAsiaTheme="majorEastAsia" w:hAnsiTheme="majorHAnsi" w:cstheme="majorBidi"/>
       <w:b/>
       <w:bCs/>
       <w:kern w:val="2"/>
@@ -1706,12 +2501,13 @@
   </w:style>
   <w:style w:type="paragraph" w:styleId="3">
     <w:name w:val="heading 3"/>
-    <w:basedOn w:val="1"/>
-    <w:next w:val="1"/>
-    <w:link w:val="26"/>
+    <w:basedOn w:val="a"/>
+    <w:next w:val="a"/>
+    <w:link w:val="30"/>
+    <w:uiPriority w:val="9"/>
     <w:unhideWhenUsed/>
     <w:qFormat/>
-    <w:uiPriority w:val="9"/>
+    <w:rsid w:val="00B1012D"/>
     <w:pPr>
       <w:keepNext/>
       <w:keepLines/>
@@ -1723,7 +2519,7 @@
       <w:outlineLvl w:val="2"/>
     </w:pPr>
     <w:rPr>
-      <w:rFonts w:asciiTheme="minorHAnsi" w:hAnsiTheme="minorHAnsi" w:eastAsiaTheme="minorEastAsia"/>
+      <w:rFonts w:asciiTheme="minorHAnsi" w:eastAsiaTheme="minorEastAsia" w:hAnsiTheme="minorHAnsi"/>
       <w:b/>
       <w:bCs/>
       <w:kern w:val="2"/>
@@ -1733,12 +2529,14 @@
   </w:style>
   <w:style w:type="paragraph" w:styleId="4">
     <w:name w:val="heading 4"/>
-    <w:basedOn w:val="1"/>
-    <w:next w:val="1"/>
-    <w:link w:val="33"/>
+    <w:aliases w:val="第三层条,第四层,(１)黑小三,36标题4,标题 4 Char Char,1.1.1.1,1.1.1.1标题 4,H4,h4,PIM 4,第四层1 Char,第四层1,四级标题,四级,bullet,bl,bb,论文标题 3,论文标题3,四级标题 Char,36标题 4,第三层条1.1,1.1.1.1 标题 4,第三层条1,第三层条2,第三层条3,第三层条4,第三层条5,第三层条6,第三层条7,第三层条8,第三层条9,第三层条10,第三层条11,第三层条12,第三层条13,标题 4-lzg"/>
+    <w:basedOn w:val="a"/>
+    <w:next w:val="a"/>
+    <w:link w:val="40"/>
+    <w:uiPriority w:val="9"/>
     <w:unhideWhenUsed/>
     <w:qFormat/>
-    <w:uiPriority w:val="9"/>
+    <w:rsid w:val="005F2F94"/>
     <w:pPr>
       <w:keepNext/>
       <w:keepLines/>
@@ -1754,18 +2552,19 @@
       <w:kern w:val="2"/>
     </w:rPr>
   </w:style>
-  <w:style w:type="character" w:default="1" w:styleId="13">
+  <w:style w:type="character" w:default="1" w:styleId="a0">
     <w:name w:val="Default Paragraph Font"/>
+    <w:uiPriority w:val="1"/>
     <w:semiHidden/>
     <w:unhideWhenUsed/>
-    <w:uiPriority w:val="1"/>
-  </w:style>
-  <w:style w:type="table" w:default="1" w:styleId="11">
+  </w:style>
+  <w:style w:type="table" w:default="1" w:styleId="a1">
     <w:name w:val="Normal Table"/>
+    <w:uiPriority w:val="99"/>
     <w:semiHidden/>
     <w:unhideWhenUsed/>
-    <w:uiPriority w:val="99"/>
     <w:tblPr>
+      <w:tblInd w:w="0" w:type="dxa"/>
       <w:tblCellMar>
         <w:top w:w="0" w:type="dxa"/>
         <w:left w:w="108" w:type="dxa"/>
@@ -1774,57 +2573,79 @@
       </w:tblCellMar>
     </w:tblPr>
   </w:style>
-  <w:style w:type="paragraph" w:styleId="5">
-    <w:name w:val="caption"/>
-    <w:basedOn w:val="1"/>
-    <w:next w:val="1"/>
-    <w:unhideWhenUsed/>
-    <w:qFormat/>
-    <w:uiPriority w:val="35"/>
-    <w:rPr>
-      <w:rFonts w:eastAsia="黑体" w:asciiTheme="majorHAnsi" w:hAnsiTheme="majorHAnsi" w:cstheme="majorBidi"/>
-      <w:sz w:val="20"/>
-      <w:szCs w:val="20"/>
-    </w:rPr>
-  </w:style>
-  <w:style w:type="paragraph" w:styleId="6">
-    <w:name w:val="Balloon Text"/>
-    <w:basedOn w:val="1"/>
-    <w:link w:val="24"/>
+  <w:style w:type="numbering" w:default="1" w:styleId="a2">
+    <w:name w:val="No List"/>
+    <w:uiPriority w:val="99"/>
     <w:semiHidden/>
     <w:unhideWhenUsed/>
+  </w:style>
+  <w:style w:type="character" w:styleId="a3">
+    <w:name w:val="Strong"/>
+    <w:basedOn w:val="a0"/>
+    <w:uiPriority w:val="22"/>
+    <w:qFormat/>
+    <w:rsid w:val="00285013"/>
+    <w:rPr>
+      <w:b/>
+      <w:bCs/>
+    </w:rPr>
+  </w:style>
+  <w:style w:type="character" w:customStyle="1" w:styleId="skimlinks-unlinked">
+    <w:name w:val="skimlinks-unlinked"/>
+    <w:basedOn w:val="a0"/>
+    <w:rsid w:val="00285013"/>
+  </w:style>
+  <w:style w:type="character" w:styleId="a4">
+    <w:name w:val="Hyperlink"/>
+    <w:basedOn w:val="a0"/>
     <w:uiPriority w:val="99"/>
+    <w:unhideWhenUsed/>
+    <w:rsid w:val="00285013"/>
     <w:rPr>
-      <w:sz w:val="18"/>
-      <w:szCs w:val="18"/>
+      <w:color w:val="0563C1" w:themeColor="hyperlink"/>
+      <w:u w:val="single"/>
     </w:rPr>
   </w:style>
-  <w:style w:type="paragraph" w:styleId="7">
-    <w:name w:val="footer"/>
-    <w:basedOn w:val="1"/>
-    <w:link w:val="23"/>
+  <w:style w:type="character" w:customStyle="1" w:styleId="apple-converted-space">
+    <w:name w:val="apple-converted-space"/>
+    <w:basedOn w:val="a0"/>
+    <w:rsid w:val="00285013"/>
+  </w:style>
+  <w:style w:type="character" w:styleId="a5">
+    <w:name w:val="Emphasis"/>
+    <w:basedOn w:val="a0"/>
+    <w:uiPriority w:val="20"/>
+    <w:qFormat/>
+    <w:rsid w:val="00285013"/>
+    <w:rPr>
+      <w:i/>
+      <w:iCs/>
+    </w:rPr>
+  </w:style>
+  <w:style w:type="character" w:customStyle="1" w:styleId="20">
+    <w:name w:val="标题 2 字符"/>
+    <w:basedOn w:val="a0"/>
+    <w:link w:val="2"/>
+    <w:uiPriority w:val="9"/>
+    <w:rsid w:val="00396226"/>
+    <w:rPr>
+      <w:rFonts w:asciiTheme="majorHAnsi" w:eastAsiaTheme="majorEastAsia" w:hAnsiTheme="majorHAnsi" w:cstheme="majorBidi"/>
+      <w:b/>
+      <w:bCs/>
+      <w:sz w:val="32"/>
+      <w:szCs w:val="32"/>
+    </w:rPr>
+  </w:style>
+  <w:style w:type="paragraph" w:styleId="a6">
+    <w:name w:val="header"/>
+    <w:basedOn w:val="a"/>
+    <w:link w:val="a7"/>
+    <w:uiPriority w:val="99"/>
     <w:unhideWhenUsed/>
-    <w:uiPriority w:val="99"/>
-    <w:pPr>
-      <w:tabs>
-        <w:tab w:val="center" w:pos="4153"/>
-        <w:tab w:val="right" w:pos="8306"/>
-      </w:tabs>
-    </w:pPr>
-    <w:rPr>
-      <w:sz w:val="18"/>
-      <w:szCs w:val="18"/>
-    </w:rPr>
-  </w:style>
-  <w:style w:type="paragraph" w:styleId="8">
-    <w:name w:val="header"/>
-    <w:basedOn w:val="1"/>
-    <w:link w:val="22"/>
-    <w:unhideWhenUsed/>
-    <w:uiPriority w:val="99"/>
+    <w:rsid w:val="00F268BE"/>
     <w:pPr>
       <w:pBdr>
-        <w:bottom w:val="single" w:color="auto" w:sz="6" w:space="1"/>
+        <w:bottom w:val="single" w:sz="6" w:space="1" w:color="auto"/>
       </w:pBdr>
       <w:tabs>
         <w:tab w:val="center" w:pos="4153"/>
@@ -1837,178 +2658,144 @@
       <w:szCs w:val="18"/>
     </w:rPr>
   </w:style>
-  <w:style w:type="paragraph" w:styleId="9">
-    <w:name w:val="footnote text"/>
-    <w:basedOn w:val="1"/>
-    <w:link w:val="25"/>
-    <w:semiHidden/>
-    <w:unhideWhenUsed/>
+  <w:style w:type="character" w:customStyle="1" w:styleId="a7">
+    <w:name w:val="页眉 字符"/>
+    <w:basedOn w:val="a0"/>
+    <w:link w:val="a6"/>
     <w:uiPriority w:val="99"/>
+    <w:rsid w:val="00F268BE"/>
     <w:rPr>
       <w:sz w:val="18"/>
       <w:szCs w:val="18"/>
     </w:rPr>
   </w:style>
-  <w:style w:type="paragraph" w:styleId="10">
+  <w:style w:type="paragraph" w:styleId="a8">
+    <w:name w:val="footer"/>
+    <w:basedOn w:val="a"/>
+    <w:link w:val="a9"/>
+    <w:uiPriority w:val="99"/>
+    <w:unhideWhenUsed/>
+    <w:rsid w:val="00F268BE"/>
+    <w:pPr>
+      <w:tabs>
+        <w:tab w:val="center" w:pos="4153"/>
+        <w:tab w:val="right" w:pos="8306"/>
+      </w:tabs>
+    </w:pPr>
+    <w:rPr>
+      <w:sz w:val="18"/>
+      <w:szCs w:val="18"/>
+    </w:rPr>
+  </w:style>
+  <w:style w:type="character" w:customStyle="1" w:styleId="a9">
+    <w:name w:val="页脚 字符"/>
+    <w:basedOn w:val="a0"/>
+    <w:link w:val="a8"/>
+    <w:uiPriority w:val="99"/>
+    <w:rsid w:val="00F268BE"/>
+    <w:rPr>
+      <w:sz w:val="18"/>
+      <w:szCs w:val="18"/>
+    </w:rPr>
+  </w:style>
+  <w:style w:type="paragraph" w:styleId="aa">
+    <w:name w:val="Balloon Text"/>
+    <w:basedOn w:val="a"/>
+    <w:link w:val="ab"/>
+    <w:uiPriority w:val="99"/>
+    <w:semiHidden/>
+    <w:unhideWhenUsed/>
+    <w:rsid w:val="00C91888"/>
+    <w:rPr>
+      <w:sz w:val="18"/>
+      <w:szCs w:val="18"/>
+    </w:rPr>
+  </w:style>
+  <w:style w:type="character" w:customStyle="1" w:styleId="ab">
+    <w:name w:val="批注框文本 字符"/>
+    <w:basedOn w:val="a0"/>
+    <w:link w:val="aa"/>
+    <w:uiPriority w:val="99"/>
+    <w:semiHidden/>
+    <w:rsid w:val="00C91888"/>
+    <w:rPr>
+      <w:sz w:val="18"/>
+      <w:szCs w:val="18"/>
+    </w:rPr>
+  </w:style>
+  <w:style w:type="paragraph" w:styleId="ac">
+    <w:name w:val="footnote text"/>
+    <w:basedOn w:val="a"/>
+    <w:link w:val="ad"/>
+    <w:uiPriority w:val="99"/>
+    <w:semiHidden/>
+    <w:unhideWhenUsed/>
+    <w:rsid w:val="00C91888"/>
+    <w:rPr>
+      <w:sz w:val="18"/>
+      <w:szCs w:val="18"/>
+    </w:rPr>
+  </w:style>
+  <w:style w:type="character" w:customStyle="1" w:styleId="ad">
+    <w:name w:val="脚注文本 字符"/>
+    <w:basedOn w:val="a0"/>
+    <w:link w:val="ac"/>
+    <w:uiPriority w:val="99"/>
+    <w:semiHidden/>
+    <w:rsid w:val="00C91888"/>
+    <w:rPr>
+      <w:sz w:val="18"/>
+      <w:szCs w:val="18"/>
+    </w:rPr>
+  </w:style>
+  <w:style w:type="character" w:styleId="ae">
+    <w:name w:val="footnote reference"/>
+    <w:basedOn w:val="a0"/>
+    <w:uiPriority w:val="99"/>
+    <w:semiHidden/>
+    <w:unhideWhenUsed/>
+    <w:rsid w:val="00C91888"/>
+    <w:rPr>
+      <w:vertAlign w:val="superscript"/>
+    </w:rPr>
+  </w:style>
+  <w:style w:type="table" w:styleId="af">
+    <w:name w:val="Table Grid"/>
+    <w:basedOn w:val="a1"/>
+    <w:uiPriority w:val="39"/>
+    <w:rsid w:val="006D31D0"/>
+    <w:tblPr>
+      <w:tblBorders>
+        <w:top w:val="single" w:sz="4" w:space="0" w:color="auto"/>
+        <w:left w:val="single" w:sz="4" w:space="0" w:color="auto"/>
+        <w:bottom w:val="single" w:sz="4" w:space="0" w:color="auto"/>
+        <w:right w:val="single" w:sz="4" w:space="0" w:color="auto"/>
+        <w:insideH w:val="single" w:sz="4" w:space="0" w:color="auto"/>
+        <w:insideV w:val="single" w:sz="4" w:space="0" w:color="auto"/>
+      </w:tblBorders>
+    </w:tblPr>
+  </w:style>
+  <w:style w:type="paragraph" w:styleId="af0">
     <w:name w:val="Normal (Web)"/>
-    <w:basedOn w:val="1"/>
+    <w:basedOn w:val="a"/>
+    <w:uiPriority w:val="99"/>
     <w:unhideWhenUsed/>
-    <w:uiPriority w:val="99"/>
+    <w:rsid w:val="00B74258"/>
     <w:pPr>
       <w:spacing w:before="100" w:beforeAutospacing="1" w:after="100" w:afterAutospacing="1"/>
     </w:pPr>
     <w:rPr>
-      <w:rFonts w:ascii="宋体" w:hAnsi="宋体" w:eastAsia="宋体" w:cs="宋体"/>
+      <w:rFonts w:ascii="宋体" w:eastAsia="宋体" w:hAnsi="宋体" w:cs="宋体"/>
       <w:sz w:val="24"/>
       <w:szCs w:val="24"/>
     </w:rPr>
   </w:style>
-  <w:style w:type="table" w:styleId="12">
-    <w:name w:val="Table Grid"/>
-    <w:basedOn w:val="11"/>
-    <w:uiPriority w:val="39"/>
-    <w:tblPr>
-      <w:tblBorders>
-        <w:top w:val="single" w:color="auto" w:sz="4" w:space="0"/>
-        <w:left w:val="single" w:color="auto" w:sz="4" w:space="0"/>
-        <w:bottom w:val="single" w:color="auto" w:sz="4" w:space="0"/>
-        <w:right w:val="single" w:color="auto" w:sz="4" w:space="0"/>
-        <w:insideH w:val="single" w:color="auto" w:sz="4" w:space="0"/>
-        <w:insideV w:val="single" w:color="auto" w:sz="4" w:space="0"/>
-      </w:tblBorders>
-    </w:tblPr>
-  </w:style>
-  <w:style w:type="character" w:styleId="14">
-    <w:name w:val="Strong"/>
-    <w:basedOn w:val="13"/>
-    <w:qFormat/>
-    <w:uiPriority w:val="22"/>
-    <w:rPr>
-      <w:b/>
-      <w:bCs/>
-    </w:rPr>
-  </w:style>
-  <w:style w:type="character" w:styleId="15">
-    <w:name w:val="FollowedHyperlink"/>
-    <w:basedOn w:val="13"/>
-    <w:semiHidden/>
-    <w:unhideWhenUsed/>
-    <w:uiPriority w:val="99"/>
-    <w:rPr>
-      <w:color w:val="954F72" w:themeColor="followedHyperlink"/>
-      <w:u w:val="single"/>
-      <w14:textFill>
-        <w14:solidFill>
-          <w14:schemeClr w14:val="folHlink"/>
-        </w14:solidFill>
-      </w14:textFill>
-    </w:rPr>
-  </w:style>
-  <w:style w:type="character" w:styleId="16">
-    <w:name w:val="Emphasis"/>
-    <w:basedOn w:val="13"/>
-    <w:qFormat/>
-    <w:uiPriority w:val="20"/>
-    <w:rPr>
-      <w:i/>
-      <w:iCs/>
-    </w:rPr>
-  </w:style>
-  <w:style w:type="character" w:styleId="17">
-    <w:name w:val="Hyperlink"/>
-    <w:basedOn w:val="13"/>
-    <w:unhideWhenUsed/>
-    <w:uiPriority w:val="99"/>
-    <w:rPr>
-      <w:color w:val="0563C1" w:themeColor="hyperlink"/>
-      <w:u w:val="single"/>
-      <w14:textFill>
-        <w14:solidFill>
-          <w14:schemeClr w14:val="hlink"/>
-        </w14:solidFill>
-      </w14:textFill>
-    </w:rPr>
-  </w:style>
-  <w:style w:type="character" w:styleId="18">
-    <w:name w:val="footnote reference"/>
-    <w:basedOn w:val="13"/>
-    <w:semiHidden/>
-    <w:unhideWhenUsed/>
-    <w:uiPriority w:val="99"/>
-    <w:rPr>
-      <w:vertAlign w:val="superscript"/>
-    </w:rPr>
-  </w:style>
-  <w:style w:type="character" w:customStyle="1" w:styleId="19">
-    <w:name w:val="skimlinks-unlinked"/>
-    <w:basedOn w:val="13"/>
-    <w:uiPriority w:val="0"/>
-  </w:style>
-  <w:style w:type="character" w:customStyle="1" w:styleId="20">
-    <w:name w:val="apple-converted-space"/>
-    <w:basedOn w:val="13"/>
-    <w:uiPriority w:val="0"/>
-  </w:style>
-  <w:style w:type="character" w:customStyle="1" w:styleId="21">
-    <w:name w:val="标题 2 字符"/>
-    <w:basedOn w:val="13"/>
-    <w:link w:val="2"/>
-    <w:uiPriority w:val="9"/>
-    <w:rPr>
-      <w:rFonts w:asciiTheme="majorHAnsi" w:hAnsiTheme="majorHAnsi" w:eastAsiaTheme="majorEastAsia" w:cstheme="majorBidi"/>
-      <w:b/>
-      <w:bCs/>
-      <w:sz w:val="32"/>
-      <w:szCs w:val="32"/>
-    </w:rPr>
-  </w:style>
-  <w:style w:type="character" w:customStyle="1" w:styleId="22">
-    <w:name w:val="页眉 字符"/>
-    <w:basedOn w:val="13"/>
-    <w:link w:val="8"/>
-    <w:uiPriority w:val="99"/>
-    <w:rPr>
-      <w:sz w:val="18"/>
-      <w:szCs w:val="18"/>
-    </w:rPr>
-  </w:style>
-  <w:style w:type="character" w:customStyle="1" w:styleId="23">
-    <w:name w:val="页脚 字符"/>
-    <w:basedOn w:val="13"/>
-    <w:link w:val="7"/>
-    <w:uiPriority w:val="99"/>
-    <w:rPr>
-      <w:sz w:val="18"/>
-      <w:szCs w:val="18"/>
-    </w:rPr>
-  </w:style>
-  <w:style w:type="character" w:customStyle="1" w:styleId="24">
-    <w:name w:val="批注框文本 字符"/>
-    <w:basedOn w:val="13"/>
-    <w:link w:val="6"/>
-    <w:semiHidden/>
-    <w:uiPriority w:val="99"/>
-    <w:rPr>
-      <w:sz w:val="18"/>
-      <w:szCs w:val="18"/>
-    </w:rPr>
-  </w:style>
-  <w:style w:type="character" w:customStyle="1" w:styleId="25">
-    <w:name w:val="脚注文本 字符"/>
-    <w:basedOn w:val="13"/>
-    <w:link w:val="9"/>
-    <w:semiHidden/>
-    <w:uiPriority w:val="99"/>
-    <w:rPr>
-      <w:sz w:val="18"/>
-      <w:szCs w:val="18"/>
-    </w:rPr>
-  </w:style>
-  <w:style w:type="character" w:customStyle="1" w:styleId="26">
+  <w:style w:type="character" w:customStyle="1" w:styleId="30">
     <w:name w:val="标题 3 字符"/>
-    <w:basedOn w:val="13"/>
+    <w:basedOn w:val="a0"/>
     <w:link w:val="3"/>
     <w:uiPriority w:val="9"/>
+    <w:rsid w:val="00B1012D"/>
     <w:rPr>
       <w:b/>
       <w:bCs/>
@@ -2016,77 +2803,111 @@
       <w:szCs w:val="28"/>
     </w:rPr>
   </w:style>
-  <w:style w:type="paragraph" w:styleId="27">
+  <w:style w:type="paragraph" w:styleId="af1">
     <w:name w:val="List Paragraph"/>
-    <w:basedOn w:val="1"/>
+    <w:basedOn w:val="a"/>
+    <w:uiPriority w:val="34"/>
     <w:qFormat/>
-    <w:uiPriority w:val="34"/>
+    <w:rsid w:val="00806A12"/>
     <w:pPr>
-      <w:ind w:firstLine="420" w:firstLineChars="200"/>
+      <w:ind w:firstLineChars="200" w:firstLine="420"/>
     </w:pPr>
   </w:style>
-  <w:style w:type="character" w:customStyle="1" w:styleId="28">
-    <w:name w:val="未处理的提及1"/>
-    <w:basedOn w:val="13"/>
+  <w:style w:type="paragraph" w:styleId="af2">
+    <w:name w:val="caption"/>
+    <w:basedOn w:val="a"/>
+    <w:next w:val="a"/>
+    <w:uiPriority w:val="35"/>
+    <w:unhideWhenUsed/>
+    <w:qFormat/>
+    <w:rsid w:val="006F19DE"/>
+    <w:rPr>
+      <w:rFonts w:asciiTheme="majorHAnsi" w:eastAsia="黑体" w:hAnsiTheme="majorHAnsi" w:cstheme="majorBidi"/>
+      <w:sz w:val="20"/>
+      <w:szCs w:val="20"/>
+    </w:rPr>
+  </w:style>
+  <w:style w:type="character" w:styleId="af3">
+    <w:name w:val="FollowedHyperlink"/>
+    <w:basedOn w:val="a0"/>
+    <w:uiPriority w:val="99"/>
     <w:semiHidden/>
     <w:unhideWhenUsed/>
+    <w:rsid w:val="00303FB3"/>
+    <w:rPr>
+      <w:color w:val="954F72" w:themeColor="followedHyperlink"/>
+      <w:u w:val="single"/>
+    </w:rPr>
+  </w:style>
+  <w:style w:type="character" w:customStyle="1" w:styleId="1">
+    <w:name w:val="未处理的提及1"/>
+    <w:basedOn w:val="a0"/>
     <w:uiPriority w:val="99"/>
+    <w:semiHidden/>
+    <w:unhideWhenUsed/>
+    <w:rsid w:val="00FB2241"/>
     <w:rPr>
       <w:color w:val="605E5C"/>
       <w:shd w:val="clear" w:color="auto" w:fill="E1DFDD"/>
     </w:rPr>
   </w:style>
-  <w:style w:type="character" w:customStyle="1" w:styleId="29">
+  <w:style w:type="character" w:customStyle="1" w:styleId="21">
     <w:name w:val="未处理的提及2"/>
-    <w:basedOn w:val="13"/>
+    <w:basedOn w:val="a0"/>
+    <w:uiPriority w:val="99"/>
     <w:semiHidden/>
     <w:unhideWhenUsed/>
-    <w:uiPriority w:val="99"/>
+    <w:rsid w:val="0031762F"/>
     <w:rPr>
       <w:color w:val="605E5C"/>
       <w:shd w:val="clear" w:color="auto" w:fill="E1DFDD"/>
     </w:rPr>
   </w:style>
-  <w:style w:type="character" w:customStyle="1" w:styleId="30">
+  <w:style w:type="character" w:customStyle="1" w:styleId="31">
     <w:name w:val="未处理的提及3"/>
-    <w:basedOn w:val="13"/>
+    <w:basedOn w:val="a0"/>
+    <w:uiPriority w:val="99"/>
     <w:semiHidden/>
     <w:unhideWhenUsed/>
-    <w:uiPriority w:val="99"/>
+    <w:rsid w:val="004201D1"/>
     <w:rPr>
       <w:color w:val="605E5C"/>
       <w:shd w:val="clear" w:color="auto" w:fill="E1DFDD"/>
     </w:rPr>
   </w:style>
-  <w:style w:type="character" w:customStyle="1" w:styleId="31">
+  <w:style w:type="character" w:customStyle="1" w:styleId="41">
     <w:name w:val="未处理的提及4"/>
-    <w:basedOn w:val="13"/>
+    <w:basedOn w:val="a0"/>
+    <w:uiPriority w:val="99"/>
     <w:semiHidden/>
     <w:unhideWhenUsed/>
-    <w:uiPriority w:val="99"/>
+    <w:rsid w:val="005424A6"/>
     <w:rPr>
       <w:color w:val="605E5C"/>
       <w:shd w:val="clear" w:color="auto" w:fill="E1DFDD"/>
     </w:rPr>
   </w:style>
-  <w:style w:type="character" w:customStyle="1" w:styleId="32">
+  <w:style w:type="character" w:styleId="af4">
     <w:name w:val="Unresolved Mention"/>
-    <w:basedOn w:val="13"/>
+    <w:basedOn w:val="a0"/>
+    <w:uiPriority w:val="99"/>
     <w:semiHidden/>
     <w:unhideWhenUsed/>
-    <w:uiPriority w:val="99"/>
+    <w:rsid w:val="00673A28"/>
     <w:rPr>
       <w:color w:val="605E5C"/>
       <w:shd w:val="clear" w:color="auto" w:fill="E1DFDD"/>
     </w:rPr>
   </w:style>
-  <w:style w:type="character" w:customStyle="1" w:styleId="33">
+  <w:style w:type="character" w:customStyle="1" w:styleId="40">
     <w:name w:val="标题 4 字符"/>
-    <w:basedOn w:val="13"/>
+    <w:aliases w:val="第三层条 字符,第四层 字符,(１)黑小三 字符,36标题4 字符,标题 4 Char Char 字符,1.1.1.1 字符,1.1.1.1标题 4 字符,H4 字符,h4 字符,PIM 4 字符,第四层1 Char 字符,第四层1 字符,四级标题 字符,四级 字符,bullet 字符,bl 字符,bb 字符,论文标题 3 字符,论文标题3 字符,四级标题 Char 字符,36标题 4 字符,第三层条1.1 字符,1.1.1.1 标题 4 字符,第三层条1 字符,第三层条2 字符"/>
+    <w:basedOn w:val="a0"/>
     <w:link w:val="4"/>
     <w:uiPriority w:val="9"/>
+    <w:rsid w:val="005F2F94"/>
     <w:rPr>
-      <w:rFonts w:ascii="微软雅黑" w:hAnsi="微软雅黑" w:eastAsia="微软雅黑" w:cstheme="majorBidi"/>
+      <w:rFonts w:ascii="微软雅黑" w:eastAsia="微软雅黑" w:hAnsi="微软雅黑" w:cstheme="majorBidi"/>
       <w:b/>
       <w:sz w:val="22"/>
     </w:rPr>
@@ -2346,6 +3167,12 @@
     </a:fmtScheme>
   </a:themeElements>
   <a:objectDefaults/>
+  <a:extraClrSchemeLst/>
+  <a:extLst>
+    <a:ext uri="{05A4C25C-085E-4340-85A3-A5531E510DB2}">
+      <thm15:themeFamily xmlns:thm15="http://schemas.microsoft.com/office/thememl/2012/main" name="Office Theme" id="{62F939B6-93AF-4DB8-9C6B-D6C7DFDC589F}" vid="{4A3C46E8-61CC-4603-A589-7422A47A8E4A}"/>
+    </a:ext>
+  </a:extLst>
 </a:theme>
 </file>
 
@@ -2355,6 +3182,8 @@
 
 <file path=customXml/itemProps1.xml><?xml version="1.0" encoding="utf-8"?>
 <ds:datastoreItem xmlns:ds="http://schemas.openxmlformats.org/officeDocument/2006/customXml" ds:itemID="{DDF1A78E-C4A7-484E-9D69-F91F718B7FD6}">
-  <ds:schemaRefs/>
+  <ds:schemaRefs>
+    <ds:schemaRef ds:uri="http://schemas.openxmlformats.org/officeDocument/2006/bibliography"/>
+  </ds:schemaRefs>
 </ds:datastoreItem>
 </file>
--- a/插件详细手册/7.行走图/关于行走图与鼠标控制核心.docx
+++ b/插件详细手册/7.行走图/关于行走图与鼠标控制核心.docx
@@ -342,27 +342,13 @@
         <w:rPr>
           <w:rFonts w:hint="eastAsia"/>
         </w:rPr>
-        <w:t>行走</w:t>
-      </w:r>
-      <w:proofErr w:type="gramStart"/>
-      <w:r>
-        <w:rPr>
-          <w:rFonts w:hint="eastAsia"/>
-        </w:rPr>
-        <w:t>图</w:t>
-      </w:r>
-      <w:r>
-        <w:rPr>
-          <w:rFonts w:hint="eastAsia"/>
-        </w:rPr>
-        <w:t>范围</w:t>
-      </w:r>
-      <w:proofErr w:type="gramEnd"/>
-      <w:r>
-        <w:rPr>
-          <w:rFonts w:hint="eastAsia"/>
-        </w:rPr>
-        <w:t>内。</w:t>
+        <w:t>行走图</w:t>
+      </w:r>
+      <w:r>
+        <w:rPr>
+          <w:rFonts w:hint="eastAsia"/>
+        </w:rPr>
+        <w:t>范围内。</w:t>
       </w:r>
     </w:p>
     <w:tbl>
@@ -709,16 +695,13 @@
             </w:pPr>
             <w:r>
               <w:rPr>
-                <w:rFonts w:ascii="宋体" w:eastAsia="宋体" w:hAnsi="宋体" w:cs="宋体"/>
                 <w:noProof/>
-                <w:sz w:val="24"/>
-                <w:szCs w:val="24"/>
               </w:rPr>
               <w:drawing>
-                <wp:inline distT="0" distB="0" distL="0" distR="0" wp14:anchorId="68AE123B" wp14:editId="047D78D0">
-                  <wp:extent cx="2176372" cy="1198237"/>
-                  <wp:effectExtent l="0" t="0" r="0" b="2540"/>
-                  <wp:docPr id="227362368" name="图片 1"/>
+                <wp:inline distT="0" distB="0" distL="0" distR="0" wp14:anchorId="1C424D50" wp14:editId="639FF940">
+                  <wp:extent cx="2163967" cy="1190625"/>
+                  <wp:effectExtent l="0" t="0" r="8255" b="0"/>
+                  <wp:docPr id="686546231" name="图片 1"/>
                   <wp:cNvGraphicFramePr>
                     <a:graphicFrameLocks xmlns:a="http://schemas.openxmlformats.org/drawingml/2006/main" noChangeAspect="1"/>
                   </wp:cNvGraphicFramePr>
@@ -726,7 +709,7 @@
                     <a:graphicData uri="http://schemas.openxmlformats.org/drawingml/2006/picture">
                       <pic:pic xmlns:pic="http://schemas.openxmlformats.org/drawingml/2006/picture">
                         <pic:nvPicPr>
-                          <pic:cNvPr id="0" name="Picture 2"/>
+                          <pic:cNvPr id="0" name="Picture 1"/>
                           <pic:cNvPicPr>
                             <a:picLocks noChangeAspect="1" noChangeArrowheads="1"/>
                           </pic:cNvPicPr>
@@ -747,7 +730,7 @@
                         <pic:spPr bwMode="auto">
                           <a:xfrm>
                             <a:off x="0" y="0"/>
-                            <a:ext cx="2189711" cy="1205581"/>
+                            <a:ext cx="2172009" cy="1195050"/>
                           </a:xfrm>
                           <a:prstGeom prst="rect">
                             <a:avLst/>
@@ -773,16 +756,13 @@
             </w:r>
             <w:r>
               <w:rPr>
-                <w:rFonts w:ascii="宋体" w:eastAsia="宋体" w:hAnsi="宋体" w:cs="宋体"/>
                 <w:noProof/>
-                <w:sz w:val="24"/>
-                <w:szCs w:val="24"/>
               </w:rPr>
               <w:drawing>
-                <wp:inline distT="0" distB="0" distL="0" distR="0" wp14:anchorId="231AC5F6" wp14:editId="7F06FF25">
-                  <wp:extent cx="2449712" cy="1199491"/>
-                  <wp:effectExtent l="0" t="0" r="8255" b="1270"/>
-                  <wp:docPr id="968492000" name="图片 1"/>
+                <wp:inline distT="0" distB="0" distL="0" distR="0" wp14:anchorId="7A6B752F" wp14:editId="728A32AE">
+                  <wp:extent cx="2423795" cy="1187386"/>
+                  <wp:effectExtent l="0" t="0" r="0" b="0"/>
+                  <wp:docPr id="625139994" name="图片 2"/>
                   <wp:cNvGraphicFramePr>
                     <a:graphicFrameLocks xmlns:a="http://schemas.openxmlformats.org/drawingml/2006/main" noChangeAspect="1"/>
                   </wp:cNvGraphicFramePr>
@@ -790,13 +770,13 @@
                     <a:graphicData uri="http://schemas.openxmlformats.org/drawingml/2006/picture">
                       <pic:pic xmlns:pic="http://schemas.openxmlformats.org/drawingml/2006/picture">
                         <pic:nvPicPr>
-                          <pic:cNvPr id="0" name="Picture 2"/>
+                          <pic:cNvPr id="0" name="Picture 3"/>
                           <pic:cNvPicPr>
                             <a:picLocks noChangeAspect="1" noChangeArrowheads="1"/>
                           </pic:cNvPicPr>
                         </pic:nvPicPr>
                         <pic:blipFill>
-                          <a:blip r:embed="rId8">
+                          <a:blip r:embed="rId8" cstate="print">
                             <a:extLst>
                               <a:ext uri="{28A0092B-C50C-407E-A947-70E740481C1C}">
                                 <a14:useLocalDpi xmlns:a14="http://schemas.microsoft.com/office/drawing/2010/main" val="0"/>
@@ -811,7 +791,7 @@
                         <pic:spPr bwMode="auto">
                           <a:xfrm>
                             <a:off x="0" y="0"/>
-                            <a:ext cx="2493143" cy="1220757"/>
+                            <a:ext cx="2438311" cy="1194497"/>
                           </a:xfrm>
                           <a:prstGeom prst="rect">
                             <a:avLst/>
@@ -862,7 +842,7 @@
           <w:rFonts w:hint="eastAsia"/>
         </w:rPr>
         <w:lastRenderedPageBreak/>
-        <w:t>行走图悬停</w:t>
+        <w:t>悬停</w:t>
       </w:r>
     </w:p>
     <w:p>
@@ -993,16 +973,13 @@
       </w:pPr>
       <w:r>
         <w:rPr>
-          <w:rFonts w:ascii="宋体" w:eastAsia="宋体" w:hAnsi="宋体" w:cs="宋体"/>
           <w:noProof/>
-          <w:sz w:val="24"/>
-          <w:szCs w:val="24"/>
         </w:rPr>
         <w:drawing>
-          <wp:inline distT="0" distB="0" distL="0" distR="0" wp14:anchorId="574FCB26" wp14:editId="14B8DCA0">
-            <wp:extent cx="4957220" cy="1187680"/>
-            <wp:effectExtent l="0" t="0" r="0" b="0"/>
-            <wp:docPr id="1785809250" name="图片 1"/>
+          <wp:inline distT="0" distB="0" distL="0" distR="0" wp14:anchorId="3553694D" wp14:editId="12F214B1">
+            <wp:extent cx="5274310" cy="1264920"/>
+            <wp:effectExtent l="0" t="0" r="2540" b="0"/>
+            <wp:docPr id="1498101532" name="图片 4"/>
             <wp:cNvGraphicFramePr>
               <a:graphicFrameLocks xmlns:a="http://schemas.openxmlformats.org/drawingml/2006/main" noChangeAspect="1"/>
             </wp:cNvGraphicFramePr>
@@ -1010,7 +987,7 @@
               <a:graphicData uri="http://schemas.openxmlformats.org/drawingml/2006/picture">
                 <pic:pic xmlns:pic="http://schemas.openxmlformats.org/drawingml/2006/picture">
                   <pic:nvPicPr>
-                    <pic:cNvPr id="0" name="Picture 3"/>
+                    <pic:cNvPr id="0" name="Picture 10"/>
                     <pic:cNvPicPr>
                       <a:picLocks noChangeAspect="1" noChangeArrowheads="1"/>
                     </pic:cNvPicPr>
@@ -1031,7 +1008,7 @@
                   <pic:spPr bwMode="auto">
                     <a:xfrm>
                       <a:off x="0" y="0"/>
-                      <a:ext cx="4962568" cy="1188961"/>
+                      <a:ext cx="5274310" cy="1264920"/>
                     </a:xfrm>
                     <a:prstGeom prst="rect">
                       <a:avLst/>
@@ -1191,16 +1168,13 @@
       </w:pPr>
       <w:r>
         <w:rPr>
-          <w:rFonts w:ascii="宋体" w:eastAsia="宋体" w:hAnsi="宋体" w:cs="宋体"/>
           <w:noProof/>
-          <w:sz w:val="24"/>
-          <w:szCs w:val="24"/>
         </w:rPr>
         <w:drawing>
-          <wp:inline distT="0" distB="0" distL="0" distR="0" wp14:anchorId="3A24C491" wp14:editId="133B2D13">
-            <wp:extent cx="2799310" cy="1541206"/>
-            <wp:effectExtent l="0" t="0" r="1270" b="1905"/>
-            <wp:docPr id="1067981815" name="图片 1"/>
+          <wp:inline distT="0" distB="0" distL="0" distR="0" wp14:anchorId="5BE2A78A" wp14:editId="21423E83">
+            <wp:extent cx="2163967" cy="1190625"/>
+            <wp:effectExtent l="0" t="0" r="8255" b="0"/>
+            <wp:docPr id="2038035870" name="图片 1"/>
             <wp:cNvGraphicFramePr>
               <a:graphicFrameLocks xmlns:a="http://schemas.openxmlformats.org/drawingml/2006/main" noChangeAspect="1"/>
             </wp:cNvGraphicFramePr>
@@ -1208,7 +1182,265 @@
               <a:graphicData uri="http://schemas.openxmlformats.org/drawingml/2006/picture">
                 <pic:pic xmlns:pic="http://schemas.openxmlformats.org/drawingml/2006/picture">
                   <pic:nvPicPr>
-                    <pic:cNvPr id="0" name="Picture 2"/>
+                    <pic:cNvPr id="0" name="Picture 1"/>
+                    <pic:cNvPicPr>
+                      <a:picLocks noChangeAspect="1" noChangeArrowheads="1"/>
+                    </pic:cNvPicPr>
+                  </pic:nvPicPr>
+                  <pic:blipFill>
+                    <a:blip r:embed="rId7" cstate="print">
+                      <a:extLst>
+                        <a:ext uri="{28A0092B-C50C-407E-A947-70E740481C1C}">
+                          <a14:useLocalDpi xmlns:a14="http://schemas.microsoft.com/office/drawing/2010/main" val="0"/>
+                        </a:ext>
+                      </a:extLst>
+                    </a:blip>
+                    <a:srcRect/>
+                    <a:stretch>
+                      <a:fillRect/>
+                    </a:stretch>
+                  </pic:blipFill>
+                  <pic:spPr bwMode="auto">
+                    <a:xfrm>
+                      <a:off x="0" y="0"/>
+                      <a:ext cx="2172009" cy="1195050"/>
+                    </a:xfrm>
+                    <a:prstGeom prst="rect">
+                      <a:avLst/>
+                    </a:prstGeom>
+                    <a:noFill/>
+                    <a:ln>
+                      <a:noFill/>
+                    </a:ln>
+                  </pic:spPr>
+                </pic:pic>
+              </a:graphicData>
+            </a:graphic>
+          </wp:inline>
+        </w:drawing>
+      </w:r>
+    </w:p>
+    <w:p>
+      <w:pPr>
+        <w:adjustRightInd/>
+        <w:spacing w:after="0"/>
+        <w:rPr>
+          <w:rFonts w:ascii="宋体" w:eastAsia="宋体" w:hAnsi="宋体" w:cs="宋体" w:hint="eastAsia"/>
+          <w:sz w:val="24"/>
+          <w:szCs w:val="24"/>
+        </w:rPr>
+      </w:pPr>
+    </w:p>
+    <w:p>
+      <w:pPr>
+        <w:pStyle w:val="3"/>
+        <w:rPr>
+          <w:rFonts w:hint="eastAsia"/>
+        </w:rPr>
+      </w:pPr>
+      <w:r>
+        <w:rPr>
+          <w:rFonts w:hint="eastAsia"/>
+        </w:rPr>
+        <w:t>一体化</w:t>
+      </w:r>
+      <w:r>
+        <w:rPr>
+          <w:rFonts w:hint="eastAsia"/>
+        </w:rPr>
+        <w:t>的悬停</w:t>
+      </w:r>
+    </w:p>
+    <w:p>
+      <w:pPr>
+        <w:adjustRightInd/>
+        <w:spacing w:after="0"/>
+      </w:pPr>
+      <w:r>
+        <w:rPr>
+          <w:rFonts w:hint="eastAsia"/>
+        </w:rPr>
+        <w:t>常规情况下，</w:t>
+      </w:r>
+      <w:r>
+        <w:rPr>
+          <w:rFonts w:hint="eastAsia"/>
+        </w:rPr>
+        <w:t>悬停只对一个物体的碰撞体有效，</w:t>
+      </w:r>
+    </w:p>
+    <w:p>
+      <w:pPr>
+        <w:adjustRightInd/>
+        <w:spacing w:after="0"/>
+      </w:pPr>
+      <w:r>
+        <w:rPr>
+          <w:rFonts w:hint="eastAsia"/>
+        </w:rPr>
+        <w:t>但如果物体绑定了一体化，则悬停</w:t>
+      </w:r>
+      <w:r>
+        <w:rPr>
+          <w:rFonts w:hint="eastAsia"/>
+        </w:rPr>
+        <w:t>可以</w:t>
+      </w:r>
+      <w:r>
+        <w:rPr>
+          <w:rFonts w:hint="eastAsia"/>
+        </w:rPr>
+        <w:t>对所有相同</w:t>
+      </w:r>
+      <w:r>
+        <w:rPr>
+          <w:rFonts w:hint="eastAsia"/>
+        </w:rPr>
+        <w:t>一体化</w:t>
+      </w:r>
+      <w:r>
+        <w:rPr>
+          <w:rFonts w:hint="eastAsia"/>
+        </w:rPr>
+        <w:t>标签的物体生效。</w:t>
+      </w:r>
+    </w:p>
+    <w:p>
+      <w:pPr>
+        <w:adjustRightInd/>
+        <w:spacing w:after="0"/>
+        <w:jc w:val="center"/>
+      </w:pPr>
+      <w:r>
+        <w:rPr>
+          <w:noProof/>
+        </w:rPr>
+        <w:drawing>
+          <wp:inline distT="0" distB="0" distL="0" distR="0" wp14:anchorId="409D062F" wp14:editId="46767C60">
+            <wp:extent cx="4591050" cy="428625"/>
+            <wp:effectExtent l="0" t="0" r="0" b="9525"/>
+            <wp:docPr id="1537405721" name="图片 5"/>
+            <wp:cNvGraphicFramePr>
+              <a:graphicFrameLocks xmlns:a="http://schemas.openxmlformats.org/drawingml/2006/main" noChangeAspect="1"/>
+            </wp:cNvGraphicFramePr>
+            <a:graphic xmlns:a="http://schemas.openxmlformats.org/drawingml/2006/main">
+              <a:graphicData uri="http://schemas.openxmlformats.org/drawingml/2006/picture">
+                <pic:pic xmlns:pic="http://schemas.openxmlformats.org/drawingml/2006/picture">
+                  <pic:nvPicPr>
+                    <pic:cNvPr id="0" name="Picture 12"/>
+                    <pic:cNvPicPr>
+                      <a:picLocks noChangeAspect="1" noChangeArrowheads="1"/>
+                    </pic:cNvPicPr>
+                  </pic:nvPicPr>
+                  <pic:blipFill>
+                    <a:blip r:embed="rId10">
+                      <a:extLst>
+                        <a:ext uri="{28A0092B-C50C-407E-A947-70E740481C1C}">
+                          <a14:useLocalDpi xmlns:a14="http://schemas.microsoft.com/office/drawing/2010/main" val="0"/>
+                        </a:ext>
+                      </a:extLst>
+                    </a:blip>
+                    <a:srcRect/>
+                    <a:stretch>
+                      <a:fillRect/>
+                    </a:stretch>
+                  </pic:blipFill>
+                  <pic:spPr bwMode="auto">
+                    <a:xfrm>
+                      <a:off x="0" y="0"/>
+                      <a:ext cx="4591050" cy="428625"/>
+                    </a:xfrm>
+                    <a:prstGeom prst="rect">
+                      <a:avLst/>
+                    </a:prstGeom>
+                    <a:noFill/>
+                    <a:ln>
+                      <a:noFill/>
+                    </a:ln>
+                  </pic:spPr>
+                </pic:pic>
+              </a:graphicData>
+            </a:graphic>
+          </wp:inline>
+        </w:drawing>
+      </w:r>
+    </w:p>
+    <w:p>
+      <w:pPr>
+        <w:adjustRightInd/>
+        <w:spacing w:after="0"/>
+        <w:jc w:val="center"/>
+      </w:pPr>
+      <w:r>
+        <w:rPr>
+          <w:noProof/>
+        </w:rPr>
+        <w:drawing>
+          <wp:inline distT="0" distB="0" distL="0" distR="0" wp14:anchorId="60329873" wp14:editId="4D296816">
+            <wp:extent cx="1828800" cy="1509591"/>
+            <wp:effectExtent l="0" t="0" r="0" b="0"/>
+            <wp:docPr id="453464618" name="图片 6"/>
+            <wp:cNvGraphicFramePr>
+              <a:graphicFrameLocks xmlns:a="http://schemas.openxmlformats.org/drawingml/2006/main" noChangeAspect="1"/>
+            </wp:cNvGraphicFramePr>
+            <a:graphic xmlns:a="http://schemas.openxmlformats.org/drawingml/2006/main">
+              <a:graphicData uri="http://schemas.openxmlformats.org/drawingml/2006/picture">
+                <pic:pic xmlns:pic="http://schemas.openxmlformats.org/drawingml/2006/picture">
+                  <pic:nvPicPr>
+                    <pic:cNvPr id="0" name="Picture 14"/>
+                    <pic:cNvPicPr>
+                      <a:picLocks noChangeAspect="1" noChangeArrowheads="1"/>
+                    </pic:cNvPicPr>
+                  </pic:nvPicPr>
+                  <pic:blipFill>
+                    <a:blip r:embed="rId11">
+                      <a:extLst>
+                        <a:ext uri="{28A0092B-C50C-407E-A947-70E740481C1C}">
+                          <a14:useLocalDpi xmlns:a14="http://schemas.microsoft.com/office/drawing/2010/main" val="0"/>
+                        </a:ext>
+                      </a:extLst>
+                    </a:blip>
+                    <a:srcRect/>
+                    <a:stretch>
+                      <a:fillRect/>
+                    </a:stretch>
+                  </pic:blipFill>
+                  <pic:spPr bwMode="auto">
+                    <a:xfrm>
+                      <a:off x="0" y="0"/>
+                      <a:ext cx="1831489" cy="1511810"/>
+                    </a:xfrm>
+                    <a:prstGeom prst="rect">
+                      <a:avLst/>
+                    </a:prstGeom>
+                    <a:noFill/>
+                    <a:ln>
+                      <a:noFill/>
+                    </a:ln>
+                  </pic:spPr>
+                </pic:pic>
+              </a:graphicData>
+            </a:graphic>
+          </wp:inline>
+        </w:drawing>
+      </w:r>
+      <w:r>
+        <w:rPr>
+          <w:noProof/>
+        </w:rPr>
+        <w:drawing>
+          <wp:inline distT="0" distB="0" distL="0" distR="0" wp14:anchorId="070738FE" wp14:editId="5153A288">
+            <wp:extent cx="2734732" cy="1504663"/>
+            <wp:effectExtent l="0" t="0" r="8890" b="635"/>
+            <wp:docPr id="1615523312" name="图片 1"/>
+            <wp:cNvGraphicFramePr>
+              <a:graphicFrameLocks xmlns:a="http://schemas.openxmlformats.org/drawingml/2006/main" noChangeAspect="1"/>
+            </wp:cNvGraphicFramePr>
+            <a:graphic xmlns:a="http://schemas.openxmlformats.org/drawingml/2006/main">
+              <a:graphicData uri="http://schemas.openxmlformats.org/drawingml/2006/picture">
+                <pic:pic xmlns:pic="http://schemas.openxmlformats.org/drawingml/2006/picture">
+                  <pic:nvPicPr>
+                    <pic:cNvPr id="0" name="Picture 1"/>
                     <pic:cNvPicPr>
                       <a:picLocks noChangeAspect="1" noChangeArrowheads="1"/>
                     </pic:cNvPicPr>
@@ -1229,7 +1461,7 @@
                   <pic:spPr bwMode="auto">
                     <a:xfrm>
                       <a:off x="0" y="0"/>
-                      <a:ext cx="2836083" cy="1561452"/>
+                      <a:ext cx="2752368" cy="1514366"/>
                     </a:xfrm>
                     <a:prstGeom prst="rect">
                       <a:avLst/>
@@ -1250,32 +1482,7 @@
       <w:pPr>
         <w:adjustRightInd/>
         <w:spacing w:after="0"/>
-        <w:rPr>
-          <w:rFonts w:ascii="宋体" w:eastAsia="宋体" w:hAnsi="宋体" w:cs="宋体" w:hint="eastAsia"/>
-          <w:sz w:val="24"/>
-          <w:szCs w:val="24"/>
-        </w:rPr>
-      </w:pPr>
-    </w:p>
-    <w:p>
-      <w:pPr>
-        <w:pStyle w:val="3"/>
-        <w:rPr>
-          <w:rFonts w:hint="eastAsia"/>
-        </w:rPr>
-      </w:pPr>
-      <w:r>
-        <w:rPr>
-          <w:rFonts w:hint="eastAsia"/>
-        </w:rPr>
-        <w:t>一体化</w:t>
-      </w:r>
-      <w:r>
-        <w:rPr>
-          <w:rFonts w:hint="eastAsia"/>
-        </w:rPr>
-        <w:t>的悬停</w:t>
-      </w:r>
+      </w:pPr>
     </w:p>
     <w:p>
       <w:pPr>
@@ -1283,57 +1490,214 @@
         <w:spacing w:after="0"/>
       </w:pPr>
       <w:r>
-        <w:rPr>
-          <w:rFonts w:hint="eastAsia"/>
-        </w:rPr>
-        <w:t>常规情况下，</w:t>
-      </w:r>
-      <w:r>
-        <w:rPr>
-          <w:rFonts w:hint="eastAsia"/>
-        </w:rPr>
-        <w:t>悬停只对一个物体的碰撞体有效，</w:t>
-      </w:r>
-    </w:p>
-    <w:p>
-      <w:pPr>
-        <w:adjustRightInd/>
+        <w:br w:type="page"/>
+      </w:r>
+    </w:p>
+    <w:p>
+      <w:pPr>
+        <w:pStyle w:val="3"/>
+        <w:rPr>
+          <w:rFonts w:hint="eastAsia"/>
+        </w:rPr>
+      </w:pPr>
+      <w:bookmarkStart w:id="3" w:name="_触屏的物理按键"/>
+      <w:bookmarkEnd w:id="3"/>
+      <w:r>
+        <w:rPr>
+          <w:rFonts w:hint="eastAsia"/>
+        </w:rPr>
+        <w:lastRenderedPageBreak/>
+        <w:t>响应开关</w:t>
+      </w:r>
+    </w:p>
+    <w:p>
+      <w:r>
+        <w:rPr>
+          <w:rFonts w:hint="eastAsia"/>
+        </w:rPr>
+        <w:t>悬停范围相关的</w:t>
+      </w:r>
+      <w:r>
+        <w:rPr>
+          <w:rFonts w:hint="eastAsia"/>
+        </w:rPr>
+        <w:t>子插件：</w:t>
+      </w:r>
+    </w:p>
+    <w:p>
+      <w:pPr>
         <w:spacing w:after="0"/>
       </w:pPr>
       <w:r>
-        <w:rPr>
-          <w:rFonts w:hint="eastAsia"/>
-        </w:rPr>
-        <w:t>但如果物体绑定了一体化，则悬停</w:t>
-      </w:r>
-      <w:r>
-        <w:rPr>
-          <w:rFonts w:hint="eastAsia"/>
-        </w:rPr>
-        <w:t>可以</w:t>
-      </w:r>
-      <w:r>
-        <w:rPr>
-          <w:rFonts w:hint="eastAsia"/>
-        </w:rPr>
-        <w:t>对所有相同</w:t>
-      </w:r>
-      <w:r>
-        <w:rPr>
-          <w:rFonts w:hint="eastAsia"/>
-        </w:rPr>
-        <w:t>一体化</w:t>
-      </w:r>
-      <w:r>
-        <w:rPr>
-          <w:rFonts w:hint="eastAsia"/>
-        </w:rPr>
-        <w:t>标签的物体生效。</w:t>
-      </w:r>
-    </w:p>
-    <w:p>
-      <w:pPr>
-        <w:adjustRightInd/>
+        <w:tab/>
+      </w:r>
+      <w:r>
+        <w:rPr>
+          <w:rFonts w:hint="eastAsia"/>
+        </w:rPr>
+        <w:t>◆</w:t>
+      </w:r>
+      <w:r>
+        <w:t>Drill_EventMouseHoverSwitch</w:t>
+      </w:r>
+      <w:r>
+        <w:tab/>
+      </w:r>
+      <w:r>
+        <w:tab/>
+      </w:r>
+      <w:r>
+        <w:rPr>
+          <w:rFonts w:hint="eastAsia"/>
+        </w:rPr>
+        <w:t>物体</w:t>
+      </w:r>
+      <w:r>
+        <w:rPr>
+          <w:rFonts w:hint="eastAsia"/>
+        </w:rPr>
+        <w:t xml:space="preserve"> - </w:t>
+      </w:r>
+      <w:r>
+        <w:rPr>
+          <w:rFonts w:hint="eastAsia"/>
+        </w:rPr>
+        <w:t>鼠标悬停响应开关</w:t>
+      </w:r>
+    </w:p>
+    <w:p>
+      <w:pPr>
+        <w:spacing w:before="200" w:after="0"/>
+        <w:rPr>
+          <w:iCs/>
+        </w:rPr>
+      </w:pPr>
+      <w:r>
+        <w:rPr>
+          <w:iCs/>
+        </w:rPr>
+        <w:tab/>
+      </w:r>
+      <w:r>
+        <w:rPr>
+          <w:rFonts w:hint="eastAsia"/>
+          <w:iCs/>
+        </w:rPr>
+        <w:t>鼠标悬停响应开关在悬停会按下，离开会弹起。</w:t>
+      </w:r>
+    </w:p>
+    <w:p>
+      <w:pPr>
+        <w:spacing w:after="0"/>
+      </w:pPr>
+      <w:r>
+        <w:tab/>
+      </w:r>
+      <w:r>
+        <w:rPr>
+          <w:rFonts w:hint="eastAsia"/>
+        </w:rPr>
+        <w:t>并且也能设置</w:t>
+      </w:r>
+      <w:r>
+        <w:rPr>
+          <w:rFonts w:hint="eastAsia"/>
+        </w:rPr>
+        <w:t xml:space="preserve"> </w:t>
+      </w:r>
+      <w:r>
+        <w:rPr>
+          <w:rFonts w:hint="eastAsia"/>
+        </w:rPr>
+        <w:t>悬停</w:t>
+      </w:r>
+      <w:r>
+        <w:rPr>
+          <w:rFonts w:hint="eastAsia"/>
+        </w:rPr>
+        <w:t>+</w:t>
+      </w:r>
+      <w:r>
+        <w:rPr>
+          <w:rFonts w:hint="eastAsia"/>
+        </w:rPr>
+        <w:t>左键按下、悬停</w:t>
+      </w:r>
+      <w:r>
+        <w:rPr>
+          <w:rFonts w:hint="eastAsia"/>
+        </w:rPr>
+        <w:t>+</w:t>
+      </w:r>
+      <w:r>
+        <w:rPr>
+          <w:rFonts w:hint="eastAsia"/>
+        </w:rPr>
+        <w:t>右键按下、悬停</w:t>
+      </w:r>
+      <w:r>
+        <w:rPr>
+          <w:rFonts w:hint="eastAsia"/>
+        </w:rPr>
+        <w:t>+</w:t>
+      </w:r>
+      <w:r>
+        <w:rPr>
+          <w:rFonts w:hint="eastAsia"/>
+        </w:rPr>
+        <w:t>滚轮按下、悬停</w:t>
+      </w:r>
+      <w:r>
+        <w:rPr>
+          <w:rFonts w:hint="eastAsia"/>
+        </w:rPr>
+        <w:t>+</w:t>
+      </w:r>
+      <w:r>
+        <w:rPr>
+          <w:rFonts w:hint="eastAsia"/>
+        </w:rPr>
+        <w:t>滚轮上滚、悬停</w:t>
+      </w:r>
+      <w:r>
+        <w:rPr>
+          <w:rFonts w:hint="eastAsia"/>
+        </w:rPr>
+        <w:t>+</w:t>
+      </w:r>
+      <w:r>
+        <w:rPr>
+          <w:rFonts w:hint="eastAsia"/>
+        </w:rPr>
+        <w:t>滚轮下滚</w:t>
+      </w:r>
+      <w:r>
+        <w:rPr>
+          <w:rFonts w:hint="eastAsia"/>
+        </w:rPr>
+        <w:t xml:space="preserve"> </w:t>
+      </w:r>
+      <w:r>
+        <w:rPr>
+          <w:rFonts w:hint="eastAsia"/>
+        </w:rPr>
+        <w:t>的条件</w:t>
+      </w:r>
+      <w:r>
+        <w:rPr>
+          <w:rFonts w:hint="eastAsia"/>
+        </w:rPr>
+        <w:t>。</w:t>
+      </w:r>
+      <w:r>
+        <w:rPr>
+          <w:rFonts w:hint="eastAsia"/>
+        </w:rPr>
+        <w:t xml:space="preserve"> </w:t>
+      </w:r>
+    </w:p>
+    <w:p>
+      <w:pPr>
         <w:spacing w:after="0"/>
         <w:jc w:val="center"/>
       </w:pPr>
@@ -1342,10 +1706,10 @@
           <w:noProof/>
         </w:rPr>
         <w:drawing>
-          <wp:inline distT="0" distB="0" distL="0" distR="0" wp14:anchorId="016E5D31" wp14:editId="2C9724B2">
-            <wp:extent cx="4828622" cy="449826"/>
-            <wp:effectExtent l="0" t="0" r="0" b="7620"/>
-            <wp:docPr id="224578115" name="图片 2"/>
+          <wp:inline distT="0" distB="0" distL="0" distR="0" wp14:anchorId="1A5A194D" wp14:editId="4126798D">
+            <wp:extent cx="4029075" cy="809625"/>
+            <wp:effectExtent l="0" t="0" r="9525" b="9525"/>
+            <wp:docPr id="1263408121" name="图片 7"/>
             <wp:cNvGraphicFramePr>
               <a:graphicFrameLocks xmlns:a="http://schemas.openxmlformats.org/drawingml/2006/main" noChangeAspect="1"/>
             </wp:cNvGraphicFramePr>
@@ -1353,400 +1717,7 @@
               <a:graphicData uri="http://schemas.openxmlformats.org/drawingml/2006/picture">
                 <pic:pic xmlns:pic="http://schemas.openxmlformats.org/drawingml/2006/picture">
                   <pic:nvPicPr>
-                    <pic:cNvPr id="0" name="Picture 3"/>
-                    <pic:cNvPicPr>
-                      <a:picLocks noChangeAspect="1" noChangeArrowheads="1"/>
-                    </pic:cNvPicPr>
-                  </pic:nvPicPr>
-                  <pic:blipFill>
-                    <a:blip r:embed="rId10">
-                      <a:extLst>
-                        <a:ext uri="{28A0092B-C50C-407E-A947-70E740481C1C}">
-                          <a14:useLocalDpi xmlns:a14="http://schemas.microsoft.com/office/drawing/2010/main" val="0"/>
-                        </a:ext>
-                      </a:extLst>
-                    </a:blip>
-                    <a:srcRect/>
-                    <a:stretch>
-                      <a:fillRect/>
-                    </a:stretch>
-                  </pic:blipFill>
-                  <pic:spPr bwMode="auto">
-                    <a:xfrm>
-                      <a:off x="0" y="0"/>
-                      <a:ext cx="4854077" cy="452197"/>
-                    </a:xfrm>
-                    <a:prstGeom prst="rect">
-                      <a:avLst/>
-                    </a:prstGeom>
-                    <a:noFill/>
-                    <a:ln>
-                      <a:noFill/>
-                    </a:ln>
-                  </pic:spPr>
-                </pic:pic>
-              </a:graphicData>
-            </a:graphic>
-          </wp:inline>
-        </w:drawing>
-      </w:r>
-    </w:p>
-    <w:p>
-      <w:pPr>
-        <w:adjustRightInd/>
-        <w:spacing w:after="0"/>
-        <w:jc w:val="center"/>
-      </w:pPr>
-      <w:r>
-        <w:rPr>
-          <w:noProof/>
-        </w:rPr>
-        <w:drawing>
-          <wp:inline distT="0" distB="0" distL="0" distR="0" wp14:anchorId="68FB023B" wp14:editId="62C08846">
-            <wp:extent cx="1762699" cy="1454879"/>
-            <wp:effectExtent l="0" t="0" r="9525" b="0"/>
-            <wp:docPr id="217538340" name="图片 1"/>
-            <wp:cNvGraphicFramePr>
-              <a:graphicFrameLocks xmlns:a="http://schemas.openxmlformats.org/drawingml/2006/main" noChangeAspect="1"/>
-            </wp:cNvGraphicFramePr>
-            <a:graphic xmlns:a="http://schemas.openxmlformats.org/drawingml/2006/main">
-              <a:graphicData uri="http://schemas.openxmlformats.org/drawingml/2006/picture">
-                <pic:pic xmlns:pic="http://schemas.openxmlformats.org/drawingml/2006/picture">
-                  <pic:nvPicPr>
-                    <pic:cNvPr id="0" name="Picture 1"/>
-                    <pic:cNvPicPr>
-                      <a:picLocks noChangeAspect="1" noChangeArrowheads="1"/>
-                    </pic:cNvPicPr>
-                  </pic:nvPicPr>
-                  <pic:blipFill>
-                    <a:blip r:embed="rId11">
-                      <a:extLst>
-                        <a:ext uri="{28A0092B-C50C-407E-A947-70E740481C1C}">
-                          <a14:useLocalDpi xmlns:a14="http://schemas.microsoft.com/office/drawing/2010/main" val="0"/>
-                        </a:ext>
-                      </a:extLst>
-                    </a:blip>
-                    <a:srcRect/>
-                    <a:stretch>
-                      <a:fillRect/>
-                    </a:stretch>
-                  </pic:blipFill>
-                  <pic:spPr bwMode="auto">
-                    <a:xfrm>
-                      <a:off x="0" y="0"/>
-                      <a:ext cx="1765095" cy="1456856"/>
-                    </a:xfrm>
-                    <a:prstGeom prst="rect">
-                      <a:avLst/>
-                    </a:prstGeom>
-                    <a:noFill/>
-                    <a:ln>
-                      <a:noFill/>
-                    </a:ln>
-                  </pic:spPr>
-                </pic:pic>
-              </a:graphicData>
-            </a:graphic>
-          </wp:inline>
-        </w:drawing>
-      </w:r>
-      <w:r>
-        <w:rPr>
-          <w:rFonts w:ascii="宋体" w:eastAsia="宋体" w:hAnsi="宋体" w:cs="宋体"/>
-          <w:noProof/>
-          <w:sz w:val="24"/>
-          <w:szCs w:val="24"/>
-        </w:rPr>
-        <w:drawing>
-          <wp:inline distT="0" distB="0" distL="0" distR="0" wp14:anchorId="49E7F4C7" wp14:editId="5F24AF8E">
-            <wp:extent cx="2638353" cy="1452588"/>
-            <wp:effectExtent l="0" t="0" r="0" b="0"/>
-            <wp:docPr id="292648709" name="图片 1"/>
-            <wp:cNvGraphicFramePr>
-              <a:graphicFrameLocks xmlns:a="http://schemas.openxmlformats.org/drawingml/2006/main" noChangeAspect="1"/>
-            </wp:cNvGraphicFramePr>
-            <a:graphic xmlns:a="http://schemas.openxmlformats.org/drawingml/2006/main">
-              <a:graphicData uri="http://schemas.openxmlformats.org/drawingml/2006/picture">
-                <pic:pic xmlns:pic="http://schemas.openxmlformats.org/drawingml/2006/picture">
-                  <pic:nvPicPr>
-                    <pic:cNvPr id="0" name="Picture 2"/>
-                    <pic:cNvPicPr>
-                      <a:picLocks noChangeAspect="1" noChangeArrowheads="1"/>
-                    </pic:cNvPicPr>
-                  </pic:nvPicPr>
-                  <pic:blipFill>
-                    <a:blip r:embed="rId7">
-                      <a:extLst>
-                        <a:ext uri="{28A0092B-C50C-407E-A947-70E740481C1C}">
-                          <a14:useLocalDpi xmlns:a14="http://schemas.microsoft.com/office/drawing/2010/main" val="0"/>
-                        </a:ext>
-                      </a:extLst>
-                    </a:blip>
-                    <a:srcRect/>
-                    <a:stretch>
-                      <a:fillRect/>
-                    </a:stretch>
-                  </pic:blipFill>
-                  <pic:spPr bwMode="auto">
-                    <a:xfrm>
-                      <a:off x="0" y="0"/>
-                      <a:ext cx="2682961" cy="1477148"/>
-                    </a:xfrm>
-                    <a:prstGeom prst="rect">
-                      <a:avLst/>
-                    </a:prstGeom>
-                    <a:noFill/>
-                    <a:ln>
-                      <a:noFill/>
-                    </a:ln>
-                  </pic:spPr>
-                </pic:pic>
-              </a:graphicData>
-            </a:graphic>
-          </wp:inline>
-        </w:drawing>
-      </w:r>
-    </w:p>
-    <w:p>
-      <w:pPr>
-        <w:adjustRightInd/>
-        <w:spacing w:after="0"/>
-      </w:pPr>
-    </w:p>
-    <w:p>
-      <w:pPr>
-        <w:adjustRightInd/>
-        <w:spacing w:after="0"/>
-      </w:pPr>
-      <w:r>
-        <w:br w:type="page"/>
-      </w:r>
-    </w:p>
-    <w:p>
-      <w:pPr>
-        <w:pStyle w:val="3"/>
-        <w:rPr>
-          <w:rFonts w:hint="eastAsia"/>
-        </w:rPr>
-      </w:pPr>
-      <w:bookmarkStart w:id="3" w:name="_触屏的物理按键"/>
-      <w:bookmarkEnd w:id="3"/>
-      <w:r>
-        <w:rPr>
-          <w:rFonts w:hint="eastAsia"/>
-        </w:rPr>
-        <w:lastRenderedPageBreak/>
-        <w:t>响应开关</w:t>
-      </w:r>
-    </w:p>
-    <w:p>
-      <w:r>
-        <w:rPr>
-          <w:rFonts w:hint="eastAsia"/>
-        </w:rPr>
-        <w:t>悬停范围相关的</w:t>
-      </w:r>
-      <w:r>
-        <w:rPr>
-          <w:rFonts w:hint="eastAsia"/>
-        </w:rPr>
-        <w:t>子插件：</w:t>
-      </w:r>
-    </w:p>
-    <w:p>
-      <w:pPr>
-        <w:spacing w:after="0"/>
-      </w:pPr>
-      <w:r>
-        <w:tab/>
-      </w:r>
-      <w:r>
-        <w:rPr>
-          <w:rFonts w:hint="eastAsia"/>
-        </w:rPr>
-        <w:t>◆</w:t>
-      </w:r>
-      <w:r>
-        <w:t>Drill_EventMouseHoverSwitch</w:t>
-      </w:r>
-      <w:r>
-        <w:tab/>
-      </w:r>
-      <w:r>
-        <w:tab/>
-      </w:r>
-      <w:r>
-        <w:rPr>
-          <w:rFonts w:hint="eastAsia"/>
-        </w:rPr>
-        <w:t>物体</w:t>
-      </w:r>
-      <w:r>
-        <w:rPr>
-          <w:rFonts w:hint="eastAsia"/>
-        </w:rPr>
-        <w:t xml:space="preserve"> - </w:t>
-      </w:r>
-      <w:r>
-        <w:rPr>
-          <w:rFonts w:hint="eastAsia"/>
-        </w:rPr>
-        <w:t>鼠标悬停响应开关</w:t>
-      </w:r>
-    </w:p>
-    <w:p>
-      <w:pPr>
-        <w:spacing w:before="200" w:after="0"/>
-        <w:rPr>
-          <w:iCs/>
-        </w:rPr>
-      </w:pPr>
-      <w:r>
-        <w:rPr>
-          <w:iCs/>
-        </w:rPr>
-        <w:tab/>
-      </w:r>
-      <w:r>
-        <w:rPr>
-          <w:rFonts w:hint="eastAsia"/>
-          <w:iCs/>
-        </w:rPr>
-        <w:t>鼠标悬停响应开关在悬停会按下，离开会弹起。</w:t>
-      </w:r>
-    </w:p>
-    <w:p>
-      <w:pPr>
-        <w:spacing w:after="0"/>
-      </w:pPr>
-      <w:r>
-        <w:tab/>
-      </w:r>
-      <w:r>
-        <w:rPr>
-          <w:rFonts w:hint="eastAsia"/>
-        </w:rPr>
-        <w:t>并且也能设置</w:t>
-      </w:r>
-      <w:r>
-        <w:rPr>
-          <w:rFonts w:hint="eastAsia"/>
-        </w:rPr>
-        <w:t xml:space="preserve"> </w:t>
-      </w:r>
-      <w:r>
-        <w:rPr>
-          <w:rFonts w:hint="eastAsia"/>
-        </w:rPr>
-        <w:t>悬停</w:t>
-      </w:r>
-      <w:r>
-        <w:rPr>
-          <w:rFonts w:hint="eastAsia"/>
-        </w:rPr>
-        <w:t>+</w:t>
-      </w:r>
-      <w:r>
-        <w:rPr>
-          <w:rFonts w:hint="eastAsia"/>
-        </w:rPr>
-        <w:t>左键按下、悬停</w:t>
-      </w:r>
-      <w:r>
-        <w:rPr>
-          <w:rFonts w:hint="eastAsia"/>
-        </w:rPr>
-        <w:t>+</w:t>
-      </w:r>
-      <w:r>
-        <w:rPr>
-          <w:rFonts w:hint="eastAsia"/>
-        </w:rPr>
-        <w:t>右键按下、悬停</w:t>
-      </w:r>
-      <w:r>
-        <w:rPr>
-          <w:rFonts w:hint="eastAsia"/>
-        </w:rPr>
-        <w:t>+</w:t>
-      </w:r>
-      <w:r>
-        <w:rPr>
-          <w:rFonts w:hint="eastAsia"/>
-        </w:rPr>
-        <w:t>滚轮按下、悬停</w:t>
-      </w:r>
-      <w:r>
-        <w:rPr>
-          <w:rFonts w:hint="eastAsia"/>
-        </w:rPr>
-        <w:t>+</w:t>
-      </w:r>
-      <w:r>
-        <w:rPr>
-          <w:rFonts w:hint="eastAsia"/>
-        </w:rPr>
-        <w:t>滚轮上滚、悬停</w:t>
-      </w:r>
-      <w:r>
-        <w:rPr>
-          <w:rFonts w:hint="eastAsia"/>
-        </w:rPr>
-        <w:t>+</w:t>
-      </w:r>
-      <w:r>
-        <w:rPr>
-          <w:rFonts w:hint="eastAsia"/>
-        </w:rPr>
-        <w:t>滚轮下滚</w:t>
-      </w:r>
-      <w:r>
-        <w:rPr>
-          <w:rFonts w:hint="eastAsia"/>
-        </w:rPr>
-        <w:t xml:space="preserve"> </w:t>
-      </w:r>
-      <w:r>
-        <w:rPr>
-          <w:rFonts w:hint="eastAsia"/>
-        </w:rPr>
-        <w:t>的条件</w:t>
-      </w:r>
-      <w:r>
-        <w:rPr>
-          <w:rFonts w:hint="eastAsia"/>
-        </w:rPr>
-        <w:t>。</w:t>
-      </w:r>
-      <w:r>
-        <w:rPr>
-          <w:rFonts w:hint="eastAsia"/>
-        </w:rPr>
-        <w:t xml:space="preserve"> </w:t>
-      </w:r>
-    </w:p>
-    <w:p>
-      <w:pPr>
-        <w:spacing w:after="0"/>
-        <w:jc w:val="center"/>
-      </w:pPr>
-      <w:r>
-        <w:rPr>
-          <w:noProof/>
-        </w:rPr>
-        <w:drawing>
-          <wp:inline distT="0" distB="0" distL="0" distR="0" wp14:anchorId="21CB6677" wp14:editId="1326AD1D">
-            <wp:extent cx="4474895" cy="901326"/>
-            <wp:effectExtent l="0" t="0" r="1905" b="0"/>
-            <wp:docPr id="32" name="图片 32" descr="F:\rpg mv箱\聚集开关（三消）\方法.png"/>
-            <wp:cNvGraphicFramePr>
-              <a:graphicFrameLocks xmlns:a="http://schemas.openxmlformats.org/drawingml/2006/main" noChangeAspect="1"/>
-            </wp:cNvGraphicFramePr>
-            <a:graphic xmlns:a="http://schemas.openxmlformats.org/drawingml/2006/main">
-              <a:graphicData uri="http://schemas.openxmlformats.org/drawingml/2006/picture">
-                <pic:pic xmlns:pic="http://schemas.openxmlformats.org/drawingml/2006/picture">
-                  <pic:nvPicPr>
-                    <pic:cNvPr id="0" name="Picture 1" descr="F:\rpg mv箱\聚集开关（三消）\方法.png"/>
+                    <pic:cNvPr id="0" name="Picture 16"/>
                     <pic:cNvPicPr>
                       <a:picLocks noChangeAspect="1" noChangeArrowheads="1"/>
                     </pic:cNvPicPr>
@@ -1767,7 +1738,7 @@
                   <pic:spPr bwMode="auto">
                     <a:xfrm>
                       <a:off x="0" y="0"/>
-                      <a:ext cx="4567123" cy="919902"/>
+                      <a:ext cx="4029075" cy="809625"/>
                     </a:xfrm>
                     <a:prstGeom prst="rect">
                       <a:avLst/>
